--- a/report/实验报告.docx
+++ b/report/实验报告.docx
@@ -418,7 +418,239 @@
         <w:t>目录</w:t>
       </w:r>
     </w:p>
-    <w:fldSimple w:instr="TOC \o &quot;1-2&quot; \h \z \u"/>
+    <w:p>
+      <w:pPr>
+        <w:spacing w:after="200"/>
+      </w:pPr>
+      <w:r>
+        <w:t>本目录为确定性静态目录，避免不同 Word 版本未更新域时出现空白。</w:t>
+      </w:r>
+    </w:p>
+    <w:p>
+      <w:pPr>
+        <w:pStyle w:val="TOCEntry"/>
+        <w:spacing w:after="120"/>
+        <w:ind w:left="259"/>
+      </w:pPr>
+      <w:r>
+        <w:rPr>
+          <w:rFonts w:ascii="Arial Unicode MS" w:hAnsi="Arial Unicode MS" w:eastAsia="Arial Unicode MS"/>
+          <w:b/>
+          <w:color w:val="1F4D78"/>
+          <w:sz w:val="22"/>
+        </w:rPr>
+        <w:t>摘要</w:t>
+      </w:r>
+      <w:r>
+        <w:rPr>
+          <w:rFonts w:ascii="Arial Unicode MS" w:hAnsi="Arial Unicode MS" w:eastAsia="Arial Unicode MS"/>
+          <w:b w:val="0"/>
+          <w:color w:val="666666"/>
+          <w:sz w:val="19"/>
+        </w:rPr>
+        <w:t xml:space="preserve">    报告工作概述</w:t>
+      </w:r>
+    </w:p>
+    <w:p>
+      <w:pPr>
+        <w:pStyle w:val="TOCEntry"/>
+        <w:spacing w:after="120"/>
+        <w:ind w:left="259"/>
+      </w:pPr>
+      <w:r>
+        <w:rPr>
+          <w:rFonts w:ascii="Arial Unicode MS" w:hAnsi="Arial Unicode MS" w:eastAsia="Arial Unicode MS"/>
+          <w:b/>
+          <w:color w:val="1F4D78"/>
+          <w:sz w:val="22"/>
+        </w:rPr>
+        <w:t>1. 设计任务要求</w:t>
+      </w:r>
+      <w:r>
+        <w:rPr>
+          <w:rFonts w:ascii="Arial Unicode MS" w:hAnsi="Arial Unicode MS" w:eastAsia="Arial Unicode MS"/>
+          <w:b w:val="0"/>
+          <w:color w:val="666666"/>
+          <w:sz w:val="19"/>
+        </w:rPr>
+        <w:t xml:space="preserve">    实验目标与功能边界</w:t>
+      </w:r>
+    </w:p>
+    <w:p>
+      <w:pPr>
+        <w:pStyle w:val="TOCEntry"/>
+        <w:spacing w:after="120"/>
+        <w:ind w:left="259"/>
+      </w:pPr>
+      <w:r>
+        <w:rPr>
+          <w:rFonts w:ascii="Arial Unicode MS" w:hAnsi="Arial Unicode MS" w:eastAsia="Arial Unicode MS"/>
+          <w:b/>
+          <w:color w:val="1F4D78"/>
+          <w:sz w:val="22"/>
+        </w:rPr>
+        <w:t>2. 代码分析</w:t>
+      </w:r>
+      <w:r>
+        <w:rPr>
+          <w:rFonts w:ascii="Arial Unicode MS" w:hAnsi="Arial Unicode MS" w:eastAsia="Arial Unicode MS"/>
+          <w:b w:val="0"/>
+          <w:color w:val="666666"/>
+          <w:sz w:val="19"/>
+        </w:rPr>
+        <w:t xml:space="preserve">    模块、数据结构与核心代码</w:t>
+      </w:r>
+    </w:p>
+    <w:p>
+      <w:pPr>
+        <w:pStyle w:val="TOCEntry"/>
+        <w:spacing w:after="120"/>
+        <w:ind w:left="259"/>
+      </w:pPr>
+      <w:r>
+        <w:rPr>
+          <w:rFonts w:ascii="Arial Unicode MS" w:hAnsi="Arial Unicode MS" w:eastAsia="Arial Unicode MS"/>
+          <w:b/>
+          <w:color w:val="1F4D78"/>
+          <w:sz w:val="22"/>
+        </w:rPr>
+        <w:t>3. 设计方案</w:t>
+      </w:r>
+      <w:r>
+        <w:rPr>
+          <w:rFonts w:ascii="Arial Unicode MS" w:hAnsi="Arial Unicode MS" w:eastAsia="Arial Unicode MS"/>
+          <w:b w:val="0"/>
+          <w:color w:val="666666"/>
+          <w:sz w:val="19"/>
+        </w:rPr>
+        <w:t xml:space="preserve">    算法与资源生命周期设计</w:t>
+      </w:r>
+    </w:p>
+    <w:p>
+      <w:pPr>
+        <w:pStyle w:val="TOCEntry"/>
+        <w:spacing w:after="120"/>
+        <w:ind w:left="259"/>
+      </w:pPr>
+      <w:r>
+        <w:rPr>
+          <w:rFonts w:ascii="Arial Unicode MS" w:hAnsi="Arial Unicode MS" w:eastAsia="Arial Unicode MS"/>
+          <w:b/>
+          <w:color w:val="1F4D78"/>
+          <w:sz w:val="22"/>
+        </w:rPr>
+        <w:t>4. 实现说明</w:t>
+      </w:r>
+      <w:r>
+        <w:rPr>
+          <w:rFonts w:ascii="Arial Unicode MS" w:hAnsi="Arial Unicode MS" w:eastAsia="Arial Unicode MS"/>
+          <w:b w:val="0"/>
+          <w:color w:val="666666"/>
+          <w:sz w:val="19"/>
+        </w:rPr>
+        <w:t xml:space="preserve">    修改范围与实现理由</w:t>
+      </w:r>
+    </w:p>
+    <w:p>
+      <w:pPr>
+        <w:pStyle w:val="TOCEntry"/>
+        <w:spacing w:after="120"/>
+        <w:ind w:left="259"/>
+      </w:pPr>
+      <w:r>
+        <w:rPr>
+          <w:rFonts w:ascii="Arial Unicode MS" w:hAnsi="Arial Unicode MS" w:eastAsia="Arial Unicode MS"/>
+          <w:b/>
+          <w:color w:val="1F4D78"/>
+          <w:sz w:val="22"/>
+        </w:rPr>
+        <w:t>5. 测试与结果</w:t>
+      </w:r>
+      <w:r>
+        <w:rPr>
+          <w:rFonts w:ascii="Arial Unicode MS" w:hAnsi="Arial Unicode MS" w:eastAsia="Arial Unicode MS"/>
+          <w:b w:val="0"/>
+          <w:color w:val="666666"/>
+          <w:sz w:val="19"/>
+        </w:rPr>
+        <w:t xml:space="preserve">    测试命令、结果与限制</w:t>
+      </w:r>
+    </w:p>
+    <w:p>
+      <w:pPr>
+        <w:pStyle w:val="TOCEntry"/>
+        <w:spacing w:after="120"/>
+        <w:ind w:left="259"/>
+      </w:pPr>
+      <w:r>
+        <w:rPr>
+          <w:rFonts w:ascii="Arial Unicode MS" w:hAnsi="Arial Unicode MS" w:eastAsia="Arial Unicode MS"/>
+          <w:b/>
+          <w:color w:val="1F4D78"/>
+          <w:sz w:val="22"/>
+        </w:rPr>
+        <w:t>6. 调试与问题分析</w:t>
+      </w:r>
+      <w:r>
+        <w:rPr>
+          <w:rFonts w:ascii="Arial Unicode MS" w:hAnsi="Arial Unicode MS" w:eastAsia="Arial Unicode MS"/>
+          <w:b w:val="0"/>
+          <w:color w:val="666666"/>
+          <w:sz w:val="19"/>
+        </w:rPr>
+        <w:t xml:space="preserve">    风险、问题与改进建议</w:t>
+      </w:r>
+    </w:p>
+    <w:p>
+      <w:pPr>
+        <w:pStyle w:val="TOCEntry"/>
+        <w:spacing w:after="120"/>
+        <w:ind w:left="259"/>
+      </w:pPr>
+      <w:r>
+        <w:rPr>
+          <w:rFonts w:ascii="Arial Unicode MS" w:hAnsi="Arial Unicode MS" w:eastAsia="Arial Unicode MS"/>
+          <w:b/>
+          <w:color w:val="1F4D78"/>
+          <w:sz w:val="22"/>
+        </w:rPr>
+        <w:t>7. 结论与展望</w:t>
+      </w:r>
+      <w:r>
+        <w:rPr>
+          <w:rFonts w:ascii="Arial Unicode MS" w:hAnsi="Arial Unicode MS" w:eastAsia="Arial Unicode MS"/>
+          <w:b w:val="0"/>
+          <w:color w:val="666666"/>
+          <w:sz w:val="19"/>
+        </w:rPr>
+        <w:t xml:space="preserve">    工作总结与后续计划</w:t>
+      </w:r>
+    </w:p>
+    <w:p>
+      <w:pPr>
+        <w:pStyle w:val="TOCEntry"/>
+        <w:spacing w:after="120"/>
+        <w:ind w:left="259"/>
+      </w:pPr>
+      <w:r>
+        <w:rPr>
+          <w:rFonts w:ascii="Arial Unicode MS" w:hAnsi="Arial Unicode MS" w:eastAsia="Arial Unicode MS"/>
+          <w:b/>
+          <w:color w:val="1F4D78"/>
+          <w:sz w:val="22"/>
+        </w:rPr>
+        <w:t>参考文献</w:t>
+      </w:r>
+      <w:r>
+        <w:rPr>
+          <w:rFonts w:ascii="Arial Unicode MS" w:hAnsi="Arial Unicode MS" w:eastAsia="Arial Unicode MS"/>
+          <w:b w:val="0"/>
+          <w:color w:val="666666"/>
+          <w:sz w:val="19"/>
+        </w:rPr>
+        <w:t xml:space="preserve">    课程资料与 xv6 文档</w:t>
+      </w:r>
+    </w:p>
     <w:p>
       <w:r>
         <w:br w:type="page"/>
@@ -679,7 +911,7 @@
     </w:tbl>
     <w:p>
       <w:r>
-        <w:t>关键代码摘录（用于定位实现，行号以分支版本为准）：</w:t>
+        <w:t>关键代码摘录（按完整函数边界提取，行号以对应远端分支为准）：</w:t>
       </w:r>
     </w:p>
     <w:p>
@@ -687,7 +919,12 @@
         <w:pStyle w:val="Heading3"/>
       </w:pPr>
       <w:r>
-        <w:t>kernel/kalloc.c</w:t>
+        <w:t>fork 建立写时复制映射（kernel/vm.c::uvmcopy）</w:t>
+      </w:r>
+    </w:p>
+    <w:p>
+      <w:r>
+        <w:t>展示清除写位、设置 PTE_COW、共享物理页和递增引用计数。</w:t>
       </w:r>
     </w:p>
     <w:p>
@@ -695,29 +932,63 @@
         <w:pStyle w:val="Code"/>
       </w:pPr>
       <w:r>
-        <w:t>1: // Physical memory allocator, for user processes,</w:t>
+        <w:t>296: int</w:t>
         <w:br/>
-        <w:t>2: // kernel stacks, page-table pages,</w:t>
+        <w:t>297: uvmcopy(pagetable_t old, pagetable_t new, uint64 sz)</w:t>
         <w:br/>
-        <w:t>3: // and pipe buffers. Allocates whole 4096-byte pages.</w:t>
+        <w:t>298: {</w:t>
         <w:br/>
-        <w:t xml:space="preserve">4: </w:t>
+        <w:t>299:   pte_t *pte;</w:t>
         <w:br/>
-        <w:t>5: #include "types.h"</w:t>
+        <w:t>300:   uint64 pa, i;</w:t>
         <w:br/>
-        <w:t>6: #include "param.h"</w:t>
+        <w:t>301:   uint flags;</w:t>
         <w:br/>
-        <w:t>7: #include "memlayout.h"</w:t>
+        <w:t xml:space="preserve">302: </w:t>
         <w:br/>
-        <w:t>8: #include "spinlock.h"</w:t>
+        <w:t>303:   for(i = 0; i &lt; sz; i += PGSIZE){</w:t>
         <w:br/>
-        <w:t>9: #include "riscv.h"</w:t>
+        <w:t>304:     if((pte = walk(old, i, 0)) == 0)</w:t>
         <w:br/>
-        <w:t>10: #include "defs.h"</w:t>
+        <w:t>305:       continue;   // page table entry hasn't been allocated</w:t>
         <w:br/>
-        <w:t xml:space="preserve">11: </w:t>
+        <w:t>306:     if((*pte &amp; PTE_V) == 0)</w:t>
         <w:br/>
-        <w:t>12: #define NPAGE ((PHYSTOP - KERNBASE) / PGSIZE)</w:t>
+        <w:t>307:       continue;   // physical page hasn't been allocated</w:t>
+        <w:br/>
+        <w:t>308:     pa = PTE2PA(*pte);</w:t>
+        <w:br/>
+        <w:t>309:     if(*pte &amp; PTE_W)</w:t>
+        <w:br/>
+        <w:t>310:     {</w:t>
+        <w:br/>
+        <w:t>311:       *pte ^= PTE_W;</w:t>
+        <w:br/>
+        <w:t>312:       *pte |= PTE_COW;</w:t>
+        <w:br/>
+        <w:t>313:     }</w:t>
+        <w:br/>
+        <w:t>314:     flags = PTE_FLAGS(*pte);</w:t>
+        <w:br/>
+        <w:t>315:     if(mappages(new, i, PGSIZE, pa, flags) != 0)</w:t>
+        <w:br/>
+        <w:t>316:         goto err;</w:t>
+        <w:br/>
+        <w:t>317:     krefinc((void *)pa);</w:t>
+        <w:br/>
+        <w:t>318:   }</w:t>
+        <w:br/>
+        <w:t>319:   return 0;</w:t>
+        <w:br/>
+        <w:t xml:space="preserve">320: </w:t>
+        <w:br/>
+        <w:t>321:  err:</w:t>
+        <w:br/>
+        <w:t>322:   uvmunmap(new, 0, i / PGSIZE, 1);</w:t>
+        <w:br/>
+        <w:t>323:   return -1;</w:t>
+        <w:br/>
+        <w:t>324: }</w:t>
       </w:r>
     </w:p>
     <w:p>
@@ -725,7 +996,12 @@
         <w:pStyle w:val="Heading3"/>
       </w:pPr>
       <w:r>
-        <w:t>kernel/vm.c</w:t>
+        <w:t>写缺页生成私有副本（kernel/vm.c::vmfault）</w:t>
+      </w:r>
+    </w:p>
+    <w:p>
+      <w:r>
+        <w:t>展示 COW 页识别、内容复制、PTE 更新和旧页引用释放。</w:t>
       </w:r>
     </w:p>
     <w:p>
@@ -733,29 +1009,81 @@
         <w:pStyle w:val="Code"/>
       </w:pPr>
       <w:r>
-        <w:t>1: #include "param.h"</w:t>
+        <w:t>467: uint64</w:t>
         <w:br/>
-        <w:t>2: #include "types.h"</w:t>
+        <w:t>468: vmfault(pagetable_t pagetable, uint64 va, int read)</w:t>
         <w:br/>
-        <w:t>3: #include "memlayout.h"</w:t>
+        <w:t>469: {</w:t>
         <w:br/>
-        <w:t>4: #include "elf.h"</w:t>
+        <w:t>470:   uint64 mem,flags,oldpa;</w:t>
         <w:br/>
-        <w:t>5: #include "riscv.h"</w:t>
+        <w:t>471:   struct proc *p = myproc();</w:t>
         <w:br/>
-        <w:t>6: #include "defs.h"</w:t>
+        <w:t xml:space="preserve">472: </w:t>
         <w:br/>
-        <w:t>7: #include "spinlock.h"</w:t>
+        <w:t>473:   if (va &gt;= p-&gt;sz)</w:t>
         <w:br/>
-        <w:t>8: #include "proc.h"</w:t>
+        <w:t>474:     return 0;</w:t>
         <w:br/>
-        <w:t>9: #include "fs.h"</w:t>
+        <w:t>475:   va = PGROUNDDOWN(va);</w:t>
         <w:br/>
-        <w:t xml:space="preserve">10: </w:t>
+        <w:t>476:   if(ismapped(pagetable, va)) {</w:t>
         <w:br/>
-        <w:t>11: /*</w:t>
+        <w:t>477:     pte_t *pte = walk(pagetable, va, 0);</w:t>
         <w:br/>
-        <w:t>12:  * the kernel's page table.</w:t>
+        <w:t>478:     if((*pte &amp; PTE_COW) &amp;&amp; !read)</w:t>
+        <w:br/>
+        <w:t>479:     {</w:t>
+        <w:br/>
+        <w:t>480:       oldpa = PTE2PA(*pte);</w:t>
+        <w:br/>
+        <w:t>481:       mem = (uint64) kalloc();</w:t>
+        <w:br/>
+        <w:t>482:       if(mem == 0) return 0;</w:t>
+        <w:br/>
+        <w:t xml:space="preserve">483: </w:t>
+        <w:br/>
+        <w:t>484:       memmove((void *)mem, (char*) oldpa, PGSIZE);</w:t>
+        <w:br/>
+        <w:t xml:space="preserve">485: </w:t>
+        <w:br/>
+        <w:t>486:       flags = PTE_FLAGS(*pte);</w:t>
+        <w:br/>
+        <w:t>487:       flags = (flags | PTE_W) &amp; ~PTE_COW;</w:t>
+        <w:br/>
+        <w:t>488:       *pte = PA2PTE(mem) | flags;</w:t>
+        <w:br/>
+        <w:t>489:       kfree((void*)oldpa);</w:t>
+        <w:br/>
+        <w:t xml:space="preserve">490: </w:t>
+        <w:br/>
+        <w:t>491:       return mem;</w:t>
+        <w:br/>
+        <w:t>492:     }</w:t>
+        <w:br/>
+        <w:t>493:     return 0;</w:t>
+        <w:br/>
+        <w:t>494:   }</w:t>
+        <w:br/>
+        <w:t>495:   mem = (uint64) kalloc();</w:t>
+        <w:br/>
+        <w:t>496:   if(mem == 0)</w:t>
+        <w:br/>
+        <w:t>497:     return 0;</w:t>
+        <w:br/>
+        <w:t>498:   memset((void *) mem, 0, PGSIZE);</w:t>
+        <w:br/>
+        <w:t>499:   if (mappages(p-&gt;pagetable, va, PGSIZE, mem, PTE_W|PTE_U|PTE_R) != 0) {</w:t>
+        <w:br/>
+        <w:t>500:     kfree((void *)mem);</w:t>
+        <w:br/>
+        <w:t>501:     return 0;</w:t>
+        <w:br/>
+        <w:t>502:   }</w:t>
+        <w:br/>
+        <w:t>503:   return mem;</w:t>
+        <w:br/>
+        <w:t>504: }</w:t>
       </w:r>
     </w:p>
     <w:p>
@@ -13193,6 +13521,9 @@
       <w:ind w:left="259"/>
     </w:pPr>
   </w:style>
+  <w:style w:type="paragraph" w:customStyle="1" w:styleId="TOCEntry">
+    <w:name w:val="TOC Entry"/>
+  </w:style>
 </w:styles>
 </file>
 

--- a/report/实验报告.docx
+++ b/report/实验报告.docx
@@ -418,7 +418,239 @@
         <w:t>目录</w:t>
       </w:r>
     </w:p>
-    <w:fldSimple w:instr="TOC \o &quot;1-2&quot; \h \z \u"/>
+    <w:p>
+      <w:pPr>
+        <w:spacing w:after="200"/>
+      </w:pPr>
+      <w:r>
+        <w:t>本目录为确定性静态目录，避免不同 Word 版本未更新域时出现空白。</w:t>
+      </w:r>
+    </w:p>
+    <w:p>
+      <w:pPr>
+        <w:pStyle w:val="TOCEntry"/>
+        <w:spacing w:after="120"/>
+        <w:ind w:left="259"/>
+      </w:pPr>
+      <w:r>
+        <w:rPr>
+          <w:rFonts w:ascii="Arial Unicode MS" w:hAnsi="Arial Unicode MS" w:eastAsia="Arial Unicode MS"/>
+          <w:b/>
+          <w:color w:val="1F4D78"/>
+          <w:sz w:val="22"/>
+        </w:rPr>
+        <w:t>摘要</w:t>
+      </w:r>
+      <w:r>
+        <w:rPr>
+          <w:rFonts w:ascii="Arial Unicode MS" w:hAnsi="Arial Unicode MS" w:eastAsia="Arial Unicode MS"/>
+          <w:b w:val="0"/>
+          <w:color w:val="666666"/>
+          <w:sz w:val="19"/>
+        </w:rPr>
+        <w:t xml:space="preserve">    报告工作概述</w:t>
+      </w:r>
+    </w:p>
+    <w:p>
+      <w:pPr>
+        <w:pStyle w:val="TOCEntry"/>
+        <w:spacing w:after="120"/>
+        <w:ind w:left="259"/>
+      </w:pPr>
+      <w:r>
+        <w:rPr>
+          <w:rFonts w:ascii="Arial Unicode MS" w:hAnsi="Arial Unicode MS" w:eastAsia="Arial Unicode MS"/>
+          <w:b/>
+          <w:color w:val="1F4D78"/>
+          <w:sz w:val="22"/>
+        </w:rPr>
+        <w:t>1. 设计任务要求</w:t>
+      </w:r>
+      <w:r>
+        <w:rPr>
+          <w:rFonts w:ascii="Arial Unicode MS" w:hAnsi="Arial Unicode MS" w:eastAsia="Arial Unicode MS"/>
+          <w:b w:val="0"/>
+          <w:color w:val="666666"/>
+          <w:sz w:val="19"/>
+        </w:rPr>
+        <w:t xml:space="preserve">    实验目标与功能边界</w:t>
+      </w:r>
+    </w:p>
+    <w:p>
+      <w:pPr>
+        <w:pStyle w:val="TOCEntry"/>
+        <w:spacing w:after="120"/>
+        <w:ind w:left="259"/>
+      </w:pPr>
+      <w:r>
+        <w:rPr>
+          <w:rFonts w:ascii="Arial Unicode MS" w:hAnsi="Arial Unicode MS" w:eastAsia="Arial Unicode MS"/>
+          <w:b/>
+          <w:color w:val="1F4D78"/>
+          <w:sz w:val="22"/>
+        </w:rPr>
+        <w:t>2. 代码分析</w:t>
+      </w:r>
+      <w:r>
+        <w:rPr>
+          <w:rFonts w:ascii="Arial Unicode MS" w:hAnsi="Arial Unicode MS" w:eastAsia="Arial Unicode MS"/>
+          <w:b w:val="0"/>
+          <w:color w:val="666666"/>
+          <w:sz w:val="19"/>
+        </w:rPr>
+        <w:t xml:space="preserve">    模块、数据结构与核心代码</w:t>
+      </w:r>
+    </w:p>
+    <w:p>
+      <w:pPr>
+        <w:pStyle w:val="TOCEntry"/>
+        <w:spacing w:after="120"/>
+        <w:ind w:left="259"/>
+      </w:pPr>
+      <w:r>
+        <w:rPr>
+          <w:rFonts w:ascii="Arial Unicode MS" w:hAnsi="Arial Unicode MS" w:eastAsia="Arial Unicode MS"/>
+          <w:b/>
+          <w:color w:val="1F4D78"/>
+          <w:sz w:val="22"/>
+        </w:rPr>
+        <w:t>3. 设计方案</w:t>
+      </w:r>
+      <w:r>
+        <w:rPr>
+          <w:rFonts w:ascii="Arial Unicode MS" w:hAnsi="Arial Unicode MS" w:eastAsia="Arial Unicode MS"/>
+          <w:b w:val="0"/>
+          <w:color w:val="666666"/>
+          <w:sz w:val="19"/>
+        </w:rPr>
+        <w:t xml:space="preserve">    算法与资源生命周期设计</w:t>
+      </w:r>
+    </w:p>
+    <w:p>
+      <w:pPr>
+        <w:pStyle w:val="TOCEntry"/>
+        <w:spacing w:after="120"/>
+        <w:ind w:left="259"/>
+      </w:pPr>
+      <w:r>
+        <w:rPr>
+          <w:rFonts w:ascii="Arial Unicode MS" w:hAnsi="Arial Unicode MS" w:eastAsia="Arial Unicode MS"/>
+          <w:b/>
+          <w:color w:val="1F4D78"/>
+          <w:sz w:val="22"/>
+        </w:rPr>
+        <w:t>4. 实现说明</w:t>
+      </w:r>
+      <w:r>
+        <w:rPr>
+          <w:rFonts w:ascii="Arial Unicode MS" w:hAnsi="Arial Unicode MS" w:eastAsia="Arial Unicode MS"/>
+          <w:b w:val="0"/>
+          <w:color w:val="666666"/>
+          <w:sz w:val="19"/>
+        </w:rPr>
+        <w:t xml:space="preserve">    修改范围与实现理由</w:t>
+      </w:r>
+    </w:p>
+    <w:p>
+      <w:pPr>
+        <w:pStyle w:val="TOCEntry"/>
+        <w:spacing w:after="120"/>
+        <w:ind w:left="259"/>
+      </w:pPr>
+      <w:r>
+        <w:rPr>
+          <w:rFonts w:ascii="Arial Unicode MS" w:hAnsi="Arial Unicode MS" w:eastAsia="Arial Unicode MS"/>
+          <w:b/>
+          <w:color w:val="1F4D78"/>
+          <w:sz w:val="22"/>
+        </w:rPr>
+        <w:t>5. 测试与结果</w:t>
+      </w:r>
+      <w:r>
+        <w:rPr>
+          <w:rFonts w:ascii="Arial Unicode MS" w:hAnsi="Arial Unicode MS" w:eastAsia="Arial Unicode MS"/>
+          <w:b w:val="0"/>
+          <w:color w:val="666666"/>
+          <w:sz w:val="19"/>
+        </w:rPr>
+        <w:t xml:space="preserve">    测试命令、结果与限制</w:t>
+      </w:r>
+    </w:p>
+    <w:p>
+      <w:pPr>
+        <w:pStyle w:val="TOCEntry"/>
+        <w:spacing w:after="120"/>
+        <w:ind w:left="259"/>
+      </w:pPr>
+      <w:r>
+        <w:rPr>
+          <w:rFonts w:ascii="Arial Unicode MS" w:hAnsi="Arial Unicode MS" w:eastAsia="Arial Unicode MS"/>
+          <w:b/>
+          <w:color w:val="1F4D78"/>
+          <w:sz w:val="22"/>
+        </w:rPr>
+        <w:t>6. 调试与问题分析</w:t>
+      </w:r>
+      <w:r>
+        <w:rPr>
+          <w:rFonts w:ascii="Arial Unicode MS" w:hAnsi="Arial Unicode MS" w:eastAsia="Arial Unicode MS"/>
+          <w:b w:val="0"/>
+          <w:color w:val="666666"/>
+          <w:sz w:val="19"/>
+        </w:rPr>
+        <w:t xml:space="preserve">    风险、问题与改进建议</w:t>
+      </w:r>
+    </w:p>
+    <w:p>
+      <w:pPr>
+        <w:pStyle w:val="TOCEntry"/>
+        <w:spacing w:after="120"/>
+        <w:ind w:left="259"/>
+      </w:pPr>
+      <w:r>
+        <w:rPr>
+          <w:rFonts w:ascii="Arial Unicode MS" w:hAnsi="Arial Unicode MS" w:eastAsia="Arial Unicode MS"/>
+          <w:b/>
+          <w:color w:val="1F4D78"/>
+          <w:sz w:val="22"/>
+        </w:rPr>
+        <w:t>7. 结论与展望</w:t>
+      </w:r>
+      <w:r>
+        <w:rPr>
+          <w:rFonts w:ascii="Arial Unicode MS" w:hAnsi="Arial Unicode MS" w:eastAsia="Arial Unicode MS"/>
+          <w:b w:val="0"/>
+          <w:color w:val="666666"/>
+          <w:sz w:val="19"/>
+        </w:rPr>
+        <w:t xml:space="preserve">    工作总结与后续计划</w:t>
+      </w:r>
+    </w:p>
+    <w:p>
+      <w:pPr>
+        <w:pStyle w:val="TOCEntry"/>
+        <w:spacing w:after="120"/>
+        <w:ind w:left="259"/>
+      </w:pPr>
+      <w:r>
+        <w:rPr>
+          <w:rFonts w:ascii="Arial Unicode MS" w:hAnsi="Arial Unicode MS" w:eastAsia="Arial Unicode MS"/>
+          <w:b/>
+          <w:color w:val="1F4D78"/>
+          <w:sz w:val="22"/>
+        </w:rPr>
+        <w:t>参考文献</w:t>
+      </w:r>
+      <w:r>
+        <w:rPr>
+          <w:rFonts w:ascii="Arial Unicode MS" w:hAnsi="Arial Unicode MS" w:eastAsia="Arial Unicode MS"/>
+          <w:b w:val="0"/>
+          <w:color w:val="666666"/>
+          <w:sz w:val="19"/>
+        </w:rPr>
+        <w:t xml:space="preserve">    课程资料与 xv6 文档</w:t>
+      </w:r>
+    </w:p>
     <w:p>
       <w:r>
         <w:br w:type="page"/>
@@ -679,7 +911,7 @@
     </w:tbl>
     <w:p>
       <w:r>
-        <w:t>关键代码摘录（用于定位实现，行号以分支版本为准）：</w:t>
+        <w:t>关键代码摘录（按完整函数边界提取，行号以对应远端分支为准）：</w:t>
       </w:r>
     </w:p>
     <w:p>
@@ -687,7 +919,12 @@
         <w:pStyle w:val="Heading3"/>
       </w:pPr>
       <w:r>
-        <w:t>kernel/syscall.c</w:t>
+        <w:t>系统调用统一拦截入口（kernel/syscall.c::syscall）</w:t>
+      </w:r>
+    </w:p>
+    <w:p>
+      <w:r>
+        <w:t>展示系统调用号解析、路径参数读取、掩码检查和例外放行。</w:t>
       </w:r>
     </w:p>
     <w:p>
@@ -695,29 +932,65 @@
         <w:pStyle w:val="Code"/>
       </w:pPr>
       <w:r>
-        <w:t>1: #include "types.h"</w:t>
+        <w:t>133: void</w:t>
         <w:br/>
-        <w:t>2: #include "param.h"</w:t>
+        <w:t>134: syscall(void)</w:t>
         <w:br/>
-        <w:t>3: #include "memlayout.h"</w:t>
+        <w:t>135: {</w:t>
         <w:br/>
-        <w:t>4: #include "riscv.h"</w:t>
+        <w:t>136:   int num;</w:t>
         <w:br/>
-        <w:t>5: #include "spinlock.h"</w:t>
+        <w:t>137:   struct proc *p = myproc();</w:t>
         <w:br/>
-        <w:t>6: #include "proc.h"</w:t>
+        <w:t>138:   char buf[MAXPATH];</w:t>
         <w:br/>
-        <w:t>7: #include "syscall.h"</w:t>
+        <w:t>139:   num = p-&gt;trapframe-&gt;a7;</w:t>
         <w:br/>
-        <w:t>8: #include "defs.h"</w:t>
+        <w:t>140:   if(num &gt; 0 &amp;&amp; num &lt; NELEM(syscalls) &amp;&amp; syscalls[num]) {</w:t>
         <w:br/>
-        <w:t xml:space="preserve">9: </w:t>
+        <w:t>141:     // Use num to lookup the system call function for num, call it,</w:t>
         <w:br/>
-        <w:t>10: // Fetch the uint64 at addr from the current process.</w:t>
+        <w:t>142:     // and store its return value in p-&gt;trapframe-&gt;a0</w:t>
         <w:br/>
-        <w:t>11: int</w:t>
+        <w:t>143:     if(num == SYS_exec || num == SYS_open)</w:t>
         <w:br/>
-        <w:t>12: fetchaddr(uint64 addr, uint64 *ip)</w:t>
+        <w:t>144:     {</w:t>
+        <w:br/>
+        <w:t>145:         int res = argstr(0, buf, MAXPATH);</w:t>
+        <w:br/>
+        <w:t>146:         if(res &lt; 0)</w:t>
+        <w:br/>
+        <w:t>147:         {</w:t>
+        <w:br/>
+        <w:t>148:             p-&gt;trapframe-&gt;a0 = -1;</w:t>
+        <w:br/>
+        <w:t>149:             return ;</w:t>
+        <w:br/>
+        <w:t>150:         }</w:t>
+        <w:br/>
+        <w:t>151:     }</w:t>
+        <w:br/>
+        <w:t xml:space="preserve">152:     if(((1U &lt;&lt; num) &amp; p-&gt;interpose_mask) == 0 || </w:t>
+        <w:br/>
+        <w:t xml:space="preserve">153:         ((num == SYS_exec || num == SYS_open) &amp;&amp; strncmp(p-&gt;interpose_path, buf, MAXPATH) == 0)) </w:t>
+        <w:br/>
+        <w:t>154:         p-&gt;trapframe-&gt;a0 = syscalls[num]();</w:t>
+        <w:br/>
+        <w:t xml:space="preserve">155:     else </w:t>
+        <w:br/>
+        <w:t>156:         p-&gt;trapframe-&gt;a0 = -1;</w:t>
+        <w:br/>
+        <w:t>157:   } else {</w:t>
+        <w:br/>
+        <w:t>158:     printf("%d %s: unknown sys call %d\n",</w:t>
+        <w:br/>
+        <w:t>159:             p-&gt;pid, p-&gt;name, num);</w:t>
+        <w:br/>
+        <w:t>160:     p-&gt;trapframe-&gt;a0 = -1;</w:t>
+        <w:br/>
+        <w:t>161:   }</w:t>
+        <w:br/>
+        <w:t>162: }</w:t>
       </w:r>
     </w:p>
     <w:p>
@@ -725,7 +998,12 @@
         <w:pStyle w:val="Heading3"/>
       </w:pPr>
       <w:r>
-        <w:t>kernel/sysproc.c</w:t>
+        <w:t>interpose 系统调用实现（kernel/sysproc.c::sys_interpose）</w:t>
+      </w:r>
+    </w:p>
+    <w:p>
+      <w:r>
+        <w:t>展示用户参数读取以及进程级拦截状态更新。</w:t>
       </w:r>
     </w:p>
     <w:p>
@@ -733,29 +1011,27 @@
         <w:pStyle w:val="Code"/>
       </w:pPr>
       <w:r>
-        <w:t>1: #include "types.h"</w:t>
+        <w:t>109: uint64 sys_interpose(void)</w:t>
         <w:br/>
-        <w:t>2: #include "riscv.h"</w:t>
+        <w:t>110: {</w:t>
         <w:br/>
-        <w:t>3: #include "defs.h"</w:t>
+        <w:t>111:     int mask;</w:t>
         <w:br/>
-        <w:t>4: #include "param.h"</w:t>
+        <w:t>112:     char path[MAXPATH];</w:t>
         <w:br/>
-        <w:t>5: #include "memlayout.h"</w:t>
+        <w:t>113:     argint(0, &amp;mask);</w:t>
         <w:br/>
-        <w:t>6: #include "spinlock.h"</w:t>
+        <w:t>114:     if(argstr(1, path, MAXPATH) &lt; 0)</w:t>
         <w:br/>
-        <w:t>7: #include "proc.h"</w:t>
+        <w:t>115:         return -1;</w:t>
         <w:br/>
-        <w:t>8: #include "vm.h"</w:t>
+        <w:t>116:     myproc()-&gt;interpose_mask = mask;</w:t>
         <w:br/>
-        <w:t xml:space="preserve">9: </w:t>
+        <w:t>117:     safestrcpy(myproc()-&gt;interpose_path, path, sizeof path);</w:t>
         <w:br/>
-        <w:t>10: uint64</w:t>
+        <w:t>118:     return 0;</w:t>
         <w:br/>
-        <w:t>11: sys_exit(void)</w:t>
-        <w:br/>
-        <w:t>12: {</w:t>
+        <w:t>119: }</w:t>
       </w:r>
     </w:p>
     <w:p>
@@ -13187,6 +13463,9 @@
       <w:spacing w:before="60" w:after="120"/>
       <w:ind w:left="259"/>
     </w:pPr>
+  </w:style>
+  <w:style w:type="paragraph" w:customStyle="1" w:styleId="TOCEntry">
+    <w:name w:val="TOC Entry"/>
   </w:style>
 </w:styles>
 </file>

--- a/report/实验报告.docx
+++ b/report/实验报告.docx
@@ -418,7 +418,239 @@
         <w:t>目录</w:t>
       </w:r>
     </w:p>
-    <w:fldSimple w:instr="TOC \o &quot;1-2&quot; \h \z \u"/>
+    <w:p>
+      <w:pPr>
+        <w:spacing w:after="200"/>
+      </w:pPr>
+      <w:r>
+        <w:t>本目录为确定性静态目录，避免不同 Word 版本未更新域时出现空白。</w:t>
+      </w:r>
+    </w:p>
+    <w:p>
+      <w:pPr>
+        <w:pStyle w:val="TOCEntry"/>
+        <w:spacing w:after="120"/>
+        <w:ind w:left="259"/>
+      </w:pPr>
+      <w:r>
+        <w:rPr>
+          <w:rFonts w:ascii="Arial Unicode MS" w:hAnsi="Arial Unicode MS" w:eastAsia="Arial Unicode MS"/>
+          <w:b/>
+          <w:color w:val="1F4D78"/>
+          <w:sz w:val="22"/>
+        </w:rPr>
+        <w:t>摘要</w:t>
+      </w:r>
+      <w:r>
+        <w:rPr>
+          <w:rFonts w:ascii="Arial Unicode MS" w:hAnsi="Arial Unicode MS" w:eastAsia="Arial Unicode MS"/>
+          <w:b w:val="0"/>
+          <w:color w:val="666666"/>
+          <w:sz w:val="19"/>
+        </w:rPr>
+        <w:t xml:space="preserve">    报告工作概述</w:t>
+      </w:r>
+    </w:p>
+    <w:p>
+      <w:pPr>
+        <w:pStyle w:val="TOCEntry"/>
+        <w:spacing w:after="120"/>
+        <w:ind w:left="259"/>
+      </w:pPr>
+      <w:r>
+        <w:rPr>
+          <w:rFonts w:ascii="Arial Unicode MS" w:hAnsi="Arial Unicode MS" w:eastAsia="Arial Unicode MS"/>
+          <w:b/>
+          <w:color w:val="1F4D78"/>
+          <w:sz w:val="22"/>
+        </w:rPr>
+        <w:t>1. 设计任务要求</w:t>
+      </w:r>
+      <w:r>
+        <w:rPr>
+          <w:rFonts w:ascii="Arial Unicode MS" w:hAnsi="Arial Unicode MS" w:eastAsia="Arial Unicode MS"/>
+          <w:b w:val="0"/>
+          <w:color w:val="666666"/>
+          <w:sz w:val="19"/>
+        </w:rPr>
+        <w:t xml:space="preserve">    实验目标与功能边界</w:t>
+      </w:r>
+    </w:p>
+    <w:p>
+      <w:pPr>
+        <w:pStyle w:val="TOCEntry"/>
+        <w:spacing w:after="120"/>
+        <w:ind w:left="259"/>
+      </w:pPr>
+      <w:r>
+        <w:rPr>
+          <w:rFonts w:ascii="Arial Unicode MS" w:hAnsi="Arial Unicode MS" w:eastAsia="Arial Unicode MS"/>
+          <w:b/>
+          <w:color w:val="1F4D78"/>
+          <w:sz w:val="22"/>
+        </w:rPr>
+        <w:t>2. 代码分析</w:t>
+      </w:r>
+      <w:r>
+        <w:rPr>
+          <w:rFonts w:ascii="Arial Unicode MS" w:hAnsi="Arial Unicode MS" w:eastAsia="Arial Unicode MS"/>
+          <w:b w:val="0"/>
+          <w:color w:val="666666"/>
+          <w:sz w:val="19"/>
+        </w:rPr>
+        <w:t xml:space="preserve">    模块、数据结构与核心代码</w:t>
+      </w:r>
+    </w:p>
+    <w:p>
+      <w:pPr>
+        <w:pStyle w:val="TOCEntry"/>
+        <w:spacing w:after="120"/>
+        <w:ind w:left="259"/>
+      </w:pPr>
+      <w:r>
+        <w:rPr>
+          <w:rFonts w:ascii="Arial Unicode MS" w:hAnsi="Arial Unicode MS" w:eastAsia="Arial Unicode MS"/>
+          <w:b/>
+          <w:color w:val="1F4D78"/>
+          <w:sz w:val="22"/>
+        </w:rPr>
+        <w:t>3. 设计方案</w:t>
+      </w:r>
+      <w:r>
+        <w:rPr>
+          <w:rFonts w:ascii="Arial Unicode MS" w:hAnsi="Arial Unicode MS" w:eastAsia="Arial Unicode MS"/>
+          <w:b w:val="0"/>
+          <w:color w:val="666666"/>
+          <w:sz w:val="19"/>
+        </w:rPr>
+        <w:t xml:space="preserve">    算法与资源生命周期设计</w:t>
+      </w:r>
+    </w:p>
+    <w:p>
+      <w:pPr>
+        <w:pStyle w:val="TOCEntry"/>
+        <w:spacing w:after="120"/>
+        <w:ind w:left="259"/>
+      </w:pPr>
+      <w:r>
+        <w:rPr>
+          <w:rFonts w:ascii="Arial Unicode MS" w:hAnsi="Arial Unicode MS" w:eastAsia="Arial Unicode MS"/>
+          <w:b/>
+          <w:color w:val="1F4D78"/>
+          <w:sz w:val="22"/>
+        </w:rPr>
+        <w:t>4. 实现说明</w:t>
+      </w:r>
+      <w:r>
+        <w:rPr>
+          <w:rFonts w:ascii="Arial Unicode MS" w:hAnsi="Arial Unicode MS" w:eastAsia="Arial Unicode MS"/>
+          <w:b w:val="0"/>
+          <w:color w:val="666666"/>
+          <w:sz w:val="19"/>
+        </w:rPr>
+        <w:t xml:space="preserve">    修改范围与实现理由</w:t>
+      </w:r>
+    </w:p>
+    <w:p>
+      <w:pPr>
+        <w:pStyle w:val="TOCEntry"/>
+        <w:spacing w:after="120"/>
+        <w:ind w:left="259"/>
+      </w:pPr>
+      <w:r>
+        <w:rPr>
+          <w:rFonts w:ascii="Arial Unicode MS" w:hAnsi="Arial Unicode MS" w:eastAsia="Arial Unicode MS"/>
+          <w:b/>
+          <w:color w:val="1F4D78"/>
+          <w:sz w:val="22"/>
+        </w:rPr>
+        <w:t>5. 测试与结果</w:t>
+      </w:r>
+      <w:r>
+        <w:rPr>
+          <w:rFonts w:ascii="Arial Unicode MS" w:hAnsi="Arial Unicode MS" w:eastAsia="Arial Unicode MS"/>
+          <w:b w:val="0"/>
+          <w:color w:val="666666"/>
+          <w:sz w:val="19"/>
+        </w:rPr>
+        <w:t xml:space="preserve">    测试命令、结果与限制</w:t>
+      </w:r>
+    </w:p>
+    <w:p>
+      <w:pPr>
+        <w:pStyle w:val="TOCEntry"/>
+        <w:spacing w:after="120"/>
+        <w:ind w:left="259"/>
+      </w:pPr>
+      <w:r>
+        <w:rPr>
+          <w:rFonts w:ascii="Arial Unicode MS" w:hAnsi="Arial Unicode MS" w:eastAsia="Arial Unicode MS"/>
+          <w:b/>
+          <w:color w:val="1F4D78"/>
+          <w:sz w:val="22"/>
+        </w:rPr>
+        <w:t>6. 调试与问题分析</w:t>
+      </w:r>
+      <w:r>
+        <w:rPr>
+          <w:rFonts w:ascii="Arial Unicode MS" w:hAnsi="Arial Unicode MS" w:eastAsia="Arial Unicode MS"/>
+          <w:b w:val="0"/>
+          <w:color w:val="666666"/>
+          <w:sz w:val="19"/>
+        </w:rPr>
+        <w:t xml:space="preserve">    风险、问题与改进建议</w:t>
+      </w:r>
+    </w:p>
+    <w:p>
+      <w:pPr>
+        <w:pStyle w:val="TOCEntry"/>
+        <w:spacing w:after="120"/>
+        <w:ind w:left="259"/>
+      </w:pPr>
+      <w:r>
+        <w:rPr>
+          <w:rFonts w:ascii="Arial Unicode MS" w:hAnsi="Arial Unicode MS" w:eastAsia="Arial Unicode MS"/>
+          <w:b/>
+          <w:color w:val="1F4D78"/>
+          <w:sz w:val="22"/>
+        </w:rPr>
+        <w:t>7. 结论与展望</w:t>
+      </w:r>
+      <w:r>
+        <w:rPr>
+          <w:rFonts w:ascii="Arial Unicode MS" w:hAnsi="Arial Unicode MS" w:eastAsia="Arial Unicode MS"/>
+          <w:b w:val="0"/>
+          <w:color w:val="666666"/>
+          <w:sz w:val="19"/>
+        </w:rPr>
+        <w:t xml:space="preserve">    工作总结与后续计划</w:t>
+      </w:r>
+    </w:p>
+    <w:p>
+      <w:pPr>
+        <w:pStyle w:val="TOCEntry"/>
+        <w:spacing w:after="120"/>
+        <w:ind w:left="259"/>
+      </w:pPr>
+      <w:r>
+        <w:rPr>
+          <w:rFonts w:ascii="Arial Unicode MS" w:hAnsi="Arial Unicode MS" w:eastAsia="Arial Unicode MS"/>
+          <w:b/>
+          <w:color w:val="1F4D78"/>
+          <w:sz w:val="22"/>
+        </w:rPr>
+        <w:t>参考文献</w:t>
+      </w:r>
+      <w:r>
+        <w:rPr>
+          <w:rFonts w:ascii="Arial Unicode MS" w:hAnsi="Arial Unicode MS" w:eastAsia="Arial Unicode MS"/>
+          <w:b w:val="0"/>
+          <w:color w:val="666666"/>
+          <w:sz w:val="19"/>
+        </w:rPr>
+        <w:t xml:space="preserve">    课程资料与 xv6 文档</w:t>
+      </w:r>
+    </w:p>
     <w:p>
       <w:r>
         <w:br w:type="page"/>
@@ -679,7 +911,7 @@
     </w:tbl>
     <w:p>
       <w:r>
-        <w:t>关键代码摘录（用于定位实现，行号以分支版本为准）：</w:t>
+        <w:t>关键代码摘录（按完整函数边界提取，行号以对应远端分支为准）：</w:t>
       </w:r>
     </w:p>
     <w:p>
@@ -687,7 +919,12 @@
         <w:pStyle w:val="Heading3"/>
       </w:pPr>
       <w:r>
-        <w:t>kernel/sysfile.c</w:t>
+        <w:t>VMA 创建与地址区间选择（kernel/sysfile.c::sys_mmap）</w:t>
+      </w:r>
+    </w:p>
+    <w:p>
+      <w:r>
+        <w:t>展示参数校验、空闲 VMA 查找、映射区选址和文件引用持有。</w:t>
       </w:r>
     </w:p>
     <w:p>
@@ -695,29 +932,127 @@
         <w:pStyle w:val="Code"/>
       </w:pPr>
       <w:r>
-        <w:t>1: //</w:t>
+        <w:t>508: uint64</w:t>
         <w:br/>
-        <w:t>2: // File-system system calls.</w:t>
+        <w:t>509: sys_mmap(void)</w:t>
         <w:br/>
-        <w:t>3: // Mostly argument checking, since we don't trust</w:t>
+        <w:t>510: {</w:t>
         <w:br/>
-        <w:t>4: // user code, and calls into file.c and fs.c.</w:t>
+        <w:t>511:   uint64 addr, length, offset;</w:t>
         <w:br/>
-        <w:t>5: //</w:t>
+        <w:t>512:   uint64 top, maplen;</w:t>
         <w:br/>
-        <w:t xml:space="preserve">6: </w:t>
+        <w:t>513:   int prot, flags;</w:t>
         <w:br/>
-        <w:t>7: #include "types.h"</w:t>
+        <w:t>514:   int i, slot;</w:t>
         <w:br/>
-        <w:t>8: #include "memlayout.h"</w:t>
+        <w:t>515:   struct file *f;</w:t>
         <w:br/>
-        <w:t>9: #include "riscv.h"</w:t>
+        <w:t>516:   struct proc *p;</w:t>
         <w:br/>
-        <w:t>10: #include "defs.h"</w:t>
+        <w:t>517:   struct vma *vma;</w:t>
         <w:br/>
-        <w:t>11: #include "param.h"</w:t>
+        <w:t xml:space="preserve">518: </w:t>
         <w:br/>
-        <w:t>12: #include "stat.h"</w:t>
+        <w:t>519:   argaddr(0, &amp;addr);</w:t>
+        <w:br/>
+        <w:t>520:   argaddr(1, &amp;length);</w:t>
+        <w:br/>
+        <w:t>521:   argint(2, &amp;prot);</w:t>
+        <w:br/>
+        <w:t>522:   argint(3, &amp;flags);</w:t>
+        <w:br/>
+        <w:t>523:   if(argfd(4, 0, &amp;f) &lt; 0)</w:t>
+        <w:br/>
+        <w:t>524:     return -1;</w:t>
+        <w:br/>
+        <w:t>525:   argaddr(5, &amp;offset);</w:t>
+        <w:br/>
+        <w:t xml:space="preserve">526: </w:t>
+        <w:br/>
+        <w:t>527:   if(addr != 0 || length == 0 || offset != 0)</w:t>
+        <w:br/>
+        <w:t>528:     return -1;</w:t>
+        <w:br/>
+        <w:t>529:   if(f-&gt;type != FD_INODE)</w:t>
+        <w:br/>
+        <w:t>530:     return -1;</w:t>
+        <w:br/>
+        <w:t>531:   if(flags != MAP_SHARED &amp;&amp; flags != MAP_PRIVATE)</w:t>
+        <w:br/>
+        <w:t>532:     return -1;</w:t>
+        <w:br/>
+        <w:t>533:   if(prot &amp; ~(PROT_READ | PROT_WRITE | PROT_EXEC))</w:t>
+        <w:br/>
+        <w:t>534:     return -1;</w:t>
+        <w:br/>
+        <w:t>535:   if((flags &amp; MAP_SHARED) &amp;&amp; (prot &amp; PROT_WRITE) &amp;&amp; !f-&gt;writable)</w:t>
+        <w:br/>
+        <w:t>536:     return -1;</w:t>
+        <w:br/>
+        <w:t xml:space="preserve">537: </w:t>
+        <w:br/>
+        <w:t>538:   maplen = PGROUNDUP(length);</w:t>
+        <w:br/>
+        <w:t>539:   if(maplen &lt; length)</w:t>
+        <w:br/>
+        <w:t>540:     return -1;</w:t>
+        <w:br/>
+        <w:t xml:space="preserve">541: </w:t>
+        <w:br/>
+        <w:t>542:   p = myproc();</w:t>
+        <w:br/>
+        <w:t>543:   for(i = 0; i &lt; NVMA; ++i)</w:t>
+        <w:br/>
+        <w:t>544:     if(p-&gt;vmas[i].valid == 0)</w:t>
+        <w:br/>
+        <w:t>545:       break;</w:t>
+        <w:br/>
+        <w:t>546:   if(i == NVMA)</w:t>
+        <w:br/>
+        <w:t>547:     return -1;</w:t>
+        <w:br/>
+        <w:t>548:   slot = i;</w:t>
+        <w:br/>
+        <w:t xml:space="preserve">549: </w:t>
+        <w:br/>
+        <w:t>550:   top = TRAPFRAME;</w:t>
+        <w:br/>
+        <w:t>551:   for(i = 0; i &lt; NVMA; ++i)</w:t>
+        <w:br/>
+        <w:t>552:     if(p-&gt;vmas[i].valid &amp;&amp; p-&gt;vmas[i].addr &lt; top)</w:t>
+        <w:br/>
+        <w:t>553:       top = p-&gt;vmas[i].addr;</w:t>
+        <w:br/>
+        <w:t>554:   if(top &lt; maplen || top - maplen &lt; PGROUNDUP(p-&gt;sz))</w:t>
+        <w:br/>
+        <w:t>555:     return -1;</w:t>
+        <w:br/>
+        <w:t xml:space="preserve">556: </w:t>
+        <w:br/>
+        <w:t>557:   addr = top - maplen;</w:t>
+        <w:br/>
+        <w:t>558:   vma = &amp;p-&gt;vmas[slot];</w:t>
+        <w:br/>
+        <w:t>559:   vma-&gt;addr = addr;</w:t>
+        <w:br/>
+        <w:t>560:   vma-&gt;length = length;</w:t>
+        <w:br/>
+        <w:t>561:   vma-&gt;offset = offset;</w:t>
+        <w:br/>
+        <w:t>562:   vma-&gt;file = filedup(f);</w:t>
+        <w:br/>
+        <w:t>563:   vma-&gt;prot = prot;</w:t>
+        <w:br/>
+        <w:t>564:   vma-&gt;valid = 1;</w:t>
+        <w:br/>
+        <w:t>565:   vma-&gt;flags = flags;</w:t>
+        <w:br/>
+        <w:t xml:space="preserve">566: </w:t>
+        <w:br/>
+        <w:t>567:   return addr;</w:t>
+        <w:br/>
+        <w:t>568: }</w:t>
       </w:r>
     </w:p>
     <w:p>
@@ -725,7 +1060,12 @@
         <w:pStyle w:val="Heading3"/>
       </w:pPr>
       <w:r>
-        <w:t>kernel/vm.c</w:t>
+        <w:t>文件映射惰性缺页加载（kernel/vm.c::vmfault）</w:t>
+      </w:r>
+    </w:p>
+    <w:p>
+      <w:r>
+        <w:t>展示 VMA 定位、权限检查、文件内容读取和 PTE 权限构造。</w:t>
       </w:r>
     </w:p>
     <w:p>
@@ -733,29 +1073,320 @@
         <w:pStyle w:val="Code"/>
       </w:pPr>
       <w:r>
-        <w:t>1: #include "param.h"</w:t>
+        <w:t>455: uint64</w:t>
         <w:br/>
-        <w:t>2: #include "types.h"</w:t>
+        <w:t>456: vmfault(pagetable_t pagetable, uint64 va, int read)</w:t>
         <w:br/>
-        <w:t>3: #include "memlayout.h"</w:t>
+        <w:t>457: {</w:t>
         <w:br/>
-        <w:t>4: #include "elf.h"</w:t>
+        <w:t>458:   uint64 mem;</w:t>
         <w:br/>
-        <w:t>5: #include "riscv.h"</w:t>
+        <w:t>459:   struct proc *p = myproc();</w:t>
         <w:br/>
-        <w:t>6: #include "defs.h"</w:t>
+        <w:t>460:   struct vma *vma;</w:t>
         <w:br/>
-        <w:t>7: #include "spinlock.h"</w:t>
+        <w:t xml:space="preserve">461: </w:t>
         <w:br/>
-        <w:t>8: #include "proc.h"</w:t>
+        <w:t>462:   if (va &gt;= p-&gt;sz)</w:t>
         <w:br/>
-        <w:t>9: #include "fs.h"</w:t>
+        <w:t>463:   {</w:t>
         <w:br/>
-        <w:t>10: #include "fcntl.h"</w:t>
+        <w:t>464:     int i = 0;</w:t>
         <w:br/>
-        <w:t>11: #include "sleeplock.h"</w:t>
+        <w:t>465:     for(i = 0; i &lt; NVMA; ++i)</w:t>
         <w:br/>
-        <w:t>12: #include "file.h"</w:t>
+        <w:t>466:       if(p-&gt;vmas[i].valid &amp;&amp; p-&gt;vmas[i].addr &lt;= va &amp;&amp;</w:t>
+        <w:br/>
+        <w:t>467:          va &lt; p-&gt;vmas[i].addr + PGROUNDUP(p-&gt;vmas[i].length))</w:t>
+        <w:br/>
+        <w:t>468:         break;</w:t>
+        <w:br/>
+        <w:t>469:     if(i == NVMA) return 0;</w:t>
+        <w:br/>
+        <w:t>470:     vma = &amp;p-&gt;vmas[i];</w:t>
+        <w:br/>
+        <w:t>471:     if(read &amp;&amp; !(vma-&gt;prot &amp; PROT_READ)) return 0;</w:t>
+        <w:br/>
+        <w:t>472:     if(!read &amp;&amp; !(vma-&gt;prot &amp; PROT_WRITE)) return 0;</w:t>
+        <w:br/>
+        <w:t xml:space="preserve">473: </w:t>
+        <w:br/>
+        <w:t>474:     va = PGROUNDDOWN(va);</w:t>
+        <w:br/>
+        <w:t>475:     if(ismapped(pagetable, va))</w:t>
+        <w:br/>
+        <w:t>476:       return 0;</w:t>
+        <w:br/>
+        <w:t>477:     mem = (uint64) kalloc();</w:t>
+        <w:br/>
+        <w:t>478:     if(mem == 0) return 0;</w:t>
+        <w:br/>
+        <w:t>479:     memset((void *)mem, 0, PGSIZE);</w:t>
+        <w:br/>
+        <w:t xml:space="preserve">480: </w:t>
+        <w:br/>
+        <w:t>481:     uint64 pageoff = va - vma-&gt;addr;          // va 已经 PGROUNDDOWN</w:t>
+        <w:br/>
+        <w:t>482:     uint64 fileoff = vma-&gt;offset + pageoff;</w:t>
+        <w:br/>
+        <w:t>483:     uint nread = PGSIZE;</w:t>
+        <w:br/>
+        <w:t xml:space="preserve">484: </w:t>
+        <w:br/>
+        <w:t>485:     if(vma-&gt;length - pageoff &lt; PGSIZE)</w:t>
+        <w:br/>
+        <w:t>486:       nread = vma-&gt;length - pageoff;</w:t>
+        <w:br/>
+        <w:t xml:space="preserve">487: </w:t>
+        <w:br/>
+        <w:t>488:     ilock(vma-&gt;file-&gt;ip);</w:t>
+        <w:br/>
+        <w:t>489:     int n = readi(vma-&gt;file-&gt;ip, 0, mem, fileoff, nread);</w:t>
+        <w:br/>
+        <w:t>490:     iunlock(vma-&gt;file-&gt;ip);</w:t>
+        <w:br/>
+        <w:t xml:space="preserve">491: </w:t>
+        <w:br/>
+        <w:t>492:     if(n &lt; 0) {</w:t>
+        <w:br/>
+        <w:t>493:       kfree((void *)mem);</w:t>
+        <w:br/>
+        <w:t>494:       return 0;</w:t>
+        <w:br/>
+        <w:t>495:     }</w:t>
+        <w:br/>
+        <w:t xml:space="preserve">496: </w:t>
+        <w:br/>
+        <w:t>497:     uint64 flags = PTE_U;</w:t>
+        <w:br/>
+        <w:t>498:     if(vma-&gt;prot &amp; PROT_READ) flags |= PTE_R;</w:t>
+        <w:br/>
+        <w:t>499:     if(vma-&gt;prot &amp; PROT_WRITE) flags |= PTE_W | PTE_R;</w:t>
+        <w:br/>
+        <w:t>500:     if (mappages(pagetable, va, PGSIZE, mem, flags) != 0)</w:t>
+        <w:br/>
+        <w:t>501:     {</w:t>
+        <w:br/>
+        <w:t>502:       kfree((void *)mem);</w:t>
+        <w:br/>
+        <w:t>503:       return 0;</w:t>
+        <w:br/>
+        <w:t>504:     }</w:t>
+        <w:br/>
+        <w:t>505:     return mem;</w:t>
+        <w:br/>
+        <w:t>506:   }</w:t>
+        <w:br/>
+        <w:t>507:   va = PGROUNDDOWN(va);</w:t>
+        <w:br/>
+        <w:t>508:   if(ismapped(pagetable, va)) {</w:t>
+        <w:br/>
+        <w:t>509:     return 0;</w:t>
+        <w:br/>
+        <w:t>510:   }</w:t>
+        <w:br/>
+        <w:t>511:   mem = (uint64) kalloc();</w:t>
+        <w:br/>
+        <w:t>512:   if(mem == 0)</w:t>
+        <w:br/>
+        <w:t>513:     return 0;</w:t>
+        <w:br/>
+        <w:t>514:   memset((void *) mem, 0, PGSIZE);</w:t>
+        <w:br/>
+        <w:t>515:   if (mappages(p-&gt;pagetable, va, PGSIZE, mem, PTE_W|PTE_U|PTE_R) != 0) {</w:t>
+        <w:br/>
+        <w:t>516:     kfree((void *)mem);</w:t>
+        <w:br/>
+        <w:t>517:     return 0;</w:t>
+        <w:br/>
+        <w:t>518:   }</w:t>
+        <w:br/>
+        <w:t>519:   return mem;</w:t>
+        <w:br/>
+        <w:t>520: }</w:t>
+      </w:r>
+    </w:p>
+    <w:p>
+      <w:pPr>
+        <w:pStyle w:val="Heading3"/>
+      </w:pPr>
+      <w:r>
+        <w:t>共享映射回写与解除映射（kernel/sysfile.c::munmap_vma）</w:t>
+      </w:r>
+    </w:p>
+    <w:p>
+      <w:r>
+        <w:t>展示 MAP_SHARED 回写、物理页释放和 VMA 首尾收缩。</w:t>
+      </w:r>
+    </w:p>
+    <w:p>
+      <w:pPr>
+        <w:pStyle w:val="Code"/>
+      </w:pPr>
+      <w:r>
+        <w:t>570: int</w:t>
+        <w:br/>
+        <w:t>571: munmap_vma(struct proc *p, struct vma *vma, uint64 addr, uint64 length)</w:t>
+        <w:br/>
+        <w:t>572: {</w:t>
+        <w:br/>
+        <w:t>573:   uint64 va, maplen, vma_end, unmap_end;</w:t>
+        <w:br/>
+        <w:t>574:   pte_t *pte;</w:t>
+        <w:br/>
+        <w:t>575:   int entire;</w:t>
+        <w:br/>
+        <w:t xml:space="preserve">576: </w:t>
+        <w:br/>
+        <w:t>577:   maplen = PGROUNDUP(length);</w:t>
+        <w:br/>
+        <w:t>578:   if(length == 0 || maplen &lt; length || addr % PGSIZE)</w:t>
+        <w:br/>
+        <w:t>579:     return -1;</w:t>
+        <w:br/>
+        <w:t>580:   if(addr + maplen &lt; addr || vma == 0 || !vma-&gt;valid)</w:t>
+        <w:br/>
+        <w:t>581:     return -1;</w:t>
+        <w:br/>
+        <w:t xml:space="preserve">582: </w:t>
+        <w:br/>
+        <w:t>583:   vma_end = vma-&gt;addr + PGROUNDUP(vma-&gt;length);</w:t>
+        <w:br/>
+        <w:t>584:   unmap_end = addr + maplen;</w:t>
+        <w:br/>
+        <w:t>585:   if(addr &lt; vma-&gt;addr || unmap_end &gt; vma_end)</w:t>
+        <w:br/>
+        <w:t>586:     return -1;</w:t>
+        <w:br/>
+        <w:t>587:   if(addr != vma-&gt;addr &amp;&amp; unmap_end != vma_end)</w:t>
+        <w:br/>
+        <w:t>588:     return -1;</w:t>
+        <w:br/>
+        <w:t>589:   entire = addr == vma-&gt;addr &amp;&amp; unmap_end == vma_end;</w:t>
+        <w:br/>
+        <w:t xml:space="preserve">590: </w:t>
+        <w:br/>
+        <w:t>591:   for(va = addr; va &lt; unmap_end; va += PGSIZE)</w:t>
+        <w:br/>
+        <w:t>592:   {</w:t>
+        <w:br/>
+        <w:t>593:     pte = walk(p-&gt;pagetable, va, 0);</w:t>
+        <w:br/>
+        <w:t>594:     if(pte == 0 || (*pte &amp; PTE_V) == 0)</w:t>
+        <w:br/>
+        <w:t>595:       continue;</w:t>
+        <w:br/>
+        <w:t xml:space="preserve">596: </w:t>
+        <w:br/>
+        <w:t>597:     if(vma-&gt;flags == MAP_SHARED &amp;&amp; (vma-&gt;prot &amp; PROT_WRITE))</w:t>
+        <w:br/>
+        <w:t>598:     {</w:t>
+        <w:br/>
+        <w:t>599:       uint64 pageoff = va - vma-&gt;addr;</w:t>
+        <w:br/>
+        <w:t>600:       uint64 fileoff = vma-&gt;offset + pageoff;</w:t>
+        <w:br/>
+        <w:t>601:       uint n = PGSIZE;</w:t>
+        <w:br/>
+        <w:t xml:space="preserve">602:       </w:t>
+        <w:br/>
+        <w:t>603:       begin_op();</w:t>
+        <w:br/>
+        <w:t>604:       ilock(vma-&gt;file-&gt;ip);</w:t>
+        <w:br/>
+        <w:t xml:space="preserve">605: </w:t>
+        <w:br/>
+        <w:t>606:       if(pageoff &gt;= vma-&gt;length || fileoff &gt;= vma-&gt;file-&gt;ip-&gt;size)</w:t>
+        <w:br/>
+        <w:t>607:         n = 0;</w:t>
+        <w:br/>
+        <w:t>608:       else</w:t>
+        <w:br/>
+        <w:t>609:       {</w:t>
+        <w:br/>
+        <w:t>610:         if(pageoff + n &gt; vma-&gt;length)</w:t>
+        <w:br/>
+        <w:t>611:           n = vma-&gt;length - pageoff;</w:t>
+        <w:br/>
+        <w:t>612:         if(fileoff + n &gt; vma-&gt;file-&gt;ip-&gt;size)</w:t>
+        <w:br/>
+        <w:t xml:space="preserve">613:           n = vma-&gt;file-&gt;ip-&gt;size - fileoff;  </w:t>
+        <w:br/>
+        <w:t>614:       }</w:t>
+        <w:br/>
+        <w:t xml:space="preserve">615: </w:t>
+        <w:br/>
+        <w:t>616:       if(n &gt; 0)</w:t>
+        <w:br/>
+        <w:t>617:       {</w:t>
+        <w:br/>
+        <w:t>618:         uint64 pa = PTE2PA(*pte);</w:t>
+        <w:br/>
+        <w:t>619:         int r = writei(vma-&gt;file-&gt;ip, 0, pa, fileoff, n);</w:t>
+        <w:br/>
+        <w:t>620:         iunlock(vma-&gt;file-&gt;ip);</w:t>
+        <w:br/>
+        <w:t>621:         end_op();</w:t>
+        <w:br/>
+        <w:t>622:         if(r != n)</w:t>
+        <w:br/>
+        <w:t>623:           return -1;</w:t>
+        <w:br/>
+        <w:t>624:       }</w:t>
+        <w:br/>
+        <w:t>625:       else</w:t>
+        <w:br/>
+        <w:t>626:       {</w:t>
+        <w:br/>
+        <w:t>627:         iunlock(vma-&gt;file-&gt;ip);</w:t>
+        <w:br/>
+        <w:t>628:         end_op();</w:t>
+        <w:br/>
+        <w:t>629:       }</w:t>
+        <w:br/>
+        <w:t>630:     }</w:t>
+        <w:br/>
+        <w:t>631:   }</w:t>
+        <w:br/>
+        <w:t xml:space="preserve">632: </w:t>
+        <w:br/>
+        <w:t>633:   for(va = addr; va &lt; unmap_end; va += PGSIZE)</w:t>
+        <w:br/>
+        <w:t>634:     uvmunmap(p-&gt;pagetable, va, 1, 1);</w:t>
+        <w:br/>
+        <w:t xml:space="preserve">635: </w:t>
+        <w:br/>
+        <w:t>636:   if(entire)</w:t>
+        <w:br/>
+        <w:t>637:   {</w:t>
+        <w:br/>
+        <w:t>638:     fileclose(vma-&gt;file);</w:t>
+        <w:br/>
+        <w:t>639:     vma-&gt;file = 0;</w:t>
+        <w:br/>
+        <w:t>640:     vma-&gt;valid = 0;</w:t>
+        <w:br/>
+        <w:t>641:   }</w:t>
+        <w:br/>
+        <w:t>642:   else if(addr == vma-&gt;addr)</w:t>
+        <w:br/>
+        <w:t>643:   {</w:t>
+        <w:br/>
+        <w:t>644:     vma-&gt;length -= maplen;</w:t>
+        <w:br/>
+        <w:t>645:     vma-&gt;offset += maplen;</w:t>
+        <w:br/>
+        <w:t>646:     vma-&gt;addr += maplen;</w:t>
+        <w:br/>
+        <w:t>647:   }</w:t>
+        <w:br/>
+        <w:t>648:   else</w:t>
+        <w:br/>
+        <w:t>649:     vma-&gt;length = addr - vma-&gt;addr;</w:t>
+        <w:br/>
+        <w:t>650:   return 0;</w:t>
+        <w:br/>
+        <w:t>651: }</w:t>
       </w:r>
     </w:p>
     <w:p>
@@ -13193,6 +13824,9 @@
       <w:ind w:left="259"/>
     </w:pPr>
   </w:style>
+  <w:style w:type="paragraph" w:customStyle="1" w:styleId="TOCEntry">
+    <w:name w:val="TOC Entry"/>
+  </w:style>
 </w:styles>
 </file>
 

--- a/report/实验报告.docx
+++ b/report/实验报告.docx
@@ -418,7 +418,239 @@
         <w:t>目录</w:t>
       </w:r>
     </w:p>
-    <w:fldSimple w:instr="TOC \o &quot;1-2&quot; \h \z \u"/>
+    <w:p>
+      <w:pPr>
+        <w:spacing w:after="200"/>
+      </w:pPr>
+      <w:r>
+        <w:t>本目录为确定性静态目录，避免不同 Word 版本未更新域时出现空白。</w:t>
+      </w:r>
+    </w:p>
+    <w:p>
+      <w:pPr>
+        <w:pStyle w:val="TOCEntry"/>
+        <w:spacing w:after="120"/>
+        <w:ind w:left="259"/>
+      </w:pPr>
+      <w:r>
+        <w:rPr>
+          <w:rFonts w:ascii="Arial Unicode MS" w:hAnsi="Arial Unicode MS" w:eastAsia="Arial Unicode MS"/>
+          <w:b/>
+          <w:color w:val="1F4D78"/>
+          <w:sz w:val="22"/>
+        </w:rPr>
+        <w:t>摘要</w:t>
+      </w:r>
+      <w:r>
+        <w:rPr>
+          <w:rFonts w:ascii="Arial Unicode MS" w:hAnsi="Arial Unicode MS" w:eastAsia="Arial Unicode MS"/>
+          <w:b w:val="0"/>
+          <w:color w:val="666666"/>
+          <w:sz w:val="19"/>
+        </w:rPr>
+        <w:t xml:space="preserve">    报告工作概述</w:t>
+      </w:r>
+    </w:p>
+    <w:p>
+      <w:pPr>
+        <w:pStyle w:val="TOCEntry"/>
+        <w:spacing w:after="120"/>
+        <w:ind w:left="259"/>
+      </w:pPr>
+      <w:r>
+        <w:rPr>
+          <w:rFonts w:ascii="Arial Unicode MS" w:hAnsi="Arial Unicode MS" w:eastAsia="Arial Unicode MS"/>
+          <w:b/>
+          <w:color w:val="1F4D78"/>
+          <w:sz w:val="22"/>
+        </w:rPr>
+        <w:t>1. 设计任务要求</w:t>
+      </w:r>
+      <w:r>
+        <w:rPr>
+          <w:rFonts w:ascii="Arial Unicode MS" w:hAnsi="Arial Unicode MS" w:eastAsia="Arial Unicode MS"/>
+          <w:b w:val="0"/>
+          <w:color w:val="666666"/>
+          <w:sz w:val="19"/>
+        </w:rPr>
+        <w:t xml:space="preserve">    实验目标与功能边界</w:t>
+      </w:r>
+    </w:p>
+    <w:p>
+      <w:pPr>
+        <w:pStyle w:val="TOCEntry"/>
+        <w:spacing w:after="120"/>
+        <w:ind w:left="259"/>
+      </w:pPr>
+      <w:r>
+        <w:rPr>
+          <w:rFonts w:ascii="Arial Unicode MS" w:hAnsi="Arial Unicode MS" w:eastAsia="Arial Unicode MS"/>
+          <w:b/>
+          <w:color w:val="1F4D78"/>
+          <w:sz w:val="22"/>
+        </w:rPr>
+        <w:t>2. 代码分析</w:t>
+      </w:r>
+      <w:r>
+        <w:rPr>
+          <w:rFonts w:ascii="Arial Unicode MS" w:hAnsi="Arial Unicode MS" w:eastAsia="Arial Unicode MS"/>
+          <w:b w:val="0"/>
+          <w:color w:val="666666"/>
+          <w:sz w:val="19"/>
+        </w:rPr>
+        <w:t xml:space="preserve">    模块、数据结构与核心代码</w:t>
+      </w:r>
+    </w:p>
+    <w:p>
+      <w:pPr>
+        <w:pStyle w:val="TOCEntry"/>
+        <w:spacing w:after="120"/>
+        <w:ind w:left="259"/>
+      </w:pPr>
+      <w:r>
+        <w:rPr>
+          <w:rFonts w:ascii="Arial Unicode MS" w:hAnsi="Arial Unicode MS" w:eastAsia="Arial Unicode MS"/>
+          <w:b/>
+          <w:color w:val="1F4D78"/>
+          <w:sz w:val="22"/>
+        </w:rPr>
+        <w:t>3. 设计方案</w:t>
+      </w:r>
+      <w:r>
+        <w:rPr>
+          <w:rFonts w:ascii="Arial Unicode MS" w:hAnsi="Arial Unicode MS" w:eastAsia="Arial Unicode MS"/>
+          <w:b w:val="0"/>
+          <w:color w:val="666666"/>
+          <w:sz w:val="19"/>
+        </w:rPr>
+        <w:t xml:space="preserve">    算法与资源生命周期设计</w:t>
+      </w:r>
+    </w:p>
+    <w:p>
+      <w:pPr>
+        <w:pStyle w:val="TOCEntry"/>
+        <w:spacing w:after="120"/>
+        <w:ind w:left="259"/>
+      </w:pPr>
+      <w:r>
+        <w:rPr>
+          <w:rFonts w:ascii="Arial Unicode MS" w:hAnsi="Arial Unicode MS" w:eastAsia="Arial Unicode MS"/>
+          <w:b/>
+          <w:color w:val="1F4D78"/>
+          <w:sz w:val="22"/>
+        </w:rPr>
+        <w:t>4. 实现说明</w:t>
+      </w:r>
+      <w:r>
+        <w:rPr>
+          <w:rFonts w:ascii="Arial Unicode MS" w:hAnsi="Arial Unicode MS" w:eastAsia="Arial Unicode MS"/>
+          <w:b w:val="0"/>
+          <w:color w:val="666666"/>
+          <w:sz w:val="19"/>
+        </w:rPr>
+        <w:t xml:space="preserve">    修改范围与实现理由</w:t>
+      </w:r>
+    </w:p>
+    <w:p>
+      <w:pPr>
+        <w:pStyle w:val="TOCEntry"/>
+        <w:spacing w:after="120"/>
+        <w:ind w:left="259"/>
+      </w:pPr>
+      <w:r>
+        <w:rPr>
+          <w:rFonts w:ascii="Arial Unicode MS" w:hAnsi="Arial Unicode MS" w:eastAsia="Arial Unicode MS"/>
+          <w:b/>
+          <w:color w:val="1F4D78"/>
+          <w:sz w:val="22"/>
+        </w:rPr>
+        <w:t>5. 测试与结果</w:t>
+      </w:r>
+      <w:r>
+        <w:rPr>
+          <w:rFonts w:ascii="Arial Unicode MS" w:hAnsi="Arial Unicode MS" w:eastAsia="Arial Unicode MS"/>
+          <w:b w:val="0"/>
+          <w:color w:val="666666"/>
+          <w:sz w:val="19"/>
+        </w:rPr>
+        <w:t xml:space="preserve">    测试命令、结果与限制</w:t>
+      </w:r>
+    </w:p>
+    <w:p>
+      <w:pPr>
+        <w:pStyle w:val="TOCEntry"/>
+        <w:spacing w:after="120"/>
+        <w:ind w:left="259"/>
+      </w:pPr>
+      <w:r>
+        <w:rPr>
+          <w:rFonts w:ascii="Arial Unicode MS" w:hAnsi="Arial Unicode MS" w:eastAsia="Arial Unicode MS"/>
+          <w:b/>
+          <w:color w:val="1F4D78"/>
+          <w:sz w:val="22"/>
+        </w:rPr>
+        <w:t>6. 调试与问题分析</w:t>
+      </w:r>
+      <w:r>
+        <w:rPr>
+          <w:rFonts w:ascii="Arial Unicode MS" w:hAnsi="Arial Unicode MS" w:eastAsia="Arial Unicode MS"/>
+          <w:b w:val="0"/>
+          <w:color w:val="666666"/>
+          <w:sz w:val="19"/>
+        </w:rPr>
+        <w:t xml:space="preserve">    风险、问题与改进建议</w:t>
+      </w:r>
+    </w:p>
+    <w:p>
+      <w:pPr>
+        <w:pStyle w:val="TOCEntry"/>
+        <w:spacing w:after="120"/>
+        <w:ind w:left="259"/>
+      </w:pPr>
+      <w:r>
+        <w:rPr>
+          <w:rFonts w:ascii="Arial Unicode MS" w:hAnsi="Arial Unicode MS" w:eastAsia="Arial Unicode MS"/>
+          <w:b/>
+          <w:color w:val="1F4D78"/>
+          <w:sz w:val="22"/>
+        </w:rPr>
+        <w:t>7. 结论与展望</w:t>
+      </w:r>
+      <w:r>
+        <w:rPr>
+          <w:rFonts w:ascii="Arial Unicode MS" w:hAnsi="Arial Unicode MS" w:eastAsia="Arial Unicode MS"/>
+          <w:b w:val="0"/>
+          <w:color w:val="666666"/>
+          <w:sz w:val="19"/>
+        </w:rPr>
+        <w:t xml:space="preserve">    工作总结与后续计划</w:t>
+      </w:r>
+    </w:p>
+    <w:p>
+      <w:pPr>
+        <w:pStyle w:val="TOCEntry"/>
+        <w:spacing w:after="120"/>
+        <w:ind w:left="259"/>
+      </w:pPr>
+      <w:r>
+        <w:rPr>
+          <w:rFonts w:ascii="Arial Unicode MS" w:hAnsi="Arial Unicode MS" w:eastAsia="Arial Unicode MS"/>
+          <w:b/>
+          <w:color w:val="1F4D78"/>
+          <w:sz w:val="22"/>
+        </w:rPr>
+        <w:t>参考文献</w:t>
+      </w:r>
+      <w:r>
+        <w:rPr>
+          <w:rFonts w:ascii="Arial Unicode MS" w:hAnsi="Arial Unicode MS" w:eastAsia="Arial Unicode MS"/>
+          <w:b w:val="0"/>
+          <w:color w:val="666666"/>
+          <w:sz w:val="19"/>
+        </w:rPr>
+        <w:t xml:space="preserve">    课程资料与 xv6 文档</w:t>
+      </w:r>
+    </w:p>
     <w:p>
       <w:r>
         <w:br w:type="page"/>
@@ -679,7 +911,7 @@
     </w:tbl>
     <w:p>
       <w:r>
-        <w:t>关键代码摘录（用于定位实现，行号以分支版本为准）：</w:t>
+        <w:t>关键代码摘录（按完整函数边界提取，行号以对应远端分支为准）：</w:t>
       </w:r>
     </w:p>
     <w:p>
@@ -687,7 +919,12 @@
         <w:pStyle w:val="Heading3"/>
       </w:pPr>
       <w:r>
-        <w:t>kernel/fs.c</w:t>
+        <w:t>直接、单重与双重间接块映射（kernel/fs.c::bmap）</w:t>
+      </w:r>
+    </w:p>
+    <w:p>
+      <w:r>
+        <w:t>展示块号分层、间接块按需分配以及日志写入。</w:t>
       </w:r>
     </w:p>
     <w:p>
@@ -695,29 +932,163 @@
         <w:pStyle w:val="Code"/>
       </w:pPr>
       <w:r>
-        <w:t>1: // File system implementation.  Five layers:</w:t>
+        <w:t>405: static uint</w:t>
         <w:br/>
-        <w:t>2: //   + Blocks: allocator for raw disk blocks.</w:t>
+        <w:t>406: bmap(struct inode *ip, uint bn)</w:t>
         <w:br/>
-        <w:t>3: //   + Log: crash recovery for multi-step updates.</w:t>
+        <w:t>407: {</w:t>
         <w:br/>
-        <w:t>4: //   + Files: inode allocator, reading, writing, metadata.</w:t>
+        <w:t>408:   uint addr, *a;</w:t>
         <w:br/>
-        <w:t>5: //   + Directories: inode with special contents (list of other inodes!)</w:t>
+        <w:t>409:   int outer, inner;</w:t>
         <w:br/>
-        <w:t>6: //   + Names: paths like /usr/rtm/xv6/fs.c for convenient naming.</w:t>
+        <w:t>410:   struct buf *bp;</w:t>
         <w:br/>
-        <w:t>7: //</w:t>
+        <w:t xml:space="preserve">411: </w:t>
         <w:br/>
-        <w:t>8: // This file contains the low-level file system manipulation</w:t>
+        <w:t>412:   if(bn &lt; NDIRECT){</w:t>
         <w:br/>
-        <w:t>9: // routines.  The (higher-level) system call implementations</w:t>
+        <w:t>413:     if((addr = ip-&gt;addrs[bn]) == 0){</w:t>
         <w:br/>
-        <w:t>10: // are in sysfile.c.</w:t>
+        <w:t>414:       addr = balloc(ip-&gt;dev);</w:t>
         <w:br/>
-        <w:t xml:space="preserve">11: </w:t>
+        <w:t>415:       if(addr == 0)</w:t>
         <w:br/>
-        <w:t>12: #include "types.h"</w:t>
+        <w:t>416:         return 0;</w:t>
+        <w:br/>
+        <w:t>417:       ip-&gt;addrs[bn] = addr;</w:t>
+        <w:br/>
+        <w:t>418:     }</w:t>
+        <w:br/>
+        <w:t>419:     return addr;</w:t>
+        <w:br/>
+        <w:t>420:   }</w:t>
+        <w:br/>
+        <w:t>421:   bn -= NDIRECT;</w:t>
+        <w:br/>
+        <w:t xml:space="preserve">422: </w:t>
+        <w:br/>
+        <w:t>423:   if(bn &lt; NINDIRECT){</w:t>
+        <w:br/>
+        <w:t>424:     // Load indirect block, allocating if necessary.</w:t>
+        <w:br/>
+        <w:t>425:     if((addr = ip-&gt;addrs[NDIRECT]) == 0){</w:t>
+        <w:br/>
+        <w:t>426:       addr = balloc(ip-&gt;dev);</w:t>
+        <w:br/>
+        <w:t>427:       if(addr == 0)</w:t>
+        <w:br/>
+        <w:t>428:         return 0;</w:t>
+        <w:br/>
+        <w:t>429:       ip-&gt;addrs[NDIRECT] = addr;</w:t>
+        <w:br/>
+        <w:t>430:     }</w:t>
+        <w:br/>
+        <w:t>431:     bp = bread(ip-&gt;dev, addr);</w:t>
+        <w:br/>
+        <w:t>432:     a = (uint*)bp-&gt;data;</w:t>
+        <w:br/>
+        <w:t>433:     if((addr = a[bn]) == 0){</w:t>
+        <w:br/>
+        <w:t>434:       addr = balloc(ip-&gt;dev);</w:t>
+        <w:br/>
+        <w:t>435:       if(addr){</w:t>
+        <w:br/>
+        <w:t>436:         a[bn] = addr;</w:t>
+        <w:br/>
+        <w:t>437:         log_write(bp);</w:t>
+        <w:br/>
+        <w:t>438:       }</w:t>
+        <w:br/>
+        <w:t>439:     }</w:t>
+        <w:br/>
+        <w:t>440:     brelse(bp);</w:t>
+        <w:br/>
+        <w:t>441:     return addr;</w:t>
+        <w:br/>
+        <w:t>442:   }</w:t>
+        <w:br/>
+        <w:t xml:space="preserve">443: </w:t>
+        <w:br/>
+        <w:t>444:   bn -= NINDIRECT;</w:t>
+        <w:br/>
+        <w:t>445:   if(bn &lt; NINDIRECT *NINDIRECT)</w:t>
+        <w:br/>
+        <w:t>446:   {</w:t>
+        <w:br/>
+        <w:t>447:     outer = bn / NINDIRECT;</w:t>
+        <w:br/>
+        <w:t>448:     inner = bn % NINDIRECT;</w:t>
+        <w:br/>
+        <w:t>449:     if((addr = ip-&gt;addrs[NDIRECT + 1]) == 0)</w:t>
+        <w:br/>
+        <w:t>450:     {</w:t>
+        <w:br/>
+        <w:t>451:       addr = balloc(ip-&gt;dev);</w:t>
+        <w:br/>
+        <w:t>452:       if(addr == 0)</w:t>
+        <w:br/>
+        <w:t>453:         return 0;</w:t>
+        <w:br/>
+        <w:t>454:       ip-&gt;addrs[NDIRECT + 1] = addr;</w:t>
+        <w:br/>
+        <w:t>455:     }</w:t>
+        <w:br/>
+        <w:t>456:     bp = bread(ip-&gt;dev, addr);</w:t>
+        <w:br/>
+        <w:t>457:     a = (uint*)bp-&gt;data;</w:t>
+        <w:br/>
+        <w:t>458:     if((addr = a[outer]) == 0)</w:t>
+        <w:br/>
+        <w:t>459:     {</w:t>
+        <w:br/>
+        <w:t>460:       addr = balloc(ip-&gt;dev);</w:t>
+        <w:br/>
+        <w:t>461:       if(addr){</w:t>
+        <w:br/>
+        <w:t>462:         a[outer] = addr;</w:t>
+        <w:br/>
+        <w:t>463:         log_write(bp);</w:t>
+        <w:br/>
+        <w:t>464:       }</w:t>
+        <w:br/>
+        <w:t>465:     }</w:t>
+        <w:br/>
+        <w:t>466:     brelse(bp);</w:t>
+        <w:br/>
+        <w:t>467:     if(addr == 0) return 0;</w:t>
+        <w:br/>
+        <w:t>468:     bp = bread(ip-&gt;dev, addr);</w:t>
+        <w:br/>
+        <w:t>469:     a = (uint*)bp-&gt;data;</w:t>
+        <w:br/>
+        <w:t>470:     if((addr = a[inner]) == 0)</w:t>
+        <w:br/>
+        <w:t>471:     {</w:t>
+        <w:br/>
+        <w:t>472:       addr = balloc(ip-&gt;dev);</w:t>
+        <w:br/>
+        <w:t>473:       if(addr){</w:t>
+        <w:br/>
+        <w:t>474:         a[inner] = addr;</w:t>
+        <w:br/>
+        <w:t>475:         log_write(bp);</w:t>
+        <w:br/>
+        <w:t>476:       }</w:t>
+        <w:br/>
+        <w:t>477:     }</w:t>
+        <w:br/>
+        <w:t>478:     brelse(bp);</w:t>
+        <w:br/>
+        <w:t>479:     return addr;</w:t>
+        <w:br/>
+        <w:t>480:   }</w:t>
+        <w:br/>
+        <w:t xml:space="preserve">481: </w:t>
+        <w:br/>
+        <w:t>482:   panic("bmap: out of range");</w:t>
+        <w:br/>
+        <w:t>483: }</w:t>
       </w:r>
     </w:p>
     <w:p>
@@ -725,7 +1096,12 @@
         <w:pStyle w:val="Heading3"/>
       </w:pPr>
       <w:r>
-        <w:t>kernel/fs.h</w:t>
+        <w:t>符号链接解析与打开（kernel/sysfile.c::sys_open）</w:t>
+      </w:r>
+    </w:p>
+    <w:p>
+      <w:r>
+        <w:t>展示 O_NOFOLLOW、最多十层链接解析和文件描述符初始化。</w:t>
       </w:r>
     </w:p>
     <w:p>
@@ -733,29 +1109,187 @@
         <w:pStyle w:val="Code"/>
       </w:pPr>
       <w:r>
-        <w:t>1: // On-disk file system format.</w:t>
+        <w:t>304: uint64</w:t>
         <w:br/>
-        <w:t>2: // Both the kernel and user programs use this header file.</w:t>
+        <w:t>305: sys_open(void)</w:t>
         <w:br/>
-        <w:t xml:space="preserve">3: </w:t>
+        <w:t>306: {</w:t>
         <w:br/>
-        <w:t xml:space="preserve">4: </w:t>
+        <w:t>307:   char path[MAXPATH],target[MAXPATH];</w:t>
         <w:br/>
-        <w:t>5: #define ROOTINO  1   // root i-number</w:t>
+        <w:t>308:   int fd, omode;</w:t>
         <w:br/>
-        <w:t>6: #define BSIZE 1024  // block size</w:t>
+        <w:t>309:   struct file *f;</w:t>
         <w:br/>
-        <w:t xml:space="preserve">7: </w:t>
+        <w:t>310:   struct inode *ip;</w:t>
         <w:br/>
-        <w:t>8: // Disk layout:</w:t>
+        <w:t>311:   int n;</w:t>
         <w:br/>
-        <w:t>9: // [ boot block | super block | log | inode blocks |</w:t>
+        <w:t xml:space="preserve">312: </w:t>
         <w:br/>
-        <w:t>10: //                                          free bit map | data blocks]</w:t>
+        <w:t>313:   argint(1, &amp;omode);</w:t>
         <w:br/>
-        <w:t>11: //</w:t>
+        <w:t>314:   if((n = argstr(0, path, MAXPATH)) &lt; 0)</w:t>
         <w:br/>
-        <w:t>12: // mkfs computes the super block and builds an initial file system. The</w:t>
+        <w:t>315:     return -1;</w:t>
+        <w:br/>
+        <w:t xml:space="preserve">316: </w:t>
+        <w:br/>
+        <w:t>317:   begin_op();</w:t>
+        <w:br/>
+        <w:t xml:space="preserve">318: </w:t>
+        <w:br/>
+        <w:t>319:   if(omode &amp; O_CREATE){</w:t>
+        <w:br/>
+        <w:t>320:     ip = create(path, T_FILE, 0, 0);</w:t>
+        <w:br/>
+        <w:t>321:     if(ip == 0){</w:t>
+        <w:br/>
+        <w:t>322:       end_op();</w:t>
+        <w:br/>
+        <w:t>323:       return -1;</w:t>
+        <w:br/>
+        <w:t>324:     }</w:t>
+        <w:br/>
+        <w:t>325:   } else {</w:t>
+        <w:br/>
+        <w:t>326:     if((ip = namei(path)) == 0){</w:t>
+        <w:br/>
+        <w:t>327:       end_op();</w:t>
+        <w:br/>
+        <w:t>328:       return -1;</w:t>
+        <w:br/>
+        <w:t>329:     }</w:t>
+        <w:br/>
+        <w:t>330:     ilock(ip);</w:t>
+        <w:br/>
+        <w:t>331:     for(int i = 0; i &lt; 10 &amp;&amp; ip-&gt;type == T_SYMLINK &amp;&amp; !(omode &amp; O_NOFOLLOW); ++i)</w:t>
+        <w:br/>
+        <w:t>332:     {</w:t>
+        <w:br/>
+        <w:t>333:       n = readi(ip, 0, (uint64)target, 0, MAXPATH - 1);</w:t>
+        <w:br/>
+        <w:t>334:       if(n &lt; 0) {</w:t>
+        <w:br/>
+        <w:t>335:         iunlockput(ip);</w:t>
+        <w:br/>
+        <w:t>336:         end_op();</w:t>
+        <w:br/>
+        <w:t>337:         return -1;</w:t>
+        <w:br/>
+        <w:t>338:       }</w:t>
+        <w:br/>
+        <w:t>339:       target[n] = '\0';</w:t>
+        <w:br/>
+        <w:t>340:       iunlockput(ip);</w:t>
+        <w:br/>
+        <w:t>341:       if((ip = namei(target)) == 0)</w:t>
+        <w:br/>
+        <w:t>342:       {</w:t>
+        <w:br/>
+        <w:t>343:         end_op();</w:t>
+        <w:br/>
+        <w:t>344:         return -1;</w:t>
+        <w:br/>
+        <w:t>345:       }</w:t>
+        <w:br/>
+        <w:t>346:       ilock(ip);</w:t>
+        <w:br/>
+        <w:t>347:     }</w:t>
+        <w:br/>
+        <w:t>348:     if(ip-&gt;type == T_SYMLINK &amp;&amp; !(omode &amp; O_NOFOLLOW))</w:t>
+        <w:br/>
+        <w:t>349:     {</w:t>
+        <w:br/>
+        <w:t>350:       iunlockput(ip);</w:t>
+        <w:br/>
+        <w:t>351:       end_op();</w:t>
+        <w:br/>
+        <w:t>352:       return -1;</w:t>
+        <w:br/>
+        <w:t>353:     }</w:t>
+        <w:br/>
+        <w:t>354:     if(ip-&gt;type == T_DIR &amp;&amp; omode != O_RDONLY){</w:t>
+        <w:br/>
+        <w:t>355:       iunlockput(ip);</w:t>
+        <w:br/>
+        <w:t>356:       end_op();</w:t>
+        <w:br/>
+        <w:t>357:       return -1;</w:t>
+        <w:br/>
+        <w:t>358:     }</w:t>
+        <w:br/>
+        <w:t>359:   }</w:t>
+        <w:br/>
+        <w:t xml:space="preserve">360: </w:t>
+        <w:br/>
+        <w:t>361:   if(ip-&gt;type == T_DEVICE &amp;&amp; (ip-&gt;major &lt; 0 || ip-&gt;major &gt;= NDEV)){</w:t>
+        <w:br/>
+        <w:t>362:     iunlockput(ip);</w:t>
+        <w:br/>
+        <w:t>363:     end_op();</w:t>
+        <w:br/>
+        <w:t>364:     return -1;</w:t>
+        <w:br/>
+        <w:t>365:   }</w:t>
+        <w:br/>
+        <w:t xml:space="preserve">366: </w:t>
+        <w:br/>
+        <w:t>367:   if((f = filealloc()) == 0 || (fd = fdalloc(f)) &lt; 0){</w:t>
+        <w:br/>
+        <w:t>368:     if(f)</w:t>
+        <w:br/>
+        <w:t>369:       fileclose(f);</w:t>
+        <w:br/>
+        <w:t>370:     iunlockput(ip);</w:t>
+        <w:br/>
+        <w:t>371:     end_op();</w:t>
+        <w:br/>
+        <w:t>372:     return -1;</w:t>
+        <w:br/>
+        <w:t>373:   }</w:t>
+        <w:br/>
+        <w:t xml:space="preserve">374: </w:t>
+        <w:br/>
+        <w:t>375:   if(ip-&gt;type == T_DEVICE){</w:t>
+        <w:br/>
+        <w:t>376:     f-&gt;type = FD_DEVICE;</w:t>
+        <w:br/>
+        <w:t>377:     f-&gt;major = ip-&gt;major;</w:t>
+        <w:br/>
+        <w:t>378:   } else {</w:t>
+        <w:br/>
+        <w:t>379:     f-&gt;type = FD_INODE;</w:t>
+        <w:br/>
+        <w:t>380:     f-&gt;off = 0;</w:t>
+        <w:br/>
+        <w:t>381:   }</w:t>
+        <w:br/>
+        <w:t>382:   f-&gt;ip = ip;</w:t>
+        <w:br/>
+        <w:t>383:   f-&gt;readable = !(omode &amp; O_WRONLY);</w:t>
+        <w:br/>
+        <w:t>384:   f-&gt;writable = (omode &amp; O_WRONLY) || (omode &amp; O_RDWR);</w:t>
+        <w:br/>
+        <w:t xml:space="preserve">385: </w:t>
+        <w:br/>
+        <w:t>386:   if((omode &amp; O_TRUNC) &amp;&amp; ip-&gt;type == T_FILE){</w:t>
+        <w:br/>
+        <w:t>387:     itrunc(ip);</w:t>
+        <w:br/>
+        <w:t>388:   }</w:t>
+        <w:br/>
+        <w:t xml:space="preserve">389: </w:t>
+        <w:br/>
+        <w:t>390:   iunlock(ip);</w:t>
+        <w:br/>
+        <w:t>391:   end_op();</w:t>
+        <w:br/>
+        <w:t xml:space="preserve">392: </w:t>
+        <w:br/>
+        <w:t>393:   return fd;</w:t>
+        <w:br/>
+        <w:t>394: }</w:t>
       </w:r>
     </w:p>
     <w:p>
@@ -13187,6 +13721,9 @@
       <w:spacing w:before="60" w:after="120"/>
       <w:ind w:left="259"/>
     </w:pPr>
+  </w:style>
+  <w:style w:type="paragraph" w:customStyle="1" w:styleId="TOCEntry">
+    <w:name w:val="TOC Entry"/>
   </w:style>
 </w:styles>
 </file>

--- a/report/实验报告.docx
+++ b/report/实验报告.docx
@@ -418,7 +418,239 @@
         <w:t>目录</w:t>
       </w:r>
     </w:p>
-    <w:fldSimple w:instr="TOC \o &quot;1-2&quot; \h \z \u"/>
+    <w:p>
+      <w:pPr>
+        <w:spacing w:after="200"/>
+      </w:pPr>
+      <w:r>
+        <w:t>本目录为确定性静态目录，避免不同 Word 版本未更新域时出现空白。</w:t>
+      </w:r>
+    </w:p>
+    <w:p>
+      <w:pPr>
+        <w:pStyle w:val="TOCEntry"/>
+        <w:spacing w:after="120"/>
+        <w:ind w:left="259"/>
+      </w:pPr>
+      <w:r>
+        <w:rPr>
+          <w:rFonts w:ascii="Arial Unicode MS" w:hAnsi="Arial Unicode MS" w:eastAsia="Arial Unicode MS"/>
+          <w:b/>
+          <w:color w:val="1F4D78"/>
+          <w:sz w:val="22"/>
+        </w:rPr>
+        <w:t>摘要</w:t>
+      </w:r>
+      <w:r>
+        <w:rPr>
+          <w:rFonts w:ascii="Arial Unicode MS" w:hAnsi="Arial Unicode MS" w:eastAsia="Arial Unicode MS"/>
+          <w:b w:val="0"/>
+          <w:color w:val="666666"/>
+          <w:sz w:val="19"/>
+        </w:rPr>
+        <w:t xml:space="preserve">    报告工作概述</w:t>
+      </w:r>
+    </w:p>
+    <w:p>
+      <w:pPr>
+        <w:pStyle w:val="TOCEntry"/>
+        <w:spacing w:after="120"/>
+        <w:ind w:left="259"/>
+      </w:pPr>
+      <w:r>
+        <w:rPr>
+          <w:rFonts w:ascii="Arial Unicode MS" w:hAnsi="Arial Unicode MS" w:eastAsia="Arial Unicode MS"/>
+          <w:b/>
+          <w:color w:val="1F4D78"/>
+          <w:sz w:val="22"/>
+        </w:rPr>
+        <w:t>1. 设计任务要求</w:t>
+      </w:r>
+      <w:r>
+        <w:rPr>
+          <w:rFonts w:ascii="Arial Unicode MS" w:hAnsi="Arial Unicode MS" w:eastAsia="Arial Unicode MS"/>
+          <w:b w:val="0"/>
+          <w:color w:val="666666"/>
+          <w:sz w:val="19"/>
+        </w:rPr>
+        <w:t xml:space="preserve">    实验目标与功能边界</w:t>
+      </w:r>
+    </w:p>
+    <w:p>
+      <w:pPr>
+        <w:pStyle w:val="TOCEntry"/>
+        <w:spacing w:after="120"/>
+        <w:ind w:left="259"/>
+      </w:pPr>
+      <w:r>
+        <w:rPr>
+          <w:rFonts w:ascii="Arial Unicode MS" w:hAnsi="Arial Unicode MS" w:eastAsia="Arial Unicode MS"/>
+          <w:b/>
+          <w:color w:val="1F4D78"/>
+          <w:sz w:val="22"/>
+        </w:rPr>
+        <w:t>2. 代码分析</w:t>
+      </w:r>
+      <w:r>
+        <w:rPr>
+          <w:rFonts w:ascii="Arial Unicode MS" w:hAnsi="Arial Unicode MS" w:eastAsia="Arial Unicode MS"/>
+          <w:b w:val="0"/>
+          <w:color w:val="666666"/>
+          <w:sz w:val="19"/>
+        </w:rPr>
+        <w:t xml:space="preserve">    模块、数据结构与核心代码</w:t>
+      </w:r>
+    </w:p>
+    <w:p>
+      <w:pPr>
+        <w:pStyle w:val="TOCEntry"/>
+        <w:spacing w:after="120"/>
+        <w:ind w:left="259"/>
+      </w:pPr>
+      <w:r>
+        <w:rPr>
+          <w:rFonts w:ascii="Arial Unicode MS" w:hAnsi="Arial Unicode MS" w:eastAsia="Arial Unicode MS"/>
+          <w:b/>
+          <w:color w:val="1F4D78"/>
+          <w:sz w:val="22"/>
+        </w:rPr>
+        <w:t>3. 设计方案</w:t>
+      </w:r>
+      <w:r>
+        <w:rPr>
+          <w:rFonts w:ascii="Arial Unicode MS" w:hAnsi="Arial Unicode MS" w:eastAsia="Arial Unicode MS"/>
+          <w:b w:val="0"/>
+          <w:color w:val="666666"/>
+          <w:sz w:val="19"/>
+        </w:rPr>
+        <w:t xml:space="preserve">    算法与资源生命周期设计</w:t>
+      </w:r>
+    </w:p>
+    <w:p>
+      <w:pPr>
+        <w:pStyle w:val="TOCEntry"/>
+        <w:spacing w:after="120"/>
+        <w:ind w:left="259"/>
+      </w:pPr>
+      <w:r>
+        <w:rPr>
+          <w:rFonts w:ascii="Arial Unicode MS" w:hAnsi="Arial Unicode MS" w:eastAsia="Arial Unicode MS"/>
+          <w:b/>
+          <w:color w:val="1F4D78"/>
+          <w:sz w:val="22"/>
+        </w:rPr>
+        <w:t>4. 实现说明</w:t>
+      </w:r>
+      <w:r>
+        <w:rPr>
+          <w:rFonts w:ascii="Arial Unicode MS" w:hAnsi="Arial Unicode MS" w:eastAsia="Arial Unicode MS"/>
+          <w:b w:val="0"/>
+          <w:color w:val="666666"/>
+          <w:sz w:val="19"/>
+        </w:rPr>
+        <w:t xml:space="preserve">    修改范围与实现理由</w:t>
+      </w:r>
+    </w:p>
+    <w:p>
+      <w:pPr>
+        <w:pStyle w:val="TOCEntry"/>
+        <w:spacing w:after="120"/>
+        <w:ind w:left="259"/>
+      </w:pPr>
+      <w:r>
+        <w:rPr>
+          <w:rFonts w:ascii="Arial Unicode MS" w:hAnsi="Arial Unicode MS" w:eastAsia="Arial Unicode MS"/>
+          <w:b/>
+          <w:color w:val="1F4D78"/>
+          <w:sz w:val="22"/>
+        </w:rPr>
+        <w:t>5. 测试与结果</w:t>
+      </w:r>
+      <w:r>
+        <w:rPr>
+          <w:rFonts w:ascii="Arial Unicode MS" w:hAnsi="Arial Unicode MS" w:eastAsia="Arial Unicode MS"/>
+          <w:b w:val="0"/>
+          <w:color w:val="666666"/>
+          <w:sz w:val="19"/>
+        </w:rPr>
+        <w:t xml:space="preserve">    测试命令、结果与限制</w:t>
+      </w:r>
+    </w:p>
+    <w:p>
+      <w:pPr>
+        <w:pStyle w:val="TOCEntry"/>
+        <w:spacing w:after="120"/>
+        <w:ind w:left="259"/>
+      </w:pPr>
+      <w:r>
+        <w:rPr>
+          <w:rFonts w:ascii="Arial Unicode MS" w:hAnsi="Arial Unicode MS" w:eastAsia="Arial Unicode MS"/>
+          <w:b/>
+          <w:color w:val="1F4D78"/>
+          <w:sz w:val="22"/>
+        </w:rPr>
+        <w:t>6. 调试与问题分析</w:t>
+      </w:r>
+      <w:r>
+        <w:rPr>
+          <w:rFonts w:ascii="Arial Unicode MS" w:hAnsi="Arial Unicode MS" w:eastAsia="Arial Unicode MS"/>
+          <w:b w:val="0"/>
+          <w:color w:val="666666"/>
+          <w:sz w:val="19"/>
+        </w:rPr>
+        <w:t xml:space="preserve">    风险、问题与改进建议</w:t>
+      </w:r>
+    </w:p>
+    <w:p>
+      <w:pPr>
+        <w:pStyle w:val="TOCEntry"/>
+        <w:spacing w:after="120"/>
+        <w:ind w:left="259"/>
+      </w:pPr>
+      <w:r>
+        <w:rPr>
+          <w:rFonts w:ascii="Arial Unicode MS" w:hAnsi="Arial Unicode MS" w:eastAsia="Arial Unicode MS"/>
+          <w:b/>
+          <w:color w:val="1F4D78"/>
+          <w:sz w:val="22"/>
+        </w:rPr>
+        <w:t>7. 结论与展望</w:t>
+      </w:r>
+      <w:r>
+        <w:rPr>
+          <w:rFonts w:ascii="Arial Unicode MS" w:hAnsi="Arial Unicode MS" w:eastAsia="Arial Unicode MS"/>
+          <w:b w:val="0"/>
+          <w:color w:val="666666"/>
+          <w:sz w:val="19"/>
+        </w:rPr>
+        <w:t xml:space="preserve">    工作总结与后续计划</w:t>
+      </w:r>
+    </w:p>
+    <w:p>
+      <w:pPr>
+        <w:pStyle w:val="TOCEntry"/>
+        <w:spacing w:after="120"/>
+        <w:ind w:left="259"/>
+      </w:pPr>
+      <w:r>
+        <w:rPr>
+          <w:rFonts w:ascii="Arial Unicode MS" w:hAnsi="Arial Unicode MS" w:eastAsia="Arial Unicode MS"/>
+          <w:b/>
+          <w:color w:val="1F4D78"/>
+          <w:sz w:val="22"/>
+        </w:rPr>
+        <w:t>参考文献</w:t>
+      </w:r>
+      <w:r>
+        <w:rPr>
+          <w:rFonts w:ascii="Arial Unicode MS" w:hAnsi="Arial Unicode MS" w:eastAsia="Arial Unicode MS"/>
+          <w:b w:val="0"/>
+          <w:color w:val="666666"/>
+          <w:sz w:val="19"/>
+        </w:rPr>
+        <w:t xml:space="preserve">    课程资料与 xv6 文档</w:t>
+      </w:r>
+    </w:p>
     <w:p>
       <w:r>
         <w:br w:type="page"/>
@@ -679,7 +911,7 @@
     </w:tbl>
     <w:p>
       <w:r>
-        <w:t>关键代码摘录（用于定位实现，行号以分支版本为准）：</w:t>
+        <w:t>关键代码摘录（按完整函数边界提取，行号以对应远端分支为准）：</w:t>
       </w:r>
     </w:p>
     <w:p>
@@ -687,7 +919,12 @@
         <w:pStyle w:val="Heading3"/>
       </w:pPr>
       <w:r>
-        <w:t>kernel/trap.c</w:t>
+        <w:t>基于帧指针的内核栈回溯（kernel/printf.c::backtrace）</w:t>
+      </w:r>
+    </w:p>
+    <w:p>
+      <w:r>
+        <w:t>展示返回地址读取和上一栈帧定位。</w:t>
       </w:r>
     </w:p>
     <w:p>
@@ -695,29 +932,25 @@
         <w:pStyle w:val="Code"/>
       </w:pPr>
       <w:r>
-        <w:t>1: #include "types.h"</w:t>
+        <w:t>153: void backtrace(void)</w:t>
         <w:br/>
-        <w:t>2: #include "param.h"</w:t>
+        <w:t>154: {</w:t>
         <w:br/>
-        <w:t>3: #include "memlayout.h"</w:t>
+        <w:t>155:     uint64 fp = r_fp();</w:t>
         <w:br/>
-        <w:t>4: #include "riscv.h"</w:t>
+        <w:t>156:     uint64 st = PGROUNDDOWN(fp);</w:t>
         <w:br/>
-        <w:t>5: #include "spinlock.h"</w:t>
+        <w:t>157:     while(fp &gt; st)</w:t>
         <w:br/>
-        <w:t>6: #include "proc.h"</w:t>
+        <w:t>158:     {</w:t>
         <w:br/>
-        <w:t>7: #include "defs.h"</w:t>
+        <w:t>159:         printf("%p\n", (void*)(*(uint64 *)(fp - 8)));</w:t>
         <w:br/>
-        <w:t xml:space="preserve">8: </w:t>
+        <w:t>160:         fp = *(uint64 *)(fp - 16);</w:t>
         <w:br/>
-        <w:t>9: struct spinlock tickslock;</w:t>
+        <w:t>161:     }</w:t>
         <w:br/>
-        <w:t>10: uint ticks;</w:t>
-        <w:br/>
-        <w:t xml:space="preserve">11: </w:t>
-        <w:br/>
-        <w:t>12: extern char trampoline[], uservec[];</w:t>
+        <w:t>162: }</w:t>
       </w:r>
     </w:p>
     <w:p>
@@ -725,7 +958,12 @@
         <w:pStyle w:val="Heading3"/>
       </w:pPr>
       <w:r>
-        <w:t>kernel/sysproc.c</w:t>
+        <w:t>定时器中断触发用户 alarm（kernel/trap.c::usertrap）</w:t>
+      </w:r>
+    </w:p>
+    <w:p>
+      <w:r>
+        <w:t>展示 trapframe 保存、重入保护、handler 跳转和调度。</w:t>
       </w:r>
     </w:p>
     <w:p>
@@ -733,29 +971,192 @@
         <w:pStyle w:val="Code"/>
       </w:pPr>
       <w:r>
-        <w:t>1: #include "types.h"</w:t>
+        <w:t>37: uint64</w:t>
         <w:br/>
-        <w:t>2: #include "riscv.h"</w:t>
+        <w:t>38: usertrap(void)</w:t>
         <w:br/>
-        <w:t>3: #include "defs.h"</w:t>
+        <w:t>39: {</w:t>
         <w:br/>
-        <w:t>4: #include "param.h"</w:t>
+        <w:t>40:   int which_dev = 0;</w:t>
         <w:br/>
-        <w:t>5: #include "memlayout.h"</w:t>
+        <w:t xml:space="preserve">41: </w:t>
         <w:br/>
-        <w:t>6: #include "spinlock.h"</w:t>
+        <w:t>42:   if((r_sstatus() &amp; SSTATUS_SPP) != 0)</w:t>
         <w:br/>
-        <w:t>7: #include "proc.h"</w:t>
+        <w:t>43:     panic("usertrap: not from user mode");</w:t>
         <w:br/>
-        <w:t>8: #include "vm.h"</w:t>
+        <w:t xml:space="preserve">44: </w:t>
         <w:br/>
-        <w:t xml:space="preserve">9: </w:t>
+        <w:t>45:   // send interrupts and exceptions to kerneltrap(),</w:t>
         <w:br/>
-        <w:t>10: uint64</w:t>
+        <w:t>46:   // since we're now in the kernel.</w:t>
         <w:br/>
-        <w:t>11: sys_exit(void)</w:t>
+        <w:t>47:   w_stvec((uint64)kernelvec);  //DOC: kernelvec</w:t>
         <w:br/>
-        <w:t>12: {</w:t>
+        <w:t xml:space="preserve">48: </w:t>
+        <w:br/>
+        <w:t>49:   struct proc *p = myproc();</w:t>
+        <w:br/>
+        <w:t xml:space="preserve">50:   </w:t>
+        <w:br/>
+        <w:t>51:   // save user program counter.</w:t>
+        <w:br/>
+        <w:t>52:   p-&gt;trapframe-&gt;epc = r_sepc();</w:t>
+        <w:br/>
+        <w:t xml:space="preserve">53:   </w:t>
+        <w:br/>
+        <w:t>54:   if(r_scause() == 8){</w:t>
+        <w:br/>
+        <w:t>55:     // system call</w:t>
+        <w:br/>
+        <w:t xml:space="preserve">56: </w:t>
+        <w:br/>
+        <w:t>57:     if(killed(p))</w:t>
+        <w:br/>
+        <w:t>58:       kexit(-1);</w:t>
+        <w:br/>
+        <w:t xml:space="preserve">59: </w:t>
+        <w:br/>
+        <w:t>60:     // sepc points to the ecall instruction,</w:t>
+        <w:br/>
+        <w:t>61:     // but we want to return to the next instruction.</w:t>
+        <w:br/>
+        <w:t>62:     p-&gt;trapframe-&gt;epc += 4;</w:t>
+        <w:br/>
+        <w:t xml:space="preserve">63: </w:t>
+        <w:br/>
+        <w:t>64:     // an interrupt will change sepc, scause, and sstatus,</w:t>
+        <w:br/>
+        <w:t>65:     // so enable only now that we're done with those registers.</w:t>
+        <w:br/>
+        <w:t>66:     intr_on();</w:t>
+        <w:br/>
+        <w:t xml:space="preserve">67: </w:t>
+        <w:br/>
+        <w:t>68:     syscall();</w:t>
+        <w:br/>
+        <w:t>69:   } else if((which_dev = devintr()) != 0){</w:t>
+        <w:br/>
+        <w:t>70:     // ok</w:t>
+        <w:br/>
+        <w:t>71:   } else if((r_scause() == 15 || r_scause() == 13) &amp;&amp;</w:t>
+        <w:br/>
+        <w:t>72:             vmfault(p-&gt;pagetable, r_stval(), (r_scause() == 13)? 1 : 0) != 0) {</w:t>
+        <w:br/>
+        <w:t>73:     // page fault on lazily-allocated page</w:t>
+        <w:br/>
+        <w:t>74:   } else {</w:t>
+        <w:br/>
+        <w:t>75:     printf("usertrap(): unexpected scause 0x%lx pid=%d\n", r_scause(), p-&gt;pid);</w:t>
+        <w:br/>
+        <w:t>76:     printf("            sepc=0x%lx stval=0x%lx\n", r_sepc(), r_stval());</w:t>
+        <w:br/>
+        <w:t>77:     setkilled(p);</w:t>
+        <w:br/>
+        <w:t>78:   }</w:t>
+        <w:br/>
+        <w:t xml:space="preserve">79: </w:t>
+        <w:br/>
+        <w:t>80:   if(killed(p))</w:t>
+        <w:br/>
+        <w:t>81:     kexit(-1);</w:t>
+        <w:br/>
+        <w:t xml:space="preserve">82: </w:t>
+        <w:br/>
+        <w:t>83:   // give up the CPU if this is a timer interrupt.</w:t>
+        <w:br/>
+        <w:t>84:   if(which_dev == 2)</w:t>
+        <w:br/>
+        <w:t>85:   {</w:t>
+        <w:br/>
+        <w:t xml:space="preserve">86:     </w:t>
+        <w:br/>
+        <w:t>87:     if(p-&gt;alarm_ticks &amp;&amp; !p-&gt;alarm_active)</w:t>
+        <w:br/>
+        <w:t>88:     {</w:t>
+        <w:br/>
+        <w:t>89:         p-&gt;pass_ticks++;</w:t>
+        <w:br/>
+        <w:t>90:         if(p-&gt;pass_ticks &gt;= p-&gt;alarm_ticks)</w:t>
+        <w:br/>
+        <w:t>91:         {</w:t>
+        <w:br/>
+        <w:t>92:             p-&gt;pass_ticks = 0;</w:t>
+        <w:br/>
+        <w:t>93:             p-&gt;alarm_active = 1;</w:t>
+        <w:br/>
+        <w:t>94:             memmove(&amp;p-&gt;alarm_trapframe, p-&gt;trapframe, sizeof(struct trapframe));</w:t>
+        <w:br/>
+        <w:t xml:space="preserve">95:             p-&gt;trapframe-&gt;epc = p-&gt;alarm_handler;    </w:t>
+        <w:br/>
+        <w:t>96:         }</w:t>
+        <w:br/>
+        <w:t>97:     }</w:t>
+        <w:br/>
+        <w:t>98:     yield();</w:t>
+        <w:br/>
+        <w:t>99:   }</w:t>
+        <w:br/>
+        <w:t xml:space="preserve">100:     </w:t>
+        <w:br/>
+        <w:t xml:space="preserve">101: </w:t>
+        <w:br/>
+        <w:t>102:   prepare_return();</w:t>
+        <w:br/>
+        <w:t xml:space="preserve">103: </w:t>
+        <w:br/>
+        <w:t>104:   // the user page table to switch to, for trampoline.S</w:t>
+        <w:br/>
+        <w:t>105:   uint64 satp = MAKE_SATP(p-&gt;pagetable);</w:t>
+        <w:br/>
+        <w:t xml:space="preserve">106: </w:t>
+        <w:br/>
+        <w:t>107:   // return to trampoline.S; satp value in a0.</w:t>
+        <w:br/>
+        <w:t>108:   return satp;</w:t>
+        <w:br/>
+        <w:t>109: }</w:t>
+      </w:r>
+    </w:p>
+    <w:p>
+      <w:pPr>
+        <w:pStyle w:val="Heading3"/>
+      </w:pPr>
+      <w:r>
+        <w:t>alarm 上下文恢复（kernel/sysproc.c::sys_sigreturn）</w:t>
+      </w:r>
+    </w:p>
+    <w:p>
+      <w:r>
+        <w:t>展示完整 trapframe 恢复及原 a0 返回值保留。</w:t>
+      </w:r>
+    </w:p>
+    <w:p>
+      <w:pPr>
+        <w:pStyle w:val="Code"/>
+      </w:pPr>
+      <w:r>
+        <w:t>124: uint64</w:t>
+        <w:br/>
+        <w:t>125: sys_sigreturn(void)</w:t>
+        <w:br/>
+        <w:t>126: {</w:t>
+        <w:br/>
+        <w:t xml:space="preserve">127: </w:t>
+        <w:tab/>
+        <w:t>struct proc *p = myproc();</w:t>
+        <w:br/>
+        <w:t xml:space="preserve">128: </w:t>
+        <w:tab/>
+        <w:t>memmove(p-&gt;trapframe, &amp;p-&gt;alarm_trapframe, sizeof (struct trapframe));</w:t>
+        <w:br/>
+        <w:t xml:space="preserve">129: </w:t>
+        <w:tab/>
+        <w:t>p-&gt;alarm_active = 0;</w:t>
+        <w:br/>
+        <w:t>130:   return p-&gt;trapframe-&gt;a0;</w:t>
+        <w:br/>
+        <w:t>131: }</w:t>
       </w:r>
     </w:p>
     <w:p>
@@ -13193,6 +13594,9 @@
       <w:ind w:left="259"/>
     </w:pPr>
   </w:style>
+  <w:style w:type="paragraph" w:customStyle="1" w:styleId="TOCEntry">
+    <w:name w:val="TOC Entry"/>
+  </w:style>
 </w:styles>
 </file>
 

--- a/report/实验报告.docx
+++ b/report/实验报告.docx
@@ -418,7 +418,239 @@
         <w:t>目录</w:t>
       </w:r>
     </w:p>
-    <w:fldSimple w:instr="TOC \o &quot;1-2&quot; \h \z \u"/>
+    <w:p>
+      <w:pPr>
+        <w:spacing w:after="200"/>
+      </w:pPr>
+      <w:r>
+        <w:t>本目录为确定性静态目录，避免不同 Word 版本未更新域时出现空白。</w:t>
+      </w:r>
+    </w:p>
+    <w:p>
+      <w:pPr>
+        <w:pStyle w:val="TOCEntry"/>
+        <w:spacing w:after="120"/>
+        <w:ind w:left="259"/>
+      </w:pPr>
+      <w:r>
+        <w:rPr>
+          <w:rFonts w:ascii="Arial Unicode MS" w:hAnsi="Arial Unicode MS" w:eastAsia="Arial Unicode MS"/>
+          <w:b/>
+          <w:color w:val="1F4D78"/>
+          <w:sz w:val="22"/>
+        </w:rPr>
+        <w:t>摘要</w:t>
+      </w:r>
+      <w:r>
+        <w:rPr>
+          <w:rFonts w:ascii="Arial Unicode MS" w:hAnsi="Arial Unicode MS" w:eastAsia="Arial Unicode MS"/>
+          <w:b w:val="0"/>
+          <w:color w:val="666666"/>
+          <w:sz w:val="19"/>
+        </w:rPr>
+        <w:t xml:space="preserve">    报告工作概述</w:t>
+      </w:r>
+    </w:p>
+    <w:p>
+      <w:pPr>
+        <w:pStyle w:val="TOCEntry"/>
+        <w:spacing w:after="120"/>
+        <w:ind w:left="259"/>
+      </w:pPr>
+      <w:r>
+        <w:rPr>
+          <w:rFonts w:ascii="Arial Unicode MS" w:hAnsi="Arial Unicode MS" w:eastAsia="Arial Unicode MS"/>
+          <w:b/>
+          <w:color w:val="1F4D78"/>
+          <w:sz w:val="22"/>
+        </w:rPr>
+        <w:t>1. 设计任务要求</w:t>
+      </w:r>
+      <w:r>
+        <w:rPr>
+          <w:rFonts w:ascii="Arial Unicode MS" w:hAnsi="Arial Unicode MS" w:eastAsia="Arial Unicode MS"/>
+          <w:b w:val="0"/>
+          <w:color w:val="666666"/>
+          <w:sz w:val="19"/>
+        </w:rPr>
+        <w:t xml:space="preserve">    实验目标与功能边界</w:t>
+      </w:r>
+    </w:p>
+    <w:p>
+      <w:pPr>
+        <w:pStyle w:val="TOCEntry"/>
+        <w:spacing w:after="120"/>
+        <w:ind w:left="259"/>
+      </w:pPr>
+      <w:r>
+        <w:rPr>
+          <w:rFonts w:ascii="Arial Unicode MS" w:hAnsi="Arial Unicode MS" w:eastAsia="Arial Unicode MS"/>
+          <w:b/>
+          <w:color w:val="1F4D78"/>
+          <w:sz w:val="22"/>
+        </w:rPr>
+        <w:t>2. 代码分析</w:t>
+      </w:r>
+      <w:r>
+        <w:rPr>
+          <w:rFonts w:ascii="Arial Unicode MS" w:hAnsi="Arial Unicode MS" w:eastAsia="Arial Unicode MS"/>
+          <w:b w:val="0"/>
+          <w:color w:val="666666"/>
+          <w:sz w:val="19"/>
+        </w:rPr>
+        <w:t xml:space="preserve">    模块、数据结构与核心代码</w:t>
+      </w:r>
+    </w:p>
+    <w:p>
+      <w:pPr>
+        <w:pStyle w:val="TOCEntry"/>
+        <w:spacing w:after="120"/>
+        <w:ind w:left="259"/>
+      </w:pPr>
+      <w:r>
+        <w:rPr>
+          <w:rFonts w:ascii="Arial Unicode MS" w:hAnsi="Arial Unicode MS" w:eastAsia="Arial Unicode MS"/>
+          <w:b/>
+          <w:color w:val="1F4D78"/>
+          <w:sz w:val="22"/>
+        </w:rPr>
+        <w:t>3. 设计方案</w:t>
+      </w:r>
+      <w:r>
+        <w:rPr>
+          <w:rFonts w:ascii="Arial Unicode MS" w:hAnsi="Arial Unicode MS" w:eastAsia="Arial Unicode MS"/>
+          <w:b w:val="0"/>
+          <w:color w:val="666666"/>
+          <w:sz w:val="19"/>
+        </w:rPr>
+        <w:t xml:space="preserve">    算法与资源生命周期设计</w:t>
+      </w:r>
+    </w:p>
+    <w:p>
+      <w:pPr>
+        <w:pStyle w:val="TOCEntry"/>
+        <w:spacing w:after="120"/>
+        <w:ind w:left="259"/>
+      </w:pPr>
+      <w:r>
+        <w:rPr>
+          <w:rFonts w:ascii="Arial Unicode MS" w:hAnsi="Arial Unicode MS" w:eastAsia="Arial Unicode MS"/>
+          <w:b/>
+          <w:color w:val="1F4D78"/>
+          <w:sz w:val="22"/>
+        </w:rPr>
+        <w:t>4. 实现说明</w:t>
+      </w:r>
+      <w:r>
+        <w:rPr>
+          <w:rFonts w:ascii="Arial Unicode MS" w:hAnsi="Arial Unicode MS" w:eastAsia="Arial Unicode MS"/>
+          <w:b w:val="0"/>
+          <w:color w:val="666666"/>
+          <w:sz w:val="19"/>
+        </w:rPr>
+        <w:t xml:space="preserve">    修改范围与实现理由</w:t>
+      </w:r>
+    </w:p>
+    <w:p>
+      <w:pPr>
+        <w:pStyle w:val="TOCEntry"/>
+        <w:spacing w:after="120"/>
+        <w:ind w:left="259"/>
+      </w:pPr>
+      <w:r>
+        <w:rPr>
+          <w:rFonts w:ascii="Arial Unicode MS" w:hAnsi="Arial Unicode MS" w:eastAsia="Arial Unicode MS"/>
+          <w:b/>
+          <w:color w:val="1F4D78"/>
+          <w:sz w:val="22"/>
+        </w:rPr>
+        <w:t>5. 测试与结果</w:t>
+      </w:r>
+      <w:r>
+        <w:rPr>
+          <w:rFonts w:ascii="Arial Unicode MS" w:hAnsi="Arial Unicode MS" w:eastAsia="Arial Unicode MS"/>
+          <w:b w:val="0"/>
+          <w:color w:val="666666"/>
+          <w:sz w:val="19"/>
+        </w:rPr>
+        <w:t xml:space="preserve">    测试命令、结果与限制</w:t>
+      </w:r>
+    </w:p>
+    <w:p>
+      <w:pPr>
+        <w:pStyle w:val="TOCEntry"/>
+        <w:spacing w:after="120"/>
+        <w:ind w:left="259"/>
+      </w:pPr>
+      <w:r>
+        <w:rPr>
+          <w:rFonts w:ascii="Arial Unicode MS" w:hAnsi="Arial Unicode MS" w:eastAsia="Arial Unicode MS"/>
+          <w:b/>
+          <w:color w:val="1F4D78"/>
+          <w:sz w:val="22"/>
+        </w:rPr>
+        <w:t>6. 调试与问题分析</w:t>
+      </w:r>
+      <w:r>
+        <w:rPr>
+          <w:rFonts w:ascii="Arial Unicode MS" w:hAnsi="Arial Unicode MS" w:eastAsia="Arial Unicode MS"/>
+          <w:b w:val="0"/>
+          <w:color w:val="666666"/>
+          <w:sz w:val="19"/>
+        </w:rPr>
+        <w:t xml:space="preserve">    风险、问题与改进建议</w:t>
+      </w:r>
+    </w:p>
+    <w:p>
+      <w:pPr>
+        <w:pStyle w:val="TOCEntry"/>
+        <w:spacing w:after="120"/>
+        <w:ind w:left="259"/>
+      </w:pPr>
+      <w:r>
+        <w:rPr>
+          <w:rFonts w:ascii="Arial Unicode MS" w:hAnsi="Arial Unicode MS" w:eastAsia="Arial Unicode MS"/>
+          <w:b/>
+          <w:color w:val="1F4D78"/>
+          <w:sz w:val="22"/>
+        </w:rPr>
+        <w:t>7. 结论与展望</w:t>
+      </w:r>
+      <w:r>
+        <w:rPr>
+          <w:rFonts w:ascii="Arial Unicode MS" w:hAnsi="Arial Unicode MS" w:eastAsia="Arial Unicode MS"/>
+          <w:b w:val="0"/>
+          <w:color w:val="666666"/>
+          <w:sz w:val="19"/>
+        </w:rPr>
+        <w:t xml:space="preserve">    工作总结与后续计划</w:t>
+      </w:r>
+    </w:p>
+    <w:p>
+      <w:pPr>
+        <w:pStyle w:val="TOCEntry"/>
+        <w:spacing w:after="120"/>
+        <w:ind w:left="259"/>
+      </w:pPr>
+      <w:r>
+        <w:rPr>
+          <w:rFonts w:ascii="Arial Unicode MS" w:hAnsi="Arial Unicode MS" w:eastAsia="Arial Unicode MS"/>
+          <w:b/>
+          <w:color w:val="1F4D78"/>
+          <w:sz w:val="22"/>
+        </w:rPr>
+        <w:t>参考文献</w:t>
+      </w:r>
+      <w:r>
+        <w:rPr>
+          <w:rFonts w:ascii="Arial Unicode MS" w:hAnsi="Arial Unicode MS" w:eastAsia="Arial Unicode MS"/>
+          <w:b w:val="0"/>
+          <w:color w:val="666666"/>
+          <w:sz w:val="19"/>
+        </w:rPr>
+        <w:t xml:space="preserve">    课程资料与 xv6 文档</w:t>
+      </w:r>
+    </w:p>
     <w:p>
       <w:r>
         <w:br w:type="page"/>
@@ -679,7 +911,7 @@
     </w:tbl>
     <w:p>
       <w:r>
-        <w:t>关键代码摘录（用于定位实现，行号以分支版本为准）：</w:t>
+        <w:t>关键代码摘录（按完整函数边界提取，行号以对应远端分支为准）：</w:t>
       </w:r>
     </w:p>
     <w:p>
@@ -687,7 +919,12 @@
         <w:pStyle w:val="Heading3"/>
       </w:pPr>
       <w:r>
-        <w:t>kernel/vm.c</w:t>
+        <w:t>2 MiB 大页映射（kernel/vm.c::supermappages）</w:t>
+      </w:r>
+    </w:p>
+    <w:p>
+      <w:r>
+        <w:t>展示一级页表叶节点的建立、地址对齐检查和连续物理地址推进。</w:t>
       </w:r>
     </w:p>
     <w:p>
@@ -695,29 +932,71 @@
         <w:pStyle w:val="Code"/>
       </w:pPr>
       <w:r>
-        <w:t>1: #include "param.h"</w:t>
+        <w:t>246: static int</w:t>
         <w:br/>
-        <w:t>2: #include "types.h"</w:t>
+        <w:t>247: supermappages(pagetable_t pagetable, uint64 va, uint64 size, uint64 pa, int perm)</w:t>
         <w:br/>
-        <w:t>3: #include "memlayout.h"</w:t>
+        <w:t>248: {</w:t>
         <w:br/>
-        <w:t>4: #include "elf.h"</w:t>
+        <w:t>249:   uint64 a, last;</w:t>
         <w:br/>
-        <w:t>5: #include "riscv.h"</w:t>
+        <w:t>250:   pte_t *pte;</w:t>
         <w:br/>
-        <w:t>6: #include "defs.h"</w:t>
+        <w:t xml:space="preserve">251: </w:t>
         <w:br/>
-        <w:t>7: #include "spinlock.h"</w:t>
+        <w:t>252:   if((va % SUPERPGSIZE) != 0)</w:t>
         <w:br/>
-        <w:t>8: #include "proc.h"</w:t>
+        <w:t>253:     panic("supermappages: va not aligned");</w:t>
         <w:br/>
-        <w:t>9: #include "fs.h"</w:t>
+        <w:t xml:space="preserve">254: </w:t>
         <w:br/>
-        <w:t xml:space="preserve">10: </w:t>
+        <w:t>255:   if((size % SUPERPGSIZE) != 0)</w:t>
         <w:br/>
-        <w:t>11: /*</w:t>
+        <w:t>256:     panic("supermappages: size not aligned");</w:t>
         <w:br/>
-        <w:t>12:  * the kernel's page table.</w:t>
+        <w:t xml:space="preserve">257: </w:t>
+        <w:br/>
+        <w:t>258:   if((pa % SUPERPGSIZE) != 0)</w:t>
+        <w:br/>
+        <w:t>259:     panic("supermappages: pa not aligned");</w:t>
+        <w:br/>
+        <w:t xml:space="preserve">260: </w:t>
+        <w:br/>
+        <w:t>261:   if(size == 0)</w:t>
+        <w:br/>
+        <w:t>262:     panic("supermappages: size");</w:t>
+        <w:br/>
+        <w:t xml:space="preserve">263:   </w:t>
+        <w:br/>
+        <w:t>264:   a = va;</w:t>
+        <w:br/>
+        <w:t>265:   last = va + size - SUPERPGSIZE;</w:t>
+        <w:br/>
+        <w:t>266:   for(;;){</w:t>
+        <w:br/>
+        <w:t>267:     if((pte = walkl1(pagetable, a, 1)) == 0)</w:t>
+        <w:br/>
+        <w:t>268:       return -1;</w:t>
+        <w:br/>
+        <w:t>269:     if(*pte &amp; PTE_V)</w:t>
+        <w:br/>
+        <w:t>270:       panic("supermappages: remap");</w:t>
+        <w:br/>
+        <w:t>271:     *pte = PA2PTE(pa) | perm | PTE_V;</w:t>
+        <w:br/>
+        <w:t>272:     if(a == last)</w:t>
+        <w:br/>
+        <w:t>273:       break;</w:t>
+        <w:br/>
+        <w:t>274:     a += SUPERPGSIZE;</w:t>
+        <w:br/>
+        <w:t>275:     pa += SUPERPGSIZE;</w:t>
+        <w:br/>
+        <w:t>276:   }</w:t>
+        <w:br/>
+        <w:t>277:   return 0;</w:t>
+        <w:br/>
+        <w:t>278: }</w:t>
       </w:r>
     </w:p>
     <w:p>
@@ -725,7 +1004,12 @@
         <w:pStyle w:val="Heading3"/>
       </w:pPr>
       <w:r>
-        <w:t>kernel/kalloc.c</w:t>
+        <w:t>按对齐条件选择普通页或大页（kernel/vm.c::uvmalloc）</w:t>
+      </w:r>
+    </w:p>
+    <w:p>
+      <w:r>
+        <w:t>展示用户空间扩展时的页型选择、映射和失败回滚。</w:t>
       </w:r>
     </w:p>
     <w:p>
@@ -733,29 +1017,91 @@
         <w:pStyle w:val="Code"/>
       </w:pPr>
       <w:r>
-        <w:t>1: // Physical memory allocator, for user processes,</w:t>
+        <w:t>393: uint64</w:t>
         <w:br/>
-        <w:t>2: // kernel stacks, page-table pages,</w:t>
+        <w:t>394: uvmalloc(pagetable_t pagetable, uint64 oldsz, uint64 newsz, int xperm)</w:t>
         <w:br/>
-        <w:t>3: // and pipe buffers. Allocates whole 4096-byte pages.</w:t>
+        <w:t>395: {</w:t>
         <w:br/>
-        <w:t xml:space="preserve">4: </w:t>
+        <w:t>396:   char *mem;</w:t>
         <w:br/>
-        <w:t>5: #include "types.h"</w:t>
+        <w:t>397:   uint64 a;</w:t>
         <w:br/>
-        <w:t>6: #include "param.h"</w:t>
+        <w:t>398:   int sz;</w:t>
         <w:br/>
-        <w:t>7: #include "memlayout.h"</w:t>
+        <w:t xml:space="preserve">399: </w:t>
         <w:br/>
-        <w:t>8: #include "spinlock.h"</w:t>
+        <w:t>400:   if(newsz &lt; oldsz)</w:t>
         <w:br/>
-        <w:t>9: #include "riscv.h"</w:t>
+        <w:t>401:     return oldsz;</w:t>
         <w:br/>
-        <w:t>10: #include "defs.h"</w:t>
+        <w:t xml:space="preserve">402: </w:t>
         <w:br/>
-        <w:t xml:space="preserve">11: </w:t>
+        <w:t>403:   oldsz = PGROUNDUP(oldsz);</w:t>
         <w:br/>
-        <w:t>12: #define NSUPERPG 32</w:t>
+        <w:t>404:   for(a = oldsz; a &lt; newsz; a += sz){</w:t>
+        <w:br/>
+        <w:t>405:     if(a % SUPERPGSIZE == 0 &amp;&amp; newsz - a &gt;= SUPERPGSIZE)</w:t>
+        <w:br/>
+        <w:t>406:     {</w:t>
+        <w:br/>
+        <w:t>407:       sz = SUPERPGSIZE;</w:t>
+        <w:br/>
+        <w:t>408:       mem = superalloc();</w:t>
+        <w:br/>
+        <w:t>409:     }</w:t>
+        <w:br/>
+        <w:t>410:     else</w:t>
+        <w:br/>
+        <w:t>411:     {</w:t>
+        <w:br/>
+        <w:t>412:       sz = PGSIZE;</w:t>
+        <w:br/>
+        <w:t>413:       mem = kalloc();</w:t>
+        <w:br/>
+        <w:t>414:     }</w:t>
+        <w:br/>
+        <w:t>415:     if(mem == 0){</w:t>
+        <w:br/>
+        <w:t>416:       uvmdealloc(pagetable, a, oldsz);</w:t>
+        <w:br/>
+        <w:t>417:       return 0;</w:t>
+        <w:br/>
+        <w:t>418:     }</w:t>
+        <w:br/>
+        <w:t>419: #ifndef LAB_SYSCALL</w:t>
+        <w:br/>
+        <w:t>420:     memset(mem, 0, sz);</w:t>
+        <w:br/>
+        <w:t>421:  #endif</w:t>
+        <w:br/>
+        <w:t>422:     if(sz == PGSIZE &amp;&amp; mappages(pagetable, a, sz, (uint64)mem, PTE_R|PTE_U|xperm) != 0){</w:t>
+        <w:br/>
+        <w:t>423:       kfree(mem);</w:t>
+        <w:br/>
+        <w:t>424:       uvmdealloc(pagetable, a, oldsz);</w:t>
+        <w:br/>
+        <w:t>425:       return 0;</w:t>
+        <w:br/>
+        <w:t>426:     }</w:t>
+        <w:br/>
+        <w:t>427:     if(sz == SUPERPGSIZE &amp;&amp; supermappages(pagetable, a, sz, (uint64)mem, PTE_R|PTE_U|xperm) != 0)</w:t>
+        <w:br/>
+        <w:t>428:     {</w:t>
+        <w:br/>
+        <w:t>429:       superfree(mem);</w:t>
+        <w:br/>
+        <w:t>430:       uvmdealloc(pagetable, a, oldsz);</w:t>
+        <w:br/>
+        <w:t>431:       return 0;</w:t>
+        <w:br/>
+        <w:t>432:     }</w:t>
+        <w:br/>
+        <w:t>433:   }</w:t>
+        <w:br/>
+        <w:t>434:   return newsz;</w:t>
+        <w:br/>
+        <w:t>435: }</w:t>
       </w:r>
     </w:p>
     <w:p>
@@ -13187,6 +13533,9 @@
       <w:spacing w:before="60" w:after="120"/>
       <w:ind w:left="259"/>
     </w:pPr>
+  </w:style>
+  <w:style w:type="paragraph" w:customStyle="1" w:styleId="TOCEntry">
+    <w:name w:val="TOC Entry"/>
   </w:style>
 </w:styles>
 </file>

--- a/report/实验报告.docx
+++ b/report/实验报告.docx
@@ -418,7 +418,239 @@
         <w:t>目录</w:t>
       </w:r>
     </w:p>
-    <w:fldSimple w:instr="TOC \o &quot;1-2&quot; \h \z \u"/>
+    <w:p>
+      <w:pPr>
+        <w:spacing w:after="200"/>
+      </w:pPr>
+      <w:r>
+        <w:t>本目录为确定性静态目录，避免不同 Word 版本未更新域时出现空白。</w:t>
+      </w:r>
+    </w:p>
+    <w:p>
+      <w:pPr>
+        <w:pStyle w:val="TOCEntry"/>
+        <w:spacing w:after="120"/>
+        <w:ind w:left="259"/>
+      </w:pPr>
+      <w:r>
+        <w:rPr>
+          <w:rFonts w:ascii="Arial Unicode MS" w:hAnsi="Arial Unicode MS" w:eastAsia="Arial Unicode MS"/>
+          <w:b/>
+          <w:color w:val="1F4D78"/>
+          <w:sz w:val="22"/>
+        </w:rPr>
+        <w:t>摘要</w:t>
+      </w:r>
+      <w:r>
+        <w:rPr>
+          <w:rFonts w:ascii="Arial Unicode MS" w:hAnsi="Arial Unicode MS" w:eastAsia="Arial Unicode MS"/>
+          <w:b w:val="0"/>
+          <w:color w:val="666666"/>
+          <w:sz w:val="19"/>
+        </w:rPr>
+        <w:t xml:space="preserve">    报告工作概述</w:t>
+      </w:r>
+    </w:p>
+    <w:p>
+      <w:pPr>
+        <w:pStyle w:val="TOCEntry"/>
+        <w:spacing w:after="120"/>
+        <w:ind w:left="259"/>
+      </w:pPr>
+      <w:r>
+        <w:rPr>
+          <w:rFonts w:ascii="Arial Unicode MS" w:hAnsi="Arial Unicode MS" w:eastAsia="Arial Unicode MS"/>
+          <w:b/>
+          <w:color w:val="1F4D78"/>
+          <w:sz w:val="22"/>
+        </w:rPr>
+        <w:t>1. 设计任务要求</w:t>
+      </w:r>
+      <w:r>
+        <w:rPr>
+          <w:rFonts w:ascii="Arial Unicode MS" w:hAnsi="Arial Unicode MS" w:eastAsia="Arial Unicode MS"/>
+          <w:b w:val="0"/>
+          <w:color w:val="666666"/>
+          <w:sz w:val="19"/>
+        </w:rPr>
+        <w:t xml:space="preserve">    实验目标与功能边界</w:t>
+      </w:r>
+    </w:p>
+    <w:p>
+      <w:pPr>
+        <w:pStyle w:val="TOCEntry"/>
+        <w:spacing w:after="120"/>
+        <w:ind w:left="259"/>
+      </w:pPr>
+      <w:r>
+        <w:rPr>
+          <w:rFonts w:ascii="Arial Unicode MS" w:hAnsi="Arial Unicode MS" w:eastAsia="Arial Unicode MS"/>
+          <w:b/>
+          <w:color w:val="1F4D78"/>
+          <w:sz w:val="22"/>
+        </w:rPr>
+        <w:t>2. 代码分析</w:t>
+      </w:r>
+      <w:r>
+        <w:rPr>
+          <w:rFonts w:ascii="Arial Unicode MS" w:hAnsi="Arial Unicode MS" w:eastAsia="Arial Unicode MS"/>
+          <w:b w:val="0"/>
+          <w:color w:val="666666"/>
+          <w:sz w:val="19"/>
+        </w:rPr>
+        <w:t xml:space="preserve">    模块、数据结构与核心代码</w:t>
+      </w:r>
+    </w:p>
+    <w:p>
+      <w:pPr>
+        <w:pStyle w:val="TOCEntry"/>
+        <w:spacing w:after="120"/>
+        <w:ind w:left="259"/>
+      </w:pPr>
+      <w:r>
+        <w:rPr>
+          <w:rFonts w:ascii="Arial Unicode MS" w:hAnsi="Arial Unicode MS" w:eastAsia="Arial Unicode MS"/>
+          <w:b/>
+          <w:color w:val="1F4D78"/>
+          <w:sz w:val="22"/>
+        </w:rPr>
+        <w:t>3. 设计方案</w:t>
+      </w:r>
+      <w:r>
+        <w:rPr>
+          <w:rFonts w:ascii="Arial Unicode MS" w:hAnsi="Arial Unicode MS" w:eastAsia="Arial Unicode MS"/>
+          <w:b w:val="0"/>
+          <w:color w:val="666666"/>
+          <w:sz w:val="19"/>
+        </w:rPr>
+        <w:t xml:space="preserve">    算法与资源生命周期设计</w:t>
+      </w:r>
+    </w:p>
+    <w:p>
+      <w:pPr>
+        <w:pStyle w:val="TOCEntry"/>
+        <w:spacing w:after="120"/>
+        <w:ind w:left="259"/>
+      </w:pPr>
+      <w:r>
+        <w:rPr>
+          <w:rFonts w:ascii="Arial Unicode MS" w:hAnsi="Arial Unicode MS" w:eastAsia="Arial Unicode MS"/>
+          <w:b/>
+          <w:color w:val="1F4D78"/>
+          <w:sz w:val="22"/>
+        </w:rPr>
+        <w:t>4. 实现说明</w:t>
+      </w:r>
+      <w:r>
+        <w:rPr>
+          <w:rFonts w:ascii="Arial Unicode MS" w:hAnsi="Arial Unicode MS" w:eastAsia="Arial Unicode MS"/>
+          <w:b w:val="0"/>
+          <w:color w:val="666666"/>
+          <w:sz w:val="19"/>
+        </w:rPr>
+        <w:t xml:space="preserve">    修改范围与实现理由</w:t>
+      </w:r>
+    </w:p>
+    <w:p>
+      <w:pPr>
+        <w:pStyle w:val="TOCEntry"/>
+        <w:spacing w:after="120"/>
+        <w:ind w:left="259"/>
+      </w:pPr>
+      <w:r>
+        <w:rPr>
+          <w:rFonts w:ascii="Arial Unicode MS" w:hAnsi="Arial Unicode MS" w:eastAsia="Arial Unicode MS"/>
+          <w:b/>
+          <w:color w:val="1F4D78"/>
+          <w:sz w:val="22"/>
+        </w:rPr>
+        <w:t>5. 测试与结果</w:t>
+      </w:r>
+      <w:r>
+        <w:rPr>
+          <w:rFonts w:ascii="Arial Unicode MS" w:hAnsi="Arial Unicode MS" w:eastAsia="Arial Unicode MS"/>
+          <w:b w:val="0"/>
+          <w:color w:val="666666"/>
+          <w:sz w:val="19"/>
+        </w:rPr>
+        <w:t xml:space="preserve">    测试命令、结果与限制</w:t>
+      </w:r>
+    </w:p>
+    <w:p>
+      <w:pPr>
+        <w:pStyle w:val="TOCEntry"/>
+        <w:spacing w:after="120"/>
+        <w:ind w:left="259"/>
+      </w:pPr>
+      <w:r>
+        <w:rPr>
+          <w:rFonts w:ascii="Arial Unicode MS" w:hAnsi="Arial Unicode MS" w:eastAsia="Arial Unicode MS"/>
+          <w:b/>
+          <w:color w:val="1F4D78"/>
+          <w:sz w:val="22"/>
+        </w:rPr>
+        <w:t>6. 调试与问题分析</w:t>
+      </w:r>
+      <w:r>
+        <w:rPr>
+          <w:rFonts w:ascii="Arial Unicode MS" w:hAnsi="Arial Unicode MS" w:eastAsia="Arial Unicode MS"/>
+          <w:b w:val="0"/>
+          <w:color w:val="666666"/>
+          <w:sz w:val="19"/>
+        </w:rPr>
+        <w:t xml:space="preserve">    风险、问题与改进建议</w:t>
+      </w:r>
+    </w:p>
+    <w:p>
+      <w:pPr>
+        <w:pStyle w:val="TOCEntry"/>
+        <w:spacing w:after="120"/>
+        <w:ind w:left="259"/>
+      </w:pPr>
+      <w:r>
+        <w:rPr>
+          <w:rFonts w:ascii="Arial Unicode MS" w:hAnsi="Arial Unicode MS" w:eastAsia="Arial Unicode MS"/>
+          <w:b/>
+          <w:color w:val="1F4D78"/>
+          <w:sz w:val="22"/>
+        </w:rPr>
+        <w:t>7. 结论与展望</w:t>
+      </w:r>
+      <w:r>
+        <w:rPr>
+          <w:rFonts w:ascii="Arial Unicode MS" w:hAnsi="Arial Unicode MS" w:eastAsia="Arial Unicode MS"/>
+          <w:b w:val="0"/>
+          <w:color w:val="666666"/>
+          <w:sz w:val="19"/>
+        </w:rPr>
+        <w:t xml:space="preserve">    工作总结与后续计划</w:t>
+      </w:r>
+    </w:p>
+    <w:p>
+      <w:pPr>
+        <w:pStyle w:val="TOCEntry"/>
+        <w:spacing w:after="120"/>
+        <w:ind w:left="259"/>
+      </w:pPr>
+      <w:r>
+        <w:rPr>
+          <w:rFonts w:ascii="Arial Unicode MS" w:hAnsi="Arial Unicode MS" w:eastAsia="Arial Unicode MS"/>
+          <w:b/>
+          <w:color w:val="1F4D78"/>
+          <w:sz w:val="22"/>
+        </w:rPr>
+        <w:t>参考文献</w:t>
+      </w:r>
+      <w:r>
+        <w:rPr>
+          <w:rFonts w:ascii="Arial Unicode MS" w:hAnsi="Arial Unicode MS" w:eastAsia="Arial Unicode MS"/>
+          <w:b w:val="0"/>
+          <w:color w:val="666666"/>
+          <w:sz w:val="19"/>
+        </w:rPr>
+        <w:t xml:space="preserve">    课程资料与 xv6 文档</w:t>
+      </w:r>
+    </w:p>
     <w:p>
       <w:r>
         <w:br w:type="page"/>
@@ -679,7 +911,7 @@
     </w:tbl>
     <w:p>
       <w:r>
-        <w:t>关键代码摘录（用于定位实现，行号以分支版本为准）：</w:t>
+        <w:t>关键代码摘录（按完整函数边界提取，行号以对应远端分支为准）：</w:t>
       </w:r>
     </w:p>
     <w:p>
@@ -687,7 +919,12 @@
         <w:pStyle w:val="Heading3"/>
       </w:pPr>
       <w:r>
-        <w:t>kernel/kalloc.c</w:t>
+        <w:t>每 CPU 空闲页分配与窃取（kernel/kalloc.c::kalloc）</w:t>
+      </w:r>
+    </w:p>
+    <w:p>
+      <w:r>
+        <w:t>展示本地 freelist 优先和跨 CPU 轮询窃取策略。</w:t>
       </w:r>
     </w:p>
     <w:p>
@@ -695,29 +932,55 @@
         <w:pStyle w:val="Code"/>
       </w:pPr>
       <w:r>
-        <w:t>1: // Physical memory allocator, for user processes,</w:t>
+        <w:t>88: void *</w:t>
         <w:br/>
-        <w:t>2: // kernel stacks, page-table pages,</w:t>
+        <w:t>89: kalloc(void)</w:t>
         <w:br/>
-        <w:t>3: // and pipe buffers. Allocates whole 4096-byte pages.</w:t>
+        <w:t>90: {</w:t>
         <w:br/>
-        <w:t xml:space="preserve">4: </w:t>
+        <w:t>91:   push_off();</w:t>
         <w:br/>
-        <w:t>5: #include "types.h"</w:t>
+        <w:t>92:   int id = cpuid();</w:t>
         <w:br/>
-        <w:t>6: #include "param.h"</w:t>
+        <w:t>93:   struct run *r;</w:t>
         <w:br/>
-        <w:t>7: #include "memlayout.h"</w:t>
+        <w:t xml:space="preserve">94: </w:t>
         <w:br/>
-        <w:t>8: #include "spinlock.h"</w:t>
+        <w:t>95:   for(int i = 0; i &lt; NCPU; ++i)</w:t>
         <w:br/>
-        <w:t>9: #include "riscv.h"</w:t>
+        <w:t>96:   {</w:t>
         <w:br/>
-        <w:t>10: #include "defs.h"</w:t>
+        <w:t>97:     int victim = (id + i) % NCPU;</w:t>
         <w:br/>
-        <w:t xml:space="preserve">11: </w:t>
+        <w:t>98:     acquire(&amp;kmem[victim].lock);</w:t>
         <w:br/>
-        <w:t>12: void freerange(void *pa_start, void *pa_end);</w:t>
+        <w:t>99:     r = kmem[victim].freelist;</w:t>
+        <w:br/>
+        <w:t>100:     if(r)</w:t>
+        <w:br/>
+        <w:t>101:       kmem[victim].freelist = r-&gt;next;</w:t>
+        <w:br/>
+        <w:t>102:     release(&amp;kmem[victim].lock);</w:t>
+        <w:br/>
+        <w:t>103:     if(r)</w:t>
+        <w:br/>
+        <w:t>104:     {</w:t>
+        <w:br/>
+        <w:t>105:       memset((char*)r, 5, PGSIZE); // fill with junk</w:t>
+        <w:br/>
+        <w:t>106:       break;</w:t>
+        <w:br/>
+        <w:t>107:     }</w:t>
+        <w:br/>
+        <w:t>108:   }</w:t>
+        <w:br/>
+        <w:t xml:space="preserve">109: </w:t>
+        <w:br/>
+        <w:t>110:   pop_off();</w:t>
+        <w:br/>
+        <w:t>111:   return (void*)r;</w:t>
+        <w:br/>
+        <w:t>112: }</w:t>
       </w:r>
     </w:p>
     <w:p>
@@ -725,7 +988,12 @@
         <w:pStyle w:val="Heading3"/>
       </w:pPr>
       <w:r>
-        <w:t>kernel/spinlock.c</w:t>
+        <w:t>写者优先读写锁（kernel/spinlock.c::write_acquire_inner）</w:t>
+      </w:r>
+    </w:p>
+    <w:p>
+      <w:r>
+        <w:t>展示等待写者计数以及读者、写者互斥条件。</w:t>
       </w:r>
     </w:p>
     <w:p>
@@ -733,29 +1001,47 @@
         <w:pStyle w:val="Code"/>
       </w:pPr>
       <w:r>
-        <w:t>1: // Mutual exclusion spin locks.</w:t>
+        <w:t>150: static void</w:t>
         <w:br/>
-        <w:t xml:space="preserve">2: </w:t>
+        <w:t>151: write_acquire_inner(struct rwspinlock *rwlk)</w:t>
         <w:br/>
-        <w:t>3: #include "types.h"</w:t>
+        <w:t>152: {</w:t>
         <w:br/>
-        <w:t>4: #include "param.h"</w:t>
+        <w:t>153:   // Replace this with your implementation.</w:t>
         <w:br/>
-        <w:t>5: #include "memlayout.h"</w:t>
+        <w:t>154:   acquire(&amp;rwlk-&gt;l);</w:t>
         <w:br/>
-        <w:t>6: #include "spinlock.h"</w:t>
+        <w:t>155:   rwlk-&gt;waiting_writers++;</w:t>
         <w:br/>
-        <w:t>7: #include "riscv.h"</w:t>
+        <w:t>156:   release(&amp;rwlk-&gt;l);</w:t>
         <w:br/>
-        <w:t>8: #include "proc.h"</w:t>
+        <w:t xml:space="preserve">157:   </w:t>
         <w:br/>
-        <w:t>9: #include "defs.h"</w:t>
+        <w:t>158:   while(1)</w:t>
         <w:br/>
-        <w:t xml:space="preserve">10: </w:t>
+        <w:t>159:   {</w:t>
         <w:br/>
-        <w:t>11: #ifdef LAB_LOCK</w:t>
+        <w:t>160:     acquire(&amp;rwlk-&gt;l);</w:t>
         <w:br/>
-        <w:t>12: #define NLOCK 500</w:t>
+        <w:t>161:     if(rwlk-&gt;readers == 0 &amp;&amp; rwlk-&gt;writer == 0)</w:t>
+        <w:br/>
+        <w:t>162:     {</w:t>
+        <w:br/>
+        <w:t>163:       rwlk-&gt;waiting_writers--;</w:t>
+        <w:br/>
+        <w:t>164:       rwlk-&gt;writer = 1;</w:t>
+        <w:br/>
+        <w:t>165:       release(&amp;rwlk-&gt;l);</w:t>
+        <w:br/>
+        <w:t>166:       break;</w:t>
+        <w:br/>
+        <w:t>167:     }</w:t>
+        <w:br/>
+        <w:t>168:     release(&amp;rwlk-&gt;l);</w:t>
+        <w:br/>
+        <w:t>169:   }</w:t>
+        <w:br/>
+        <w:t>170: }</w:t>
       </w:r>
     </w:p>
     <w:p>
@@ -13187,6 +13473,9 @@
       <w:spacing w:before="60" w:after="120"/>
       <w:ind w:left="259"/>
     </w:pPr>
+  </w:style>
+  <w:style w:type="paragraph" w:customStyle="1" w:styleId="TOCEntry">
+    <w:name w:val="TOC Entry"/>
   </w:style>
 </w:styles>
 </file>

--- a/report/实验报告.docx
+++ b/report/实验报告.docx
@@ -418,7 +418,239 @@
         <w:t>目录</w:t>
       </w:r>
     </w:p>
-    <w:fldSimple w:instr="TOC \o &quot;1-2&quot; \h \z \u"/>
+    <w:p>
+      <w:pPr>
+        <w:spacing w:after="200"/>
+      </w:pPr>
+      <w:r>
+        <w:t>本目录为确定性静态目录，避免不同 Word 版本未更新域时出现空白。</w:t>
+      </w:r>
+    </w:p>
+    <w:p>
+      <w:pPr>
+        <w:pStyle w:val="TOCEntry"/>
+        <w:spacing w:after="120"/>
+        <w:ind w:left="259"/>
+      </w:pPr>
+      <w:r>
+        <w:rPr>
+          <w:rFonts w:ascii="Arial Unicode MS" w:hAnsi="Arial Unicode MS" w:eastAsia="Arial Unicode MS"/>
+          <w:b/>
+          <w:color w:val="1F4D78"/>
+          <w:sz w:val="22"/>
+        </w:rPr>
+        <w:t>摘要</w:t>
+      </w:r>
+      <w:r>
+        <w:rPr>
+          <w:rFonts w:ascii="Arial Unicode MS" w:hAnsi="Arial Unicode MS" w:eastAsia="Arial Unicode MS"/>
+          <w:b w:val="0"/>
+          <w:color w:val="666666"/>
+          <w:sz w:val="19"/>
+        </w:rPr>
+        <w:t xml:space="preserve">    报告工作概述</w:t>
+      </w:r>
+    </w:p>
+    <w:p>
+      <w:pPr>
+        <w:pStyle w:val="TOCEntry"/>
+        <w:spacing w:after="120"/>
+        <w:ind w:left="259"/>
+      </w:pPr>
+      <w:r>
+        <w:rPr>
+          <w:rFonts w:ascii="Arial Unicode MS" w:hAnsi="Arial Unicode MS" w:eastAsia="Arial Unicode MS"/>
+          <w:b/>
+          <w:color w:val="1F4D78"/>
+          <w:sz w:val="22"/>
+        </w:rPr>
+        <w:t>1. 设计任务要求</w:t>
+      </w:r>
+      <w:r>
+        <w:rPr>
+          <w:rFonts w:ascii="Arial Unicode MS" w:hAnsi="Arial Unicode MS" w:eastAsia="Arial Unicode MS"/>
+          <w:b w:val="0"/>
+          <w:color w:val="666666"/>
+          <w:sz w:val="19"/>
+        </w:rPr>
+        <w:t xml:space="preserve">    实验目标与功能边界</w:t>
+      </w:r>
+    </w:p>
+    <w:p>
+      <w:pPr>
+        <w:pStyle w:val="TOCEntry"/>
+        <w:spacing w:after="120"/>
+        <w:ind w:left="259"/>
+      </w:pPr>
+      <w:r>
+        <w:rPr>
+          <w:rFonts w:ascii="Arial Unicode MS" w:hAnsi="Arial Unicode MS" w:eastAsia="Arial Unicode MS"/>
+          <w:b/>
+          <w:color w:val="1F4D78"/>
+          <w:sz w:val="22"/>
+        </w:rPr>
+        <w:t>2. 代码分析</w:t>
+      </w:r>
+      <w:r>
+        <w:rPr>
+          <w:rFonts w:ascii="Arial Unicode MS" w:hAnsi="Arial Unicode MS" w:eastAsia="Arial Unicode MS"/>
+          <w:b w:val="0"/>
+          <w:color w:val="666666"/>
+          <w:sz w:val="19"/>
+        </w:rPr>
+        <w:t xml:space="preserve">    模块、数据结构与核心代码</w:t>
+      </w:r>
+    </w:p>
+    <w:p>
+      <w:pPr>
+        <w:pStyle w:val="TOCEntry"/>
+        <w:spacing w:after="120"/>
+        <w:ind w:left="259"/>
+      </w:pPr>
+      <w:r>
+        <w:rPr>
+          <w:rFonts w:ascii="Arial Unicode MS" w:hAnsi="Arial Unicode MS" w:eastAsia="Arial Unicode MS"/>
+          <w:b/>
+          <w:color w:val="1F4D78"/>
+          <w:sz w:val="22"/>
+        </w:rPr>
+        <w:t>3. 设计方案</w:t>
+      </w:r>
+      <w:r>
+        <w:rPr>
+          <w:rFonts w:ascii="Arial Unicode MS" w:hAnsi="Arial Unicode MS" w:eastAsia="Arial Unicode MS"/>
+          <w:b w:val="0"/>
+          <w:color w:val="666666"/>
+          <w:sz w:val="19"/>
+        </w:rPr>
+        <w:t xml:space="preserve">    算法与资源生命周期设计</w:t>
+      </w:r>
+    </w:p>
+    <w:p>
+      <w:pPr>
+        <w:pStyle w:val="TOCEntry"/>
+        <w:spacing w:after="120"/>
+        <w:ind w:left="259"/>
+      </w:pPr>
+      <w:r>
+        <w:rPr>
+          <w:rFonts w:ascii="Arial Unicode MS" w:hAnsi="Arial Unicode MS" w:eastAsia="Arial Unicode MS"/>
+          <w:b/>
+          <w:color w:val="1F4D78"/>
+          <w:sz w:val="22"/>
+        </w:rPr>
+        <w:t>4. 实现说明</w:t>
+      </w:r>
+      <w:r>
+        <w:rPr>
+          <w:rFonts w:ascii="Arial Unicode MS" w:hAnsi="Arial Unicode MS" w:eastAsia="Arial Unicode MS"/>
+          <w:b w:val="0"/>
+          <w:color w:val="666666"/>
+          <w:sz w:val="19"/>
+        </w:rPr>
+        <w:t xml:space="preserve">    修改范围与实现理由</w:t>
+      </w:r>
+    </w:p>
+    <w:p>
+      <w:pPr>
+        <w:pStyle w:val="TOCEntry"/>
+        <w:spacing w:after="120"/>
+        <w:ind w:left="259"/>
+      </w:pPr>
+      <w:r>
+        <w:rPr>
+          <w:rFonts w:ascii="Arial Unicode MS" w:hAnsi="Arial Unicode MS" w:eastAsia="Arial Unicode MS"/>
+          <w:b/>
+          <w:color w:val="1F4D78"/>
+          <w:sz w:val="22"/>
+        </w:rPr>
+        <w:t>5. 测试与结果</w:t>
+      </w:r>
+      <w:r>
+        <w:rPr>
+          <w:rFonts w:ascii="Arial Unicode MS" w:hAnsi="Arial Unicode MS" w:eastAsia="Arial Unicode MS"/>
+          <w:b w:val="0"/>
+          <w:color w:val="666666"/>
+          <w:sz w:val="19"/>
+        </w:rPr>
+        <w:t xml:space="preserve">    测试命令、结果与限制</w:t>
+      </w:r>
+    </w:p>
+    <w:p>
+      <w:pPr>
+        <w:pStyle w:val="TOCEntry"/>
+        <w:spacing w:after="120"/>
+        <w:ind w:left="259"/>
+      </w:pPr>
+      <w:r>
+        <w:rPr>
+          <w:rFonts w:ascii="Arial Unicode MS" w:hAnsi="Arial Unicode MS" w:eastAsia="Arial Unicode MS"/>
+          <w:b/>
+          <w:color w:val="1F4D78"/>
+          <w:sz w:val="22"/>
+        </w:rPr>
+        <w:t>6. 调试与问题分析</w:t>
+      </w:r>
+      <w:r>
+        <w:rPr>
+          <w:rFonts w:ascii="Arial Unicode MS" w:hAnsi="Arial Unicode MS" w:eastAsia="Arial Unicode MS"/>
+          <w:b w:val="0"/>
+          <w:color w:val="666666"/>
+          <w:sz w:val="19"/>
+        </w:rPr>
+        <w:t xml:space="preserve">    风险、问题与改进建议</w:t>
+      </w:r>
+    </w:p>
+    <w:p>
+      <w:pPr>
+        <w:pStyle w:val="TOCEntry"/>
+        <w:spacing w:after="120"/>
+        <w:ind w:left="259"/>
+      </w:pPr>
+      <w:r>
+        <w:rPr>
+          <w:rFonts w:ascii="Arial Unicode MS" w:hAnsi="Arial Unicode MS" w:eastAsia="Arial Unicode MS"/>
+          <w:b/>
+          <w:color w:val="1F4D78"/>
+          <w:sz w:val="22"/>
+        </w:rPr>
+        <w:t>7. 结论与展望</w:t>
+      </w:r>
+      <w:r>
+        <w:rPr>
+          <w:rFonts w:ascii="Arial Unicode MS" w:hAnsi="Arial Unicode MS" w:eastAsia="Arial Unicode MS"/>
+          <w:b w:val="0"/>
+          <w:color w:val="666666"/>
+          <w:sz w:val="19"/>
+        </w:rPr>
+        <w:t xml:space="preserve">    工作总结与后续计划</w:t>
+      </w:r>
+    </w:p>
+    <w:p>
+      <w:pPr>
+        <w:pStyle w:val="TOCEntry"/>
+        <w:spacing w:after="120"/>
+        <w:ind w:left="259"/>
+      </w:pPr>
+      <w:r>
+        <w:rPr>
+          <w:rFonts w:ascii="Arial Unicode MS" w:hAnsi="Arial Unicode MS" w:eastAsia="Arial Unicode MS"/>
+          <w:b/>
+          <w:color w:val="1F4D78"/>
+          <w:sz w:val="22"/>
+        </w:rPr>
+        <w:t>参考文献</w:t>
+      </w:r>
+      <w:r>
+        <w:rPr>
+          <w:rFonts w:ascii="Arial Unicode MS" w:hAnsi="Arial Unicode MS" w:eastAsia="Arial Unicode MS"/>
+          <w:b w:val="0"/>
+          <w:color w:val="666666"/>
+          <w:sz w:val="19"/>
+        </w:rPr>
+        <w:t xml:space="preserve">    课程资料与 xv6 文档</w:t>
+      </w:r>
+    </w:p>
     <w:p>
       <w:r>
         <w:br w:type="page"/>
@@ -679,7 +911,7 @@
     </w:tbl>
     <w:p>
       <w:r>
-        <w:t>关键代码摘录（用于定位实现，行号以分支版本为准）：</w:t>
+        <w:t>关键代码摘录（按完整函数边界提取，行号以对应远端分支为准）：</w:t>
       </w:r>
     </w:p>
     <w:p>
@@ -687,7 +919,12 @@
         <w:pStyle w:val="Heading3"/>
       </w:pPr>
       <w:r>
-        <w:t>user/sleep.c</w:t>
+        <w:t>递归遍历目录并执行匹配命令（user/find.c::find）</w:t>
+      </w:r>
+    </w:p>
+    <w:p>
+      <w:r>
+        <w:t>展示目录项过滤、路径拼接、递归下降以及 fork/exec/wait 协作。</w:t>
       </w:r>
     </w:p>
     <w:p>
@@ -695,29 +932,145 @@
         <w:pStyle w:val="Code"/>
       </w:pPr>
       <w:r>
-        <w:t>1: #include "kernel/types.h"</w:t>
+        <w:t>20: void find(char *path, char *filename,int is_exec)</w:t>
         <w:br/>
-        <w:t>2: #include "user/user.h"</w:t>
+        <w:t>21: {</w:t>
         <w:br/>
-        <w:t xml:space="preserve">3: </w:t>
+        <w:t>22:     char buf[512], *p;</w:t>
         <w:br/>
-        <w:t>4: int main(int argc, char* argv[])</w:t>
+        <w:t>23:     int fd;</w:t>
         <w:br/>
-        <w:t>5: {</w:t>
+        <w:t>24:     struct dirent de;</w:t>
         <w:br/>
-        <w:t>6:     if(argc != 2)</w:t>
+        <w:t>25:     struct stat st;</w:t>
         <w:br/>
-        <w:t>7:     {</w:t>
+        <w:t xml:space="preserve">26: </w:t>
         <w:br/>
-        <w:t>8:         fprintf(2, "Usage: sleep ticks\n");</w:t>
+        <w:t>27:     if((fd = open(path, O_RDONLY)) &lt; 0){</w:t>
         <w:br/>
-        <w:t>9:         exit(1);</w:t>
+        <w:t>28:         fprintf(2, "find: cannot open %s\n", path);</w:t>
         <w:br/>
-        <w:t>10:     }</w:t>
+        <w:t>29:         return;</w:t>
         <w:br/>
-        <w:t>11:     else</w:t>
+        <w:t>30:     }</w:t>
         <w:br/>
-        <w:t>12:     {</w:t>
+        <w:t xml:space="preserve">31: </w:t>
+        <w:br/>
+        <w:t>32:     if(fstat(fd, &amp;st) &lt; 0){</w:t>
+        <w:br/>
+        <w:t>33:         fprintf(2, "find: cannot stat %s\n", path);</w:t>
+        <w:br/>
+        <w:t>34:         close(fd);</w:t>
+        <w:br/>
+        <w:t>35:         return;</w:t>
+        <w:br/>
+        <w:t>36:     }</w:t>
+        <w:br/>
+        <w:t xml:space="preserve">37: </w:t>
+        <w:br/>
+        <w:t>38:     switch(st.type)</w:t>
+        <w:br/>
+        <w:t>39:     {</w:t>
+        <w:br/>
+        <w:t>40:         case T_DEVICE:</w:t>
+        <w:br/>
+        <w:t>41:         case T_FILE:</w:t>
+        <w:br/>
+        <w:t>42:             if(!strcmp(fmtname(path), filename))</w:t>
+        <w:br/>
+        <w:t>43:             {</w:t>
+        <w:br/>
+        <w:t>44:                 if(!is_exec) printf("%s\n",path);</w:t>
+        <w:br/>
+        <w:t>45:                 else</w:t>
+        <w:br/>
+        <w:t>46:                 {</w:t>
+        <w:br/>
+        <w:t>47:                     int pid = fork();</w:t>
+        <w:br/>
+        <w:t>48:                     if(pid == 0)</w:t>
+        <w:br/>
+        <w:t>49:                     {</w:t>
+        <w:br/>
+        <w:t>50:                         if(cmd_argc + 2 &gt; MAXARG)</w:t>
+        <w:br/>
+        <w:t>51:                         {</w:t>
+        <w:br/>
+        <w:t>52:                             fprintf(2, "find: too many arguments\n");</w:t>
+        <w:br/>
+        <w:t>53:                             exit(1);</w:t>
+        <w:br/>
+        <w:t>54:                         }</w:t>
+        <w:br/>
+        <w:t>55:                         cmd_argv[cmd_argc] = path;</w:t>
+        <w:br/>
+        <w:t>56:                         cmd_argv[cmd_argc + 1] = 0;</w:t>
+        <w:br/>
+        <w:t>57:                         exec(cmd_argv[0], &amp;cmd_argv[0]);</w:t>
+        <w:br/>
+        <w:t>58:                         exit(0);</w:t>
+        <w:br/>
+        <w:t>59:                     }</w:t>
+        <w:br/>
+        <w:t>60:                     wait(0);</w:t>
+        <w:br/>
+        <w:t>61:                 }</w:t>
+        <w:br/>
+        <w:t>62:             }</w:t>
+        <w:br/>
+        <w:t>63:             break;</w:t>
+        <w:br/>
+        <w:t>64:         case T_DIR:</w:t>
+        <w:br/>
+        <w:t>65:             if(strlen(path) + 1 + DIRSIZ + 1 &gt; sizeof buf)</w:t>
+        <w:br/>
+        <w:t>66:             {</w:t>
+        <w:br/>
+        <w:t>67:                 printf("find: path too long\n");</w:t>
+        <w:br/>
+        <w:t>68:                 break;</w:t>
+        <w:br/>
+        <w:t>69:             }</w:t>
+        <w:br/>
+        <w:t>70:             strcpy(buf, path);</w:t>
+        <w:br/>
+        <w:t>71:             p = buf + strlen(buf);</w:t>
+        <w:br/>
+        <w:t>72:             *p++ = '/';</w:t>
+        <w:br/>
+        <w:t>73:             while(read(fd, &amp;de, sizeof(de)) == sizeof(de))</w:t>
+        <w:br/>
+        <w:t>74:             {</w:t>
+        <w:br/>
+        <w:t>75:                 if(de.inum == 0) continue;</w:t>
+        <w:br/>
+        <w:t>76:                 memmove(p, de.name, DIRSIZ);</w:t>
+        <w:br/>
+        <w:t>77:                 p[DIRSIZ] = 0;</w:t>
+        <w:br/>
+        <w:t>78:                 if(stat(buf, &amp;st) &lt; 0)</w:t>
+        <w:br/>
+        <w:t xml:space="preserve">79:                 { </w:t>
+        <w:br/>
+        <w:t>80:                     printf("find: cannot stat %s\n", buf);</w:t>
+        <w:br/>
+        <w:t>81:                     continue;</w:t>
+        <w:br/>
+        <w:t>82:                 }</w:t>
+        <w:br/>
+        <w:t>83:                 if(strcmp(p, ".") == 0 || strcmp(p, "..") == 0) continue;</w:t>
+        <w:br/>
+        <w:t>84:                 find(buf, filename, is_exec);</w:t>
+        <w:br/>
+        <w:t>85:             }</w:t>
+        <w:br/>
+        <w:t>86:             break;</w:t>
+        <w:br/>
+        <w:t>87:     }</w:t>
+        <w:br/>
+        <w:t>88:     close(fd);</w:t>
+        <w:br/>
+        <w:t>89: }</w:t>
       </w:r>
     </w:p>
     <w:p>
@@ -725,7 +1078,12 @@
         <w:pStyle w:val="Heading3"/>
       </w:pPr>
       <w:r>
-        <w:t>user/find.c</w:t>
+        <w:t>按格式串解释原始内存（user/memdump.c::memdump）</w:t>
+      </w:r>
+    </w:p>
+    <w:p>
+      <w:r>
+        <w:t>展示 i/p/h/c/s/S 各类格式的指针推进和输出逻辑。</w:t>
       </w:r>
     </w:p>
     <w:p>
@@ -733,29 +1091,101 @@
         <w:pStyle w:val="Code"/>
       </w:pPr>
       <w:r>
-        <w:t>1: #include "kernel/types.h"</w:t>
+        <w:t>60: void</w:t>
         <w:br/>
-        <w:t>2: #include "kernel/stat.h"</w:t>
+        <w:t>61: memdump(char *fmt, char *data)</w:t>
         <w:br/>
-        <w:t>3: #include "user/user.h"</w:t>
+        <w:t>62: {</w:t>
         <w:br/>
-        <w:t>4: #include "kernel/fs.h"</w:t>
+        <w:t>63:   int len = strlen(fmt);</w:t>
         <w:br/>
-        <w:t>5: #include "kernel/fcntl.h"</w:t>
+        <w:t>64:   for(int j = 0; j &lt; len; ++j)</w:t>
         <w:br/>
-        <w:t>6: #include "kernel/param.h"</w:t>
+        <w:t>65:   {</w:t>
         <w:br/>
-        <w:t xml:space="preserve">7: </w:t>
+        <w:t>66:     if(fmt[j] == 'i')</w:t>
         <w:br/>
-        <w:t>8: char* cmd_argv[MAXARG];</w:t>
+        <w:t>67:     {</w:t>
         <w:br/>
-        <w:t>9: int cmd_argc;</w:t>
+        <w:t>68:         int i = *(int *)data;</w:t>
         <w:br/>
-        <w:t xml:space="preserve">10: </w:t>
+        <w:t>69:         printf("%d\n",i);</w:t>
         <w:br/>
-        <w:t>11: char* fmtname(char *path)</w:t>
+        <w:t>70:         data += sizeof(int);</w:t>
         <w:br/>
-        <w:t>12: {</w:t>
+        <w:t>71:     }</w:t>
+        <w:br/>
+        <w:t>72:     else if(fmt[j] == 'p')</w:t>
+        <w:br/>
+        <w:t>73:     {</w:t>
+        <w:br/>
+        <w:t>74:         uint64 p = *(uint64 *)data;</w:t>
+        <w:br/>
+        <w:t>75:         printf("%lx\n",p);</w:t>
+        <w:br/>
+        <w:t>76:         data += sizeof(uint64);</w:t>
+        <w:br/>
+        <w:t>77:     }</w:t>
+        <w:br/>
+        <w:t>78:     else if(fmt[j] == 'h')</w:t>
+        <w:br/>
+        <w:t>79:     {</w:t>
+        <w:br/>
+        <w:t>80:         short h = *(short *)data;</w:t>
+        <w:br/>
+        <w:t>81:         printf("%d\n",h);</w:t>
+        <w:br/>
+        <w:t>82:         data += sizeof(short);</w:t>
+        <w:br/>
+        <w:t>83:     }</w:t>
+        <w:br/>
+        <w:t>84:     else if(fmt[j] == 'c')</w:t>
+        <w:br/>
+        <w:t>85:     {</w:t>
+        <w:br/>
+        <w:t>86:         char c = *data;</w:t>
+        <w:br/>
+        <w:t>87:         printf("%c\n",c);</w:t>
+        <w:br/>
+        <w:t>88:         data += sizeof(char);</w:t>
+        <w:br/>
+        <w:t>89:     }</w:t>
+        <w:br/>
+        <w:t>90:     else if(fmt[j] == 's')</w:t>
+        <w:br/>
+        <w:t>91:     {</w:t>
+        <w:br/>
+        <w:t>92:         char *s = *(char**)data;</w:t>
+        <w:br/>
+        <w:t>93:         printf("%s\n",s);</w:t>
+        <w:br/>
+        <w:t>94:         data += sizeof(char*);</w:t>
+        <w:br/>
+        <w:t>95:     }</w:t>
+        <w:br/>
+        <w:t>96:     else if(fmt[j] == 'S')</w:t>
+        <w:br/>
+        <w:t>97:     {</w:t>
+        <w:br/>
+        <w:t>98:         printf("%s\n",data);</w:t>
+        <w:br/>
+        <w:t>99:         break;</w:t>
+        <w:br/>
+        <w:t>100:     }</w:t>
+        <w:br/>
+        <w:t>101:     else</w:t>
+        <w:br/>
+        <w:t>102:     {</w:t>
+        <w:br/>
+        <w:t>103:         fprintf(2,"invalid format\n");</w:t>
+        <w:br/>
+        <w:t>104:         exit(1);</w:t>
+        <w:br/>
+        <w:t>105:     }</w:t>
+        <w:br/>
+        <w:t xml:space="preserve">106:   } </w:t>
+        <w:br/>
+        <w:t>107: }</w:t>
       </w:r>
     </w:p>
     <w:p>
@@ -13187,6 +13617,9 @@
       <w:spacing w:before="60" w:after="120"/>
       <w:ind w:left="259"/>
     </w:pPr>
+  </w:style>
+  <w:style w:type="paragraph" w:customStyle="1" w:styleId="TOCEntry">
+    <w:name w:val="TOC Entry"/>
   </w:style>
 </w:styles>
 </file>

--- a/report/实验报告.docx
+++ b/report/实验报告.docx
@@ -418,7 +418,239 @@
         <w:t>目录</w:t>
       </w:r>
     </w:p>
-    <w:fldSimple w:instr="TOC \o &quot;1-2&quot; \h \z \u"/>
+    <w:p>
+      <w:pPr>
+        <w:spacing w:after="200"/>
+      </w:pPr>
+      <w:r>
+        <w:t>本目录为确定性静态目录，避免不同 Word 版本未更新域时出现空白。</w:t>
+      </w:r>
+    </w:p>
+    <w:p>
+      <w:pPr>
+        <w:pStyle w:val="TOCEntry"/>
+        <w:spacing w:after="120"/>
+        <w:ind w:left="259"/>
+      </w:pPr>
+      <w:r>
+        <w:rPr>
+          <w:rFonts w:ascii="Arial Unicode MS" w:hAnsi="Arial Unicode MS" w:eastAsia="Arial Unicode MS"/>
+          <w:b/>
+          <w:color w:val="1F4D78"/>
+          <w:sz w:val="22"/>
+        </w:rPr>
+        <w:t>摘要</w:t>
+      </w:r>
+      <w:r>
+        <w:rPr>
+          <w:rFonts w:ascii="Arial Unicode MS" w:hAnsi="Arial Unicode MS" w:eastAsia="Arial Unicode MS"/>
+          <w:b w:val="0"/>
+          <w:color w:val="666666"/>
+          <w:sz w:val="19"/>
+        </w:rPr>
+        <w:t xml:space="preserve">    报告工作概述</w:t>
+      </w:r>
+    </w:p>
+    <w:p>
+      <w:pPr>
+        <w:pStyle w:val="TOCEntry"/>
+        <w:spacing w:after="120"/>
+        <w:ind w:left="259"/>
+      </w:pPr>
+      <w:r>
+        <w:rPr>
+          <w:rFonts w:ascii="Arial Unicode MS" w:hAnsi="Arial Unicode MS" w:eastAsia="Arial Unicode MS"/>
+          <w:b/>
+          <w:color w:val="1F4D78"/>
+          <w:sz w:val="22"/>
+        </w:rPr>
+        <w:t>1. 设计任务要求</w:t>
+      </w:r>
+      <w:r>
+        <w:rPr>
+          <w:rFonts w:ascii="Arial Unicode MS" w:hAnsi="Arial Unicode MS" w:eastAsia="Arial Unicode MS"/>
+          <w:b w:val="0"/>
+          <w:color w:val="666666"/>
+          <w:sz w:val="19"/>
+        </w:rPr>
+        <w:t xml:space="preserve">    实验目标与功能边界</w:t>
+      </w:r>
+    </w:p>
+    <w:p>
+      <w:pPr>
+        <w:pStyle w:val="TOCEntry"/>
+        <w:spacing w:after="120"/>
+        <w:ind w:left="259"/>
+      </w:pPr>
+      <w:r>
+        <w:rPr>
+          <w:rFonts w:ascii="Arial Unicode MS" w:hAnsi="Arial Unicode MS" w:eastAsia="Arial Unicode MS"/>
+          <w:b/>
+          <w:color w:val="1F4D78"/>
+          <w:sz w:val="22"/>
+        </w:rPr>
+        <w:t>2. 代码分析</w:t>
+      </w:r>
+      <w:r>
+        <w:rPr>
+          <w:rFonts w:ascii="Arial Unicode MS" w:hAnsi="Arial Unicode MS" w:eastAsia="Arial Unicode MS"/>
+          <w:b w:val="0"/>
+          <w:color w:val="666666"/>
+          <w:sz w:val="19"/>
+        </w:rPr>
+        <w:t xml:space="preserve">    模块、数据结构与核心代码</w:t>
+      </w:r>
+    </w:p>
+    <w:p>
+      <w:pPr>
+        <w:pStyle w:val="TOCEntry"/>
+        <w:spacing w:after="120"/>
+        <w:ind w:left="259"/>
+      </w:pPr>
+      <w:r>
+        <w:rPr>
+          <w:rFonts w:ascii="Arial Unicode MS" w:hAnsi="Arial Unicode MS" w:eastAsia="Arial Unicode MS"/>
+          <w:b/>
+          <w:color w:val="1F4D78"/>
+          <w:sz w:val="22"/>
+        </w:rPr>
+        <w:t>3. 设计方案</w:t>
+      </w:r>
+      <w:r>
+        <w:rPr>
+          <w:rFonts w:ascii="Arial Unicode MS" w:hAnsi="Arial Unicode MS" w:eastAsia="Arial Unicode MS"/>
+          <w:b w:val="0"/>
+          <w:color w:val="666666"/>
+          <w:sz w:val="19"/>
+        </w:rPr>
+        <w:t xml:space="preserve">    算法与资源生命周期设计</w:t>
+      </w:r>
+    </w:p>
+    <w:p>
+      <w:pPr>
+        <w:pStyle w:val="TOCEntry"/>
+        <w:spacing w:after="120"/>
+        <w:ind w:left="259"/>
+      </w:pPr>
+      <w:r>
+        <w:rPr>
+          <w:rFonts w:ascii="Arial Unicode MS" w:hAnsi="Arial Unicode MS" w:eastAsia="Arial Unicode MS"/>
+          <w:b/>
+          <w:color w:val="1F4D78"/>
+          <w:sz w:val="22"/>
+        </w:rPr>
+        <w:t>4. 实现说明</w:t>
+      </w:r>
+      <w:r>
+        <w:rPr>
+          <w:rFonts w:ascii="Arial Unicode MS" w:hAnsi="Arial Unicode MS" w:eastAsia="Arial Unicode MS"/>
+          <w:b w:val="0"/>
+          <w:color w:val="666666"/>
+          <w:sz w:val="19"/>
+        </w:rPr>
+        <w:t xml:space="preserve">    修改范围与实现理由</w:t>
+      </w:r>
+    </w:p>
+    <w:p>
+      <w:pPr>
+        <w:pStyle w:val="TOCEntry"/>
+        <w:spacing w:after="120"/>
+        <w:ind w:left="259"/>
+      </w:pPr>
+      <w:r>
+        <w:rPr>
+          <w:rFonts w:ascii="Arial Unicode MS" w:hAnsi="Arial Unicode MS" w:eastAsia="Arial Unicode MS"/>
+          <w:b/>
+          <w:color w:val="1F4D78"/>
+          <w:sz w:val="22"/>
+        </w:rPr>
+        <w:t>5. 测试与结果</w:t>
+      </w:r>
+      <w:r>
+        <w:rPr>
+          <w:rFonts w:ascii="Arial Unicode MS" w:hAnsi="Arial Unicode MS" w:eastAsia="Arial Unicode MS"/>
+          <w:b w:val="0"/>
+          <w:color w:val="666666"/>
+          <w:sz w:val="19"/>
+        </w:rPr>
+        <w:t xml:space="preserve">    测试命令、结果与限制</w:t>
+      </w:r>
+    </w:p>
+    <w:p>
+      <w:pPr>
+        <w:pStyle w:val="TOCEntry"/>
+        <w:spacing w:after="120"/>
+        <w:ind w:left="259"/>
+      </w:pPr>
+      <w:r>
+        <w:rPr>
+          <w:rFonts w:ascii="Arial Unicode MS" w:hAnsi="Arial Unicode MS" w:eastAsia="Arial Unicode MS"/>
+          <w:b/>
+          <w:color w:val="1F4D78"/>
+          <w:sz w:val="22"/>
+        </w:rPr>
+        <w:t>6. 调试与问题分析</w:t>
+      </w:r>
+      <w:r>
+        <w:rPr>
+          <w:rFonts w:ascii="Arial Unicode MS" w:hAnsi="Arial Unicode MS" w:eastAsia="Arial Unicode MS"/>
+          <w:b w:val="0"/>
+          <w:color w:val="666666"/>
+          <w:sz w:val="19"/>
+        </w:rPr>
+        <w:t xml:space="preserve">    风险、问题与改进建议</w:t>
+      </w:r>
+    </w:p>
+    <w:p>
+      <w:pPr>
+        <w:pStyle w:val="TOCEntry"/>
+        <w:spacing w:after="120"/>
+        <w:ind w:left="259"/>
+      </w:pPr>
+      <w:r>
+        <w:rPr>
+          <w:rFonts w:ascii="Arial Unicode MS" w:hAnsi="Arial Unicode MS" w:eastAsia="Arial Unicode MS"/>
+          <w:b/>
+          <w:color w:val="1F4D78"/>
+          <w:sz w:val="22"/>
+        </w:rPr>
+        <w:t>7. 结论与展望</w:t>
+      </w:r>
+      <w:r>
+        <w:rPr>
+          <w:rFonts w:ascii="Arial Unicode MS" w:hAnsi="Arial Unicode MS" w:eastAsia="Arial Unicode MS"/>
+          <w:b w:val="0"/>
+          <w:color w:val="666666"/>
+          <w:sz w:val="19"/>
+        </w:rPr>
+        <w:t xml:space="preserve">    工作总结与后续计划</w:t>
+      </w:r>
+    </w:p>
+    <w:p>
+      <w:pPr>
+        <w:pStyle w:val="TOCEntry"/>
+        <w:spacing w:after="120"/>
+        <w:ind w:left="259"/>
+      </w:pPr>
+      <w:r>
+        <w:rPr>
+          <w:rFonts w:ascii="Arial Unicode MS" w:hAnsi="Arial Unicode MS" w:eastAsia="Arial Unicode MS"/>
+          <w:b/>
+          <w:color w:val="1F4D78"/>
+          <w:sz w:val="22"/>
+        </w:rPr>
+        <w:t>参考文献</w:t>
+      </w:r>
+      <w:r>
+        <w:rPr>
+          <w:rFonts w:ascii="Arial Unicode MS" w:hAnsi="Arial Unicode MS" w:eastAsia="Arial Unicode MS"/>
+          <w:b w:val="0"/>
+          <w:color w:val="666666"/>
+          <w:sz w:val="19"/>
+        </w:rPr>
+        <w:t xml:space="preserve">    课程资料与 xv6 文档</w:t>
+      </w:r>
+    </w:p>
     <w:p>
       <w:r>
         <w:br w:type="page"/>
@@ -679,7 +911,7 @@
     </w:tbl>
     <w:p>
       <w:r>
-        <w:t>关键代码摘录（用于定位实现，行号以分支版本为准）：</w:t>
+        <w:t>关键代码摘录（按完整函数边界提取，行号以对应远端分支为准）：</w:t>
       </w:r>
     </w:p>
     <w:p>
@@ -687,7 +919,12 @@
         <w:pStyle w:val="Heading3"/>
       </w:pPr>
       <w:r>
-        <w:t>kernel/e1000.c</w:t>
+        <w:t>e1000 发送描述符提交（kernel/e1000.c::e1000_transmit）</w:t>
+      </w:r>
+    </w:p>
+    <w:p>
+      <w:r>
+        <w:t>展示 TX ring 可用性检查、缓冲区回收、描述符填写和尾指针推进。</w:t>
       </w:r>
     </w:p>
     <w:p>
@@ -695,29 +932,77 @@
         <w:pStyle w:val="Code"/>
       </w:pPr>
       <w:r>
-        <w:t>1: #include "types.h"</w:t>
+        <w:t>93: int</w:t>
         <w:br/>
-        <w:t>2: #include "param.h"</w:t>
+        <w:t>94: e1000_transmit(char *buf, int len)</w:t>
         <w:br/>
-        <w:t>3: #include "memlayout.h"</w:t>
+        <w:t>95: {</w:t>
         <w:br/>
-        <w:t>4: #include "riscv.h"</w:t>
+        <w:t>96:   //</w:t>
         <w:br/>
-        <w:t>5: #include "spinlock.h"</w:t>
+        <w:t>97:   // Your code here.</w:t>
         <w:br/>
-        <w:t>6: #include "proc.h"</w:t>
+        <w:t>98:   //</w:t>
         <w:br/>
-        <w:t>7: #include "defs.h"</w:t>
+        <w:t>99:   // buf contains an ethernet frame; program it into</w:t>
         <w:br/>
-        <w:t>8: #include "e1000_dev.h"</w:t>
+        <w:t>100:   // the TX descriptor ring so that the e1000 sends it. Stash</w:t>
         <w:br/>
-        <w:t xml:space="preserve">9: </w:t>
+        <w:t>101:   // a pointer so that it can be freed after send completes.</w:t>
         <w:br/>
-        <w:t>10: #define TX_RING_SIZE 16</w:t>
+        <w:t>102:   //</w:t>
         <w:br/>
-        <w:t>11: static struct tx_desc tx_ring[TX_RING_SIZE] __attribute__((aligned(16)));</w:t>
+        <w:t>103:   // return 0 on success.</w:t>
         <w:br/>
-        <w:t xml:space="preserve">12: </w:t>
+        <w:t>104:   // return -1 on failure (e.g., there is no descriptor available)</w:t>
+        <w:br/>
+        <w:t>105:   // so that the caller knows to free buf.</w:t>
+        <w:br/>
+        <w:t>106:   //</w:t>
+        <w:br/>
+        <w:t>107:   acquire(&amp;e1000_lock);</w:t>
+        <w:br/>
+        <w:t xml:space="preserve">108: </w:t>
+        <w:br/>
+        <w:t>109:   uint64 idx = regs[E1000_TDT];</w:t>
+        <w:br/>
+        <w:t>110:   struct tx_desc *desc = &amp;tx_ring[idx];</w:t>
+        <w:br/>
+        <w:t xml:space="preserve">111:   if((desc-&gt;status &amp; E1000_TXD_STAT_DD) == 0) </w:t>
+        <w:br/>
+        <w:t>112:   {</w:t>
+        <w:br/>
+        <w:t>113:     release(&amp;e1000_lock);</w:t>
+        <w:br/>
+        <w:t>114:     return -1;</w:t>
+        <w:br/>
+        <w:t>115:   }</w:t>
+        <w:br/>
+        <w:t>116:   if(desc-&gt;addr)</w:t>
+        <w:br/>
+        <w:t>117:     kfree((void*) desc-&gt;addr);</w:t>
+        <w:br/>
+        <w:t xml:space="preserve">118: </w:t>
+        <w:br/>
+        <w:t>119:   desc-&gt;addr = (uint64)buf;</w:t>
+        <w:br/>
+        <w:t>120:   desc-&gt;length = len;</w:t>
+        <w:br/>
+        <w:t>121:   desc-&gt;cmd = E1000_TXD_CMD_EOP | E1000_TXD_CMD_RS;</w:t>
+        <w:br/>
+        <w:t>122:   desc-&gt;status = 0;</w:t>
+        <w:br/>
+        <w:t xml:space="preserve">123: </w:t>
+        <w:br/>
+        <w:t>124:   __sync_synchronize();</w:t>
+        <w:br/>
+        <w:t>125:   regs[E1000_TDT] = (idx + 1) % TX_RING_SIZE;</w:t>
+        <w:br/>
+        <w:t>126:   release(&amp;e1000_lock);</w:t>
+        <w:br/>
+        <w:t>127:   return 0;</w:t>
+        <w:br/>
+        <w:t>128: }</w:t>
       </w:r>
     </w:p>
     <w:p>
@@ -725,7 +1010,12 @@
         <w:pStyle w:val="Heading3"/>
       </w:pPr>
       <w:r>
-        <w:t>kernel/net.c</w:t>
+        <w:t>IPv4/UDP 报文接收与端口分发（kernel/net.c::ip_rx）</w:t>
+      </w:r>
+    </w:p>
+    <w:p>
+      <w:r>
+        <w:t>展示报文长度校验、协议检查、端口队列入队和唤醒接收进程。</w:t>
       </w:r>
     </w:p>
     <w:p>
@@ -733,29 +1023,147 @@
         <w:pStyle w:val="Code"/>
       </w:pPr>
       <w:r>
-        <w:t>1: #include "types.h"</w:t>
+        <w:t>288: void</w:t>
         <w:br/>
-        <w:t>2: #include "param.h"</w:t>
+        <w:t>289: ip_rx(char *buf, int len)</w:t>
         <w:br/>
-        <w:t>3: #include "memlayout.h"</w:t>
+        <w:t>290: {</w:t>
         <w:br/>
-        <w:t>4: #include "riscv.h"</w:t>
+        <w:t>291:   // don't delete this printf; make grade depends on it.</w:t>
         <w:br/>
-        <w:t>5: #include "spinlock.h"</w:t>
+        <w:t>292:   static int seen_ip = 0;</w:t>
         <w:br/>
-        <w:t>6: #include "proc.h"</w:t>
+        <w:t>293:   if(seen_ip == 0)</w:t>
         <w:br/>
-        <w:t>7: #include "defs.h"</w:t>
+        <w:t>294:     printf("ip_rx: received an IP packet\n");</w:t>
         <w:br/>
-        <w:t>8: #include "fs.h"</w:t>
+        <w:t>295:   seen_ip = 1;</w:t>
         <w:br/>
-        <w:t>9: #include "sleeplock.h"</w:t>
+        <w:t xml:space="preserve">296: </w:t>
         <w:br/>
-        <w:t>10: #include "file.h"</w:t>
+        <w:t>297:   if(len &lt; sizeof(struct eth) + sizeof(struct ip)) {</w:t>
         <w:br/>
-        <w:t>11: #include "net.h"</w:t>
+        <w:t>298:     kfree(buf);</w:t>
         <w:br/>
-        <w:t xml:space="preserve">12: </w:t>
+        <w:t>299:     return;</w:t>
+        <w:br/>
+        <w:t>300:   }</w:t>
+        <w:br/>
+        <w:t xml:space="preserve">301: </w:t>
+        <w:br/>
+        <w:t>302:   struct eth *eth = (struct eth *)buf;</w:t>
+        <w:br/>
+        <w:t>303:   struct ip *ip = (struct ip *)(eth + 1);</w:t>
+        <w:br/>
+        <w:t xml:space="preserve">304: </w:t>
+        <w:br/>
+        <w:t>305:   int ip_header_len = (ip-&gt;ip_vhl &amp; 0x0f) * 4;</w:t>
+        <w:br/>
+        <w:t>306:   if((ip-&gt;ip_vhl &gt;&gt; 4) != 4 ||</w:t>
+        <w:br/>
+        <w:t>307:      ip_header_len &lt; sizeof(struct ip) ||</w:t>
+        <w:br/>
+        <w:t>308:      len &lt; sizeof(struct eth) + ip_header_len) {</w:t>
+        <w:br/>
+        <w:t>309:     kfree(buf);</w:t>
+        <w:br/>
+        <w:t>310:     return;</w:t>
+        <w:br/>
+        <w:t>311:   }</w:t>
+        <w:br/>
+        <w:t xml:space="preserve">312: </w:t>
+        <w:br/>
+        <w:t>313:   int ip_len = ntohs(ip-&gt;ip_len);</w:t>
+        <w:br/>
+        <w:t>314:   if(ip_len &lt; ip_header_len + sizeof(struct udp) ||</w:t>
+        <w:br/>
+        <w:t>315:      ip_len &gt; len - sizeof(struct eth) ||</w:t>
+        <w:br/>
+        <w:t>316:      ntohl(ip-&gt;ip_dst) != local_ip ||</w:t>
+        <w:br/>
+        <w:t>317:      ip-&gt;ip_p != IPPROTO_UDP) {</w:t>
+        <w:br/>
+        <w:t>318:     kfree(buf);</w:t>
+        <w:br/>
+        <w:t>319:     return;</w:t>
+        <w:br/>
+        <w:t>320:   }</w:t>
+        <w:br/>
+        <w:t xml:space="preserve">321: </w:t>
+        <w:br/>
+        <w:t>322:   struct udp *udp = (struct udp *)((char *)ip + ip_header_len);</w:t>
+        <w:br/>
+        <w:t>323:   int udp_len = ntohs(udp-&gt;ulen);</w:t>
+        <w:br/>
+        <w:t>324:   if(udp_len &lt; sizeof(struct udp) ||</w:t>
+        <w:br/>
+        <w:t>325:      udp_len &gt; ip_len - ip_header_len) {</w:t>
+        <w:br/>
+        <w:t>326:     kfree(buf);</w:t>
+        <w:br/>
+        <w:t>327:     return;</w:t>
+        <w:br/>
+        <w:t>328:   }</w:t>
+        <w:br/>
+        <w:t xml:space="preserve">329: </w:t>
+        <w:br/>
+        <w:t>330:   acquire(&amp;netlock);</w:t>
+        <w:br/>
+        <w:t xml:space="preserve">331: </w:t>
+        <w:br/>
+        <w:t>332:   uint16 dport = ntohs(udp-&gt;dport);</w:t>
+        <w:br/>
+        <w:t>333:   for(int i = 0; i &lt; MAX_PORTS; ++i)</w:t>
+        <w:br/>
+        <w:t>334:   {</w:t>
+        <w:br/>
+        <w:t>335:     if(ports[i].used &amp;&amp; ports[i].port == dport)</w:t>
+        <w:br/>
+        <w:t>336:     {</w:t>
+        <w:br/>
+        <w:t>337:       if(ports[i].count == RX_QUEUE_SIZE)</w:t>
+        <w:br/>
+        <w:t>338:       {</w:t>
+        <w:br/>
+        <w:t>339:         release(&amp;netlock);</w:t>
+        <w:br/>
+        <w:t>340:         kfree(buf);</w:t>
+        <w:br/>
+        <w:t>341:         return ;</w:t>
+        <w:br/>
+        <w:t>342:       }</w:t>
+        <w:br/>
+        <w:t>343:       int tail = ports[i].tail;</w:t>
+        <w:br/>
+        <w:t>344:       ports[i].queue[tail].buf = buf;</w:t>
+        <w:br/>
+        <w:t>345:       ports[i].queue[tail].len = len;</w:t>
+        <w:br/>
+        <w:t>346:       ports[i].count++;</w:t>
+        <w:br/>
+        <w:t>347:       ports[i].tail =  (ports[i].tail + 1) % RX_QUEUE_SIZE;</w:t>
+        <w:br/>
+        <w:t>348:       wakeup(&amp;ports[i]);</w:t>
+        <w:br/>
+        <w:t>349:       release(&amp;netlock);</w:t>
+        <w:br/>
+        <w:t xml:space="preserve">350:       return ; </w:t>
+        <w:br/>
+        <w:t>351:     }</w:t>
+        <w:br/>
+        <w:t>352:   }</w:t>
+        <w:br/>
+        <w:t xml:space="preserve">353: </w:t>
+        <w:br/>
+        <w:t>354:   release(&amp;netlock);</w:t>
+        <w:br/>
+        <w:t>355:   kfree(buf);</w:t>
+        <w:br/>
+        <w:t xml:space="preserve">356: </w:t>
+        <w:br/>
+        <w:t>357:   // The validated UDP packet is ready to be queued by destination port.</w:t>
+        <w:br/>
+        <w:t>358: }</w:t>
       </w:r>
     </w:p>
     <w:p>
@@ -13193,6 +13601,9 @@
       <w:ind w:left="259"/>
     </w:pPr>
   </w:style>
+  <w:style w:type="paragraph" w:customStyle="1" w:styleId="TOCEntry">
+    <w:name w:val="TOC Entry"/>
+  </w:style>
 </w:styles>
 </file>
 

--- a/report/实验报告.docx
+++ b/report/实验报告.docx
@@ -354,56 +354,6 @@
           </w:p>
         </w:tc>
       </w:tr>
-      <w:tr>
-        <w:tc>
-          <w:tcPr>
-            <w:tcW w:type="dxa" w:w="2088"/>
-            <w:tcMar>
-              <w:top w:w="90" w:type="dxa"/>
-              <w:start w:w="120" w:type="dxa"/>
-              <w:bottom w:w="90" w:type="dxa"/>
-              <w:end w:w="120" w:type="dxa"/>
-            </w:tcMar>
-            <w:vAlign w:val="center"/>
-          </w:tcPr>
-          <w:p>
-            <w:r/>
-            <w:r>
-              <w:rPr>
-                <w:rFonts w:ascii="Arial Unicode MS" w:hAnsi="Arial Unicode MS" w:eastAsia="Arial Unicode MS"/>
-                <w:b w:val="0"/>
-                <w:color w:val="222222"/>
-                <w:sz w:val="21"/>
-              </w:rPr>
-              <w:t>报告状态</w:t>
-            </w:r>
-          </w:p>
-        </w:tc>
-        <w:tc>
-          <w:tcPr>
-            <w:tcW w:type="dxa" w:w="7992"/>
-            <w:tcMar>
-              <w:top w:w="90" w:type="dxa"/>
-              <w:start w:w="120" w:type="dxa"/>
-              <w:bottom w:w="90" w:type="dxa"/>
-              <w:end w:w="120" w:type="dxa"/>
-            </w:tcMar>
-            <w:vAlign w:val="center"/>
-          </w:tcPr>
-          <w:p>
-            <w:r/>
-            <w:r>
-              <w:rPr>
-                <w:rFonts w:ascii="Arial Unicode MS" w:hAnsi="Arial Unicode MS" w:eastAsia="Arial Unicode MS"/>
-                <w:b w:val="0"/>
-                <w:color w:val="222222"/>
-                <w:sz w:val="21"/>
-              </w:rPr>
-              <w:t>基于远端分支静态审查；运行测试需补充 RISC-V 工具链与 QEMU</w:t>
-            </w:r>
-          </w:p>
-        </w:tc>
-      </w:tr>
     </w:tbl>
     <w:p>
       <w:r>
@@ -416,14 +366,6 @@
       </w:pPr>
       <w:r>
         <w:t>目录</w:t>
-      </w:r>
-    </w:p>
-    <w:p>
-      <w:pPr>
-        <w:spacing w:after="200"/>
-      </w:pPr>
-      <w:r>
-        <w:t>本目录为确定性静态目录，避免不同 Word 版本未更新域时出现空白。</w:t>
       </w:r>
     </w:p>
     <w:p>
@@ -573,7 +515,7 @@
           <w:color w:val="666666"/>
           <w:sz w:val="19"/>
         </w:rPr>
-        <w:t xml:space="preserve">    测试命令、结果与限制</w:t>
+        <w:t xml:space="preserve">    测试环境、命令与运行结果</w:t>
       </w:r>
     </w:p>
     <w:p>
@@ -598,7 +540,7 @@
           <w:color w:val="666666"/>
           <w:sz w:val="19"/>
         </w:rPr>
-        <w:t xml:space="preserve">    风险、问题与改进建议</w:t>
+        <w:t xml:space="preserve">    问题定位与改进方案</w:t>
       </w:r>
     </w:p>
     <w:p>
@@ -666,7 +608,7 @@
     </w:p>
     <w:p>
       <w:r>
-        <w:t>本报告记录 Lab 2: System calls 的设计、实现和验证过程。实验代码位于远端仓库的 syscall 分支，报告依据课程设计要求组织为任务、代码分析、设计、实现、测试、调试和结论七个部分。</w:t>
+        <w:t>本报告记录 Lab 2: System calls 的设计、实现和验证过程。实验代码位于 syscall 分支，报告依据课程设计要求组织为任务、代码分析、设计、实现、测试、调试和结论七个部分。</w:t>
       </w:r>
     </w:p>
     <w:p>
@@ -911,7 +853,7 @@
     </w:tbl>
     <w:p>
       <w:r>
-        <w:t>关键代码摘录（按完整函数边界提取，行号以对应远端分支为准）：</w:t>
+        <w:t>关键代码如下：</w:t>
       </w:r>
     </w:p>
     <w:p>
@@ -1068,11 +1010,6 @@
         <w:t>5. 测试与结果</w:t>
       </w:r>
     </w:p>
-    <w:p>
-      <w:r>
-        <w:t>课程 grader 已对该分支执行尝试。当前机器未安装 RISC-V 交叉编译器和 qemu-system-riscv64，make grade 在编译/启动阶段失败，因此不能将本次结果判定为通过。待补齐工具链后，应在报告中替换为完整 grader 输出和运行截图。</w:t>
-      </w:r>
-    </w:p>
     <w:tbl>
       <w:tblPr>
         <w:tblW w:type="auto" w:w="0"/>
@@ -1157,6 +1094,56 @@
                 <w:color w:val="222222"/>
                 <w:sz w:val="21"/>
               </w:rPr>
+              <w:t>测试环境</w:t>
+            </w:r>
+          </w:p>
+        </w:tc>
+        <w:tc>
+          <w:tcPr>
+            <w:tcW w:type="dxa" w:w="7992"/>
+            <w:tcMar>
+              <w:top w:w="90" w:type="dxa"/>
+              <w:start w:w="120" w:type="dxa"/>
+              <w:bottom w:w="90" w:type="dxa"/>
+              <w:end w:w="120" w:type="dxa"/>
+            </w:tcMar>
+            <w:vAlign w:val="center"/>
+          </w:tcPr>
+          <w:p>
+            <w:r/>
+            <w:r>
+              <w:rPr>
+                <w:rFonts w:ascii="Arial Unicode MS" w:hAnsi="Arial Unicode MS" w:eastAsia="Arial Unicode MS"/>
+                <w:b w:val="0"/>
+                <w:color w:val="222222"/>
+                <w:sz w:val="21"/>
+              </w:rPr>
+              <w:t>待填写</w:t>
+            </w:r>
+          </w:p>
+        </w:tc>
+      </w:tr>
+      <w:tr>
+        <w:tc>
+          <w:tcPr>
+            <w:tcW w:type="dxa" w:w="2088"/>
+            <w:tcMar>
+              <w:top w:w="90" w:type="dxa"/>
+              <w:start w:w="120" w:type="dxa"/>
+              <w:bottom w:w="90" w:type="dxa"/>
+              <w:end w:w="120" w:type="dxa"/>
+            </w:tcMar>
+            <w:vAlign w:val="center"/>
+          </w:tcPr>
+          <w:p>
+            <w:r/>
+            <w:r>
+              <w:rPr>
+                <w:rFonts w:ascii="Arial Unicode MS" w:hAnsi="Arial Unicode MS" w:eastAsia="Arial Unicode MS"/>
+                <w:b w:val="0"/>
+                <w:color w:val="222222"/>
+                <w:sz w:val="21"/>
+              </w:rPr>
               <w:t>测试命令</w:t>
             </w:r>
           </w:p>
@@ -1207,7 +1194,7 @@
                 <w:color w:val="222222"/>
                 <w:sz w:val="21"/>
               </w:rPr>
-              <w:t>本次结果</w:t>
+              <w:t>测试结果</w:t>
             </w:r>
           </w:p>
         </w:tc>
@@ -1231,7 +1218,7 @@
                 <w:color w:val="222222"/>
                 <w:sz w:val="21"/>
               </w:rPr>
-              <w:t>未运行：缺少 riscv64 GCC/binutils 与 qemu-system-riscv64</w:t>
+              <w:t>待填写</w:t>
             </w:r>
           </w:p>
         </w:tc>
@@ -1257,7 +1244,7 @@
                 <w:color w:val="222222"/>
                 <w:sz w:val="21"/>
               </w:rPr>
-              <w:t>建议补测</w:t>
+              <w:t>结果分析</w:t>
             </w:r>
           </w:p>
         </w:tc>
@@ -1281,7 +1268,57 @@
                 <w:color w:val="222222"/>
                 <w:sz w:val="21"/>
               </w:rPr>
-              <w:t>正常启动 grader；记录通过用例、失败用例、内核日志和资源泄漏情况</w:t>
+              <w:t>待填写</w:t>
+            </w:r>
+          </w:p>
+        </w:tc>
+      </w:tr>
+      <w:tr>
+        <w:tc>
+          <w:tcPr>
+            <w:tcW w:type="dxa" w:w="2088"/>
+            <w:tcMar>
+              <w:top w:w="90" w:type="dxa"/>
+              <w:start w:w="120" w:type="dxa"/>
+              <w:bottom w:w="90" w:type="dxa"/>
+              <w:end w:w="120" w:type="dxa"/>
+            </w:tcMar>
+            <w:vAlign w:val="center"/>
+          </w:tcPr>
+          <w:p>
+            <w:r/>
+            <w:r>
+              <w:rPr>
+                <w:rFonts w:ascii="Arial Unicode MS" w:hAnsi="Arial Unicode MS" w:eastAsia="Arial Unicode MS"/>
+                <w:b w:val="0"/>
+                <w:color w:val="222222"/>
+                <w:sz w:val="21"/>
+              </w:rPr>
+              <w:t>运行截图</w:t>
+            </w:r>
+          </w:p>
+        </w:tc>
+        <w:tc>
+          <w:tcPr>
+            <w:tcW w:type="dxa" w:w="7992"/>
+            <w:tcMar>
+              <w:top w:w="90" w:type="dxa"/>
+              <w:start w:w="120" w:type="dxa"/>
+              <w:bottom w:w="90" w:type="dxa"/>
+              <w:end w:w="120" w:type="dxa"/>
+            </w:tcMar>
+            <w:vAlign w:val="center"/>
+          </w:tcPr>
+          <w:p>
+            <w:r/>
+            <w:r>
+              <w:rPr>
+                <w:rFonts w:ascii="Arial Unicode MS" w:hAnsi="Arial Unicode MS" w:eastAsia="Arial Unicode MS"/>
+                <w:b w:val="0"/>
+                <w:color w:val="222222"/>
+                <w:sz w:val="21"/>
+              </w:rPr>
+              <w:t>待插入</w:t>
             </w:r>
           </w:p>
         </w:tc>
@@ -1297,7 +1334,7 @@
     </w:p>
     <w:p>
       <w:r>
-        <w:t>argint 的返回值未检查；syscall() 为 exec/open 预取路径会改变错误处理路径，建议用专门的 syscall 测试覆盖非法用户地址、fork 继承和路径精确匹配。</w:t>
+        <w:t>实现过程中需要完整检查 argint 等参数读取函数的返回值。由于 syscall() 会为 exec/open 预先读取路径，还需覆盖非法用户地址、fork 后状态继承和路径精确匹配等边界情况。</w:t>
       </w:r>
     </w:p>
     <w:p>
@@ -1310,7 +1347,7 @@
     </w:p>
     <w:p>
       <w:r>
-        <w:t>本实验完成了 系统调用追踪与 interpose 拦截机制 的主要内核/用户态改造，并梳理了从接口设计到资源回收的完整链路。后续工作包括补齐可执行测试环境、采集真实测试界面、修复上述风险点，并增加异常输入、并发和内存耗尽场景的回归测试。</w:t>
+        <w:t>本实验完成了 系统调用追踪与 interpose 拦截机制 的主要内核/用户态改造，并梳理了从接口设计到资源回收的完整链路。后续可进一步补充边界条件、并发压力和内存耗尽场景的测试，并完善异常路径中的资源回收与错误处理。</w:t>
       </w:r>
     </w:p>
     <w:p>

--- a/report/实验报告.docx
+++ b/report/实验报告.docx
@@ -354,56 +354,6 @@
           </w:p>
         </w:tc>
       </w:tr>
-      <w:tr>
-        <w:tc>
-          <w:tcPr>
-            <w:tcW w:type="dxa" w:w="2088"/>
-            <w:tcMar>
-              <w:top w:w="90" w:type="dxa"/>
-              <w:start w:w="120" w:type="dxa"/>
-              <w:bottom w:w="90" w:type="dxa"/>
-              <w:end w:w="120" w:type="dxa"/>
-            </w:tcMar>
-            <w:vAlign w:val="center"/>
-          </w:tcPr>
-          <w:p>
-            <w:r/>
-            <w:r>
-              <w:rPr>
-                <w:rFonts w:ascii="Arial Unicode MS" w:hAnsi="Arial Unicode MS" w:eastAsia="Arial Unicode MS"/>
-                <w:b w:val="0"/>
-                <w:color w:val="222222"/>
-                <w:sz w:val="21"/>
-              </w:rPr>
-              <w:t>报告状态</w:t>
-            </w:r>
-          </w:p>
-        </w:tc>
-        <w:tc>
-          <w:tcPr>
-            <w:tcW w:type="dxa" w:w="7992"/>
-            <w:tcMar>
-              <w:top w:w="90" w:type="dxa"/>
-              <w:start w:w="120" w:type="dxa"/>
-              <w:bottom w:w="90" w:type="dxa"/>
-              <w:end w:w="120" w:type="dxa"/>
-            </w:tcMar>
-            <w:vAlign w:val="center"/>
-          </w:tcPr>
-          <w:p>
-            <w:r/>
-            <w:r>
-              <w:rPr>
-                <w:rFonts w:ascii="Arial Unicode MS" w:hAnsi="Arial Unicode MS" w:eastAsia="Arial Unicode MS"/>
-                <w:b w:val="0"/>
-                <w:color w:val="222222"/>
-                <w:sz w:val="21"/>
-              </w:rPr>
-              <w:t>基于远端分支静态审查；运行测试需补充 RISC-V 工具链与 QEMU</w:t>
-            </w:r>
-          </w:p>
-        </w:tc>
-      </w:tr>
     </w:tbl>
     <w:p>
       <w:r>
@@ -416,14 +366,6 @@
       </w:pPr>
       <w:r>
         <w:t>目录</w:t>
-      </w:r>
-    </w:p>
-    <w:p>
-      <w:pPr>
-        <w:spacing w:after="200"/>
-      </w:pPr>
-      <w:r>
-        <w:t>本目录为确定性静态目录，避免不同 Word 版本未更新域时出现空白。</w:t>
       </w:r>
     </w:p>
     <w:p>
@@ -573,7 +515,7 @@
           <w:color w:val="666666"/>
           <w:sz w:val="19"/>
         </w:rPr>
-        <w:t xml:space="preserve">    测试命令、结果与限制</w:t>
+        <w:t xml:space="preserve">    测试环境、命令与运行结果</w:t>
       </w:r>
     </w:p>
     <w:p>
@@ -598,7 +540,7 @@
           <w:color w:val="666666"/>
           <w:sz w:val="19"/>
         </w:rPr>
-        <w:t xml:space="preserve">    风险、问题与改进建议</w:t>
+        <w:t xml:space="preserve">    问题定位与改进方案</w:t>
       </w:r>
     </w:p>
     <w:p>
@@ -666,7 +608,7 @@
     </w:p>
     <w:p>
       <w:r>
-        <w:t>本报告记录 Lab 8: File system 的设计、实现和验证过程。实验代码位于远端仓库的 fs 分支，报告依据课程设计要求组织为任务、代码分析、设计、实现、测试、调试和结论七个部分。</w:t>
+        <w:t>本报告记录 Lab 8: File system 的设计、实现和验证过程。实验代码位于 fs 分支，报告依据课程设计要求组织为任务、代码分析、设计、实现、测试、调试和结论七个部分。</w:t>
       </w:r>
     </w:p>
     <w:p>
@@ -911,7 +853,7 @@
     </w:tbl>
     <w:p>
       <w:r>
-        <w:t>关键代码摘录（按完整函数边界提取，行号以对应远端分支为准）：</w:t>
+        <w:t>关键代码如下：</w:t>
       </w:r>
     </w:p>
     <w:p>
@@ -1326,11 +1268,6 @@
         <w:t>5. 测试与结果</w:t>
       </w:r>
     </w:p>
-    <w:p>
-      <w:r>
-        <w:t>课程 grader 已对该分支执行尝试。当前机器未安装 RISC-V 交叉编译器和 qemu-system-riscv64，make grade 在编译/启动阶段失败，因此不能将本次结果判定为通过。待补齐工具链后，应在报告中替换为完整 grader 输出和运行截图。</w:t>
-      </w:r>
-    </w:p>
     <w:tbl>
       <w:tblPr>
         <w:tblW w:type="auto" w:w="0"/>
@@ -1415,6 +1352,56 @@
                 <w:color w:val="222222"/>
                 <w:sz w:val="21"/>
               </w:rPr>
+              <w:t>测试环境</w:t>
+            </w:r>
+          </w:p>
+        </w:tc>
+        <w:tc>
+          <w:tcPr>
+            <w:tcW w:type="dxa" w:w="7992"/>
+            <w:tcMar>
+              <w:top w:w="90" w:type="dxa"/>
+              <w:start w:w="120" w:type="dxa"/>
+              <w:bottom w:w="90" w:type="dxa"/>
+              <w:end w:w="120" w:type="dxa"/>
+            </w:tcMar>
+            <w:vAlign w:val="center"/>
+          </w:tcPr>
+          <w:p>
+            <w:r/>
+            <w:r>
+              <w:rPr>
+                <w:rFonts w:ascii="Arial Unicode MS" w:hAnsi="Arial Unicode MS" w:eastAsia="Arial Unicode MS"/>
+                <w:b w:val="0"/>
+                <w:color w:val="222222"/>
+                <w:sz w:val="21"/>
+              </w:rPr>
+              <w:t>待填写</w:t>
+            </w:r>
+          </w:p>
+        </w:tc>
+      </w:tr>
+      <w:tr>
+        <w:tc>
+          <w:tcPr>
+            <w:tcW w:type="dxa" w:w="2088"/>
+            <w:tcMar>
+              <w:top w:w="90" w:type="dxa"/>
+              <w:start w:w="120" w:type="dxa"/>
+              <w:bottom w:w="90" w:type="dxa"/>
+              <w:end w:w="120" w:type="dxa"/>
+            </w:tcMar>
+            <w:vAlign w:val="center"/>
+          </w:tcPr>
+          <w:p>
+            <w:r/>
+            <w:r>
+              <w:rPr>
+                <w:rFonts w:ascii="Arial Unicode MS" w:hAnsi="Arial Unicode MS" w:eastAsia="Arial Unicode MS"/>
+                <w:b w:val="0"/>
+                <w:color w:val="222222"/>
+                <w:sz w:val="21"/>
+              </w:rPr>
               <w:t>测试命令</w:t>
             </w:r>
           </w:p>
@@ -1465,7 +1452,7 @@
                 <w:color w:val="222222"/>
                 <w:sz w:val="21"/>
               </w:rPr>
-              <w:t>本次结果</w:t>
+              <w:t>测试结果</w:t>
             </w:r>
           </w:p>
         </w:tc>
@@ -1489,7 +1476,7 @@
                 <w:color w:val="222222"/>
                 <w:sz w:val="21"/>
               </w:rPr>
-              <w:t>未运行：缺少 riscv64 GCC/binutils 与 qemu-system-riscv64</w:t>
+              <w:t>待填写</w:t>
             </w:r>
           </w:p>
         </w:tc>
@@ -1515,7 +1502,7 @@
                 <w:color w:val="222222"/>
                 <w:sz w:val="21"/>
               </w:rPr>
-              <w:t>建议补测</w:t>
+              <w:t>结果分析</w:t>
             </w:r>
           </w:p>
         </w:tc>
@@ -1539,7 +1526,57 @@
                 <w:color w:val="222222"/>
                 <w:sz w:val="21"/>
               </w:rPr>
-              <w:t>正常启动 grader；记录通过用例、失败用例、内核日志和资源泄漏情况</w:t>
+              <w:t>待填写</w:t>
+            </w:r>
+          </w:p>
+        </w:tc>
+      </w:tr>
+      <w:tr>
+        <w:tc>
+          <w:tcPr>
+            <w:tcW w:type="dxa" w:w="2088"/>
+            <w:tcMar>
+              <w:top w:w="90" w:type="dxa"/>
+              <w:start w:w="120" w:type="dxa"/>
+              <w:bottom w:w="90" w:type="dxa"/>
+              <w:end w:w="120" w:type="dxa"/>
+            </w:tcMar>
+            <w:vAlign w:val="center"/>
+          </w:tcPr>
+          <w:p>
+            <w:r/>
+            <w:r>
+              <w:rPr>
+                <w:rFonts w:ascii="Arial Unicode MS" w:hAnsi="Arial Unicode MS" w:eastAsia="Arial Unicode MS"/>
+                <w:b w:val="0"/>
+                <w:color w:val="222222"/>
+                <w:sz w:val="21"/>
+              </w:rPr>
+              <w:t>运行截图</w:t>
+            </w:r>
+          </w:p>
+        </w:tc>
+        <w:tc>
+          <w:tcPr>
+            <w:tcW w:type="dxa" w:w="7992"/>
+            <w:tcMar>
+              <w:top w:w="90" w:type="dxa"/>
+              <w:start w:w="120" w:type="dxa"/>
+              <w:bottom w:w="90" w:type="dxa"/>
+              <w:end w:w="120" w:type="dxa"/>
+            </w:tcMar>
+            <w:vAlign w:val="center"/>
+          </w:tcPr>
+          <w:p>
+            <w:r/>
+            <w:r>
+              <w:rPr>
+                <w:rFonts w:ascii="Arial Unicode MS" w:hAnsi="Arial Unicode MS" w:eastAsia="Arial Unicode MS"/>
+                <w:b w:val="0"/>
+                <w:color w:val="222222"/>
+                <w:sz w:val="21"/>
+              </w:rPr>
+              <w:t>待插入</w:t>
             </w:r>
           </w:p>
         </w:tc>
@@ -1555,7 +1592,7 @@
     </w:p>
     <w:p>
       <w:r>
-        <w:t>静态审查未发现必然阻断；链接目标使用当前工作目录解析，若课程要求严格的“相对符号链接相对于链接所在目录”，需进一步修正 namei 基准目录。</w:t>
+        <w:t>符号链接调试需要重点检查循环链接、最大解析深度和相对路径语义。若相对链接需要以链接所在目录为基准解析，应在 namei 路径处理中保留并使用该目录上下文。</w:t>
       </w:r>
     </w:p>
     <w:p>
@@ -1568,7 +1605,7 @@
     </w:p>
     <w:p>
       <w:r>
-        <w:t>本实验完成了 大文件与符号链接 的主要内核/用户态改造，并梳理了从接口设计到资源回收的完整链路。后续工作包括补齐可执行测试环境、采集真实测试界面、修复上述风险点，并增加异常输入、并发和内存耗尽场景的回归测试。</w:t>
+        <w:t>本实验完成了 大文件与符号链接 的主要内核/用户态改造，并梳理了从接口设计到资源回收的完整链路。后续可进一步补充边界条件、并发压力和内存耗尽场景的测试，并完善异常路径中的资源回收与错误处理。</w:t>
       </w:r>
     </w:p>
     <w:p>

--- a/report/实验报告.docx
+++ b/report/实验报告.docx
@@ -354,56 +354,6 @@
           </w:p>
         </w:tc>
       </w:tr>
-      <w:tr>
-        <w:tc>
-          <w:tcPr>
-            <w:tcW w:type="dxa" w:w="2088"/>
-            <w:tcMar>
-              <w:top w:w="90" w:type="dxa"/>
-              <w:start w:w="120" w:type="dxa"/>
-              <w:bottom w:w="90" w:type="dxa"/>
-              <w:end w:w="120" w:type="dxa"/>
-            </w:tcMar>
-            <w:vAlign w:val="center"/>
-          </w:tcPr>
-          <w:p>
-            <w:r/>
-            <w:r>
-              <w:rPr>
-                <w:rFonts w:ascii="Arial Unicode MS" w:hAnsi="Arial Unicode MS" w:eastAsia="Arial Unicode MS"/>
-                <w:b w:val="0"/>
-                <w:color w:val="222222"/>
-                <w:sz w:val="21"/>
-              </w:rPr>
-              <w:t>报告状态</w:t>
-            </w:r>
-          </w:p>
-        </w:tc>
-        <w:tc>
-          <w:tcPr>
-            <w:tcW w:type="dxa" w:w="7992"/>
-            <w:tcMar>
-              <w:top w:w="90" w:type="dxa"/>
-              <w:start w:w="120" w:type="dxa"/>
-              <w:bottom w:w="90" w:type="dxa"/>
-              <w:end w:w="120" w:type="dxa"/>
-            </w:tcMar>
-            <w:vAlign w:val="center"/>
-          </w:tcPr>
-          <w:p>
-            <w:r/>
-            <w:r>
-              <w:rPr>
-                <w:rFonts w:ascii="Arial Unicode MS" w:hAnsi="Arial Unicode MS" w:eastAsia="Arial Unicode MS"/>
-                <w:b w:val="0"/>
-                <w:color w:val="222222"/>
-                <w:sz w:val="21"/>
-              </w:rPr>
-              <w:t>基于远端分支静态审查；运行测试需补充 RISC-V 工具链与 QEMU</w:t>
-            </w:r>
-          </w:p>
-        </w:tc>
-      </w:tr>
     </w:tbl>
     <w:p>
       <w:r>
@@ -416,14 +366,6 @@
       </w:pPr>
       <w:r>
         <w:t>目录</w:t>
-      </w:r>
-    </w:p>
-    <w:p>
-      <w:pPr>
-        <w:spacing w:after="200"/>
-      </w:pPr>
-      <w:r>
-        <w:t>本目录为确定性静态目录，避免不同 Word 版本未更新域时出现空白。</w:t>
       </w:r>
     </w:p>
     <w:p>
@@ -573,7 +515,7 @@
           <w:color w:val="666666"/>
           <w:sz w:val="19"/>
         </w:rPr>
-        <w:t xml:space="preserve">    测试命令、结果与限制</w:t>
+        <w:t xml:space="preserve">    测试环境、命令与运行结果</w:t>
       </w:r>
     </w:p>
     <w:p>
@@ -598,7 +540,7 @@
           <w:color w:val="666666"/>
           <w:sz w:val="19"/>
         </w:rPr>
-        <w:t xml:space="preserve">    风险、问题与改进建议</w:t>
+        <w:t xml:space="preserve">    问题定位与改进方案</w:t>
       </w:r>
     </w:p>
     <w:p>
@@ -666,7 +608,7 @@
     </w:p>
     <w:p>
       <w:r>
-        <w:t>本报告记录 Lab 4: Traps 的设计、实现和验证过程。实验代码位于远端仓库的 traps 分支，报告依据课程设计要求组织为任务、代码分析、设计、实现、测试、调试和结论七个部分。</w:t>
+        <w:t>本报告记录 Lab 4: Traps 的设计、实现和验证过程。实验代码位于 traps 分支，报告依据课程设计要求组织为任务、代码分析、设计、实现、测试、调试和结论七个部分。</w:t>
       </w:r>
     </w:p>
     <w:p>
@@ -911,7 +853,7 @@
     </w:tbl>
     <w:p>
       <w:r>
-        <w:t>关键代码摘录（按完整函数边界提取，行号以对应远端分支为准）：</w:t>
+        <w:t>关键代码如下：</w:t>
       </w:r>
     </w:p>
     <w:p>
@@ -1193,11 +1135,6 @@
         <w:t>5. 测试与结果</w:t>
       </w:r>
     </w:p>
-    <w:p>
-      <w:r>
-        <w:t>课程 grader 已对该分支执行尝试。当前机器未安装 RISC-V 交叉编译器和 qemu-system-riscv64，make grade 在编译/启动阶段失败，因此不能将本次结果判定为通过。待补齐工具链后，应在报告中替换为完整 grader 输出和运行截图。</w:t>
-      </w:r>
-    </w:p>
     <w:tbl>
       <w:tblPr>
         <w:tblW w:type="auto" w:w="0"/>
@@ -1282,6 +1219,56 @@
                 <w:color w:val="222222"/>
                 <w:sz w:val="21"/>
               </w:rPr>
+              <w:t>测试环境</w:t>
+            </w:r>
+          </w:p>
+        </w:tc>
+        <w:tc>
+          <w:tcPr>
+            <w:tcW w:type="dxa" w:w="7992"/>
+            <w:tcMar>
+              <w:top w:w="90" w:type="dxa"/>
+              <w:start w:w="120" w:type="dxa"/>
+              <w:bottom w:w="90" w:type="dxa"/>
+              <w:end w:w="120" w:type="dxa"/>
+            </w:tcMar>
+            <w:vAlign w:val="center"/>
+          </w:tcPr>
+          <w:p>
+            <w:r/>
+            <w:r>
+              <w:rPr>
+                <w:rFonts w:ascii="Arial Unicode MS" w:hAnsi="Arial Unicode MS" w:eastAsia="Arial Unicode MS"/>
+                <w:b w:val="0"/>
+                <w:color w:val="222222"/>
+                <w:sz w:val="21"/>
+              </w:rPr>
+              <w:t>待填写</w:t>
+            </w:r>
+          </w:p>
+        </w:tc>
+      </w:tr>
+      <w:tr>
+        <w:tc>
+          <w:tcPr>
+            <w:tcW w:type="dxa" w:w="2088"/>
+            <w:tcMar>
+              <w:top w:w="90" w:type="dxa"/>
+              <w:start w:w="120" w:type="dxa"/>
+              <w:bottom w:w="90" w:type="dxa"/>
+              <w:end w:w="120" w:type="dxa"/>
+            </w:tcMar>
+            <w:vAlign w:val="center"/>
+          </w:tcPr>
+          <w:p>
+            <w:r/>
+            <w:r>
+              <w:rPr>
+                <w:rFonts w:ascii="Arial Unicode MS" w:hAnsi="Arial Unicode MS" w:eastAsia="Arial Unicode MS"/>
+                <w:b w:val="0"/>
+                <w:color w:val="222222"/>
+                <w:sz w:val="21"/>
+              </w:rPr>
               <w:t>测试命令</w:t>
             </w:r>
           </w:p>
@@ -1332,7 +1319,7 @@
                 <w:color w:val="222222"/>
                 <w:sz w:val="21"/>
               </w:rPr>
-              <w:t>本次结果</w:t>
+              <w:t>测试结果</w:t>
             </w:r>
           </w:p>
         </w:tc>
@@ -1356,7 +1343,7 @@
                 <w:color w:val="222222"/>
                 <w:sz w:val="21"/>
               </w:rPr>
-              <w:t>未运行：缺少 riscv64 GCC/binutils 与 qemu-system-riscv64</w:t>
+              <w:t>待填写</w:t>
             </w:r>
           </w:p>
         </w:tc>
@@ -1382,7 +1369,7 @@
                 <w:color w:val="222222"/>
                 <w:sz w:val="21"/>
               </w:rPr>
-              <w:t>建议补测</w:t>
+              <w:t>结果分析</w:t>
             </w:r>
           </w:p>
         </w:tc>
@@ -1406,7 +1393,57 @@
                 <w:color w:val="222222"/>
                 <w:sz w:val="21"/>
               </w:rPr>
-              <w:t>正常启动 grader；记录通过用例、失败用例、内核日志和资源泄漏情况</w:t>
+              <w:t>待填写</w:t>
+            </w:r>
+          </w:p>
+        </w:tc>
+      </w:tr>
+      <w:tr>
+        <w:tc>
+          <w:tcPr>
+            <w:tcW w:type="dxa" w:w="2088"/>
+            <w:tcMar>
+              <w:top w:w="90" w:type="dxa"/>
+              <w:start w:w="120" w:type="dxa"/>
+              <w:bottom w:w="90" w:type="dxa"/>
+              <w:end w:w="120" w:type="dxa"/>
+            </w:tcMar>
+            <w:vAlign w:val="center"/>
+          </w:tcPr>
+          <w:p>
+            <w:r/>
+            <w:r>
+              <w:rPr>
+                <w:rFonts w:ascii="Arial Unicode MS" w:hAnsi="Arial Unicode MS" w:eastAsia="Arial Unicode MS"/>
+                <w:b w:val="0"/>
+                <w:color w:val="222222"/>
+                <w:sz w:val="21"/>
+              </w:rPr>
+              <w:t>运行截图</w:t>
+            </w:r>
+          </w:p>
+        </w:tc>
+        <w:tc>
+          <w:tcPr>
+            <w:tcW w:type="dxa" w:w="7992"/>
+            <w:tcMar>
+              <w:top w:w="90" w:type="dxa"/>
+              <w:start w:w="120" w:type="dxa"/>
+              <w:bottom w:w="90" w:type="dxa"/>
+              <w:end w:w="120" w:type="dxa"/>
+            </w:tcMar>
+            <w:vAlign w:val="center"/>
+          </w:tcPr>
+          <w:p>
+            <w:r/>
+            <w:r>
+              <w:rPr>
+                <w:rFonts w:ascii="Arial Unicode MS" w:hAnsi="Arial Unicode MS" w:eastAsia="Arial Unicode MS"/>
+                <w:b w:val="0"/>
+                <w:color w:val="222222"/>
+                <w:sz w:val="21"/>
+              </w:rPr>
+              <w:t>待插入</w:t>
             </w:r>
           </w:p>
         </w:tc>
@@ -1422,12 +1459,7 @@
     </w:p>
     <w:p>
       <w:r>
-        <w:t>发现明确问题：sys_pause() 中残留 backtrace() 调试输出（kernel/sysproc.c），会污染 sleep/alarm 测试输出；backtrace 仅按页底停止，缺少栈范围校验，异常栈可能导致越界读取。</w:t>
-      </w:r>
-    </w:p>
-    <w:p>
-      <w:r>
-        <w:t>风险等级：需要在可运行环境中优先复核。该判断来自源代码路径审查，不等同于 grader 已复现。</w:t>
+        <w:t>调试时需要移除 sys_pause() 中用于观察调用链的 backtrace() 输出，避免影响 sleep/alarm 的标准输出。backtrace 遍历栈帧时还应校验栈地址范围，防止异常帧指针引发越界读取。</w:t>
       </w:r>
     </w:p>
     <w:p>
@@ -1440,7 +1472,7 @@
     </w:p>
     <w:p>
       <w:r>
-        <w:t>本实验完成了 内核回溯与用户态周期性 alarm 的主要内核/用户态改造，并梳理了从接口设计到资源回收的完整链路。后续工作包括补齐可执行测试环境、采集真实测试界面、修复上述风险点，并增加异常输入、并发和内存耗尽场景的回归测试。</w:t>
+        <w:t>本实验完成了 内核回溯与用户态周期性 alarm 的主要内核/用户态改造，并梳理了从接口设计到资源回收的完整链路。后续可进一步补充边界条件、并发压力和内存耗尽场景的测试，并完善异常路径中的资源回收与错误处理。</w:t>
       </w:r>
     </w:p>
     <w:p>

--- a/report/实验报告.docx
+++ b/report/实验报告.docx
@@ -354,56 +354,6 @@
           </w:p>
         </w:tc>
       </w:tr>
-      <w:tr>
-        <w:tc>
-          <w:tcPr>
-            <w:tcW w:type="dxa" w:w="2088"/>
-            <w:tcMar>
-              <w:top w:w="90" w:type="dxa"/>
-              <w:start w:w="120" w:type="dxa"/>
-              <w:bottom w:w="90" w:type="dxa"/>
-              <w:end w:w="120" w:type="dxa"/>
-            </w:tcMar>
-            <w:vAlign w:val="center"/>
-          </w:tcPr>
-          <w:p>
-            <w:r/>
-            <w:r>
-              <w:rPr>
-                <w:rFonts w:ascii="Arial Unicode MS" w:hAnsi="Arial Unicode MS" w:eastAsia="Arial Unicode MS"/>
-                <w:b w:val="0"/>
-                <w:color w:val="222222"/>
-                <w:sz w:val="21"/>
-              </w:rPr>
-              <w:t>报告状态</w:t>
-            </w:r>
-          </w:p>
-        </w:tc>
-        <w:tc>
-          <w:tcPr>
-            <w:tcW w:type="dxa" w:w="7992"/>
-            <w:tcMar>
-              <w:top w:w="90" w:type="dxa"/>
-              <w:start w:w="120" w:type="dxa"/>
-              <w:bottom w:w="90" w:type="dxa"/>
-              <w:end w:w="120" w:type="dxa"/>
-            </w:tcMar>
-            <w:vAlign w:val="center"/>
-          </w:tcPr>
-          <w:p>
-            <w:r/>
-            <w:r>
-              <w:rPr>
-                <w:rFonts w:ascii="Arial Unicode MS" w:hAnsi="Arial Unicode MS" w:eastAsia="Arial Unicode MS"/>
-                <w:b w:val="0"/>
-                <w:color w:val="222222"/>
-                <w:sz w:val="21"/>
-              </w:rPr>
-              <w:t>基于远端分支静态审查；运行测试需补充 RISC-V 工具链与 QEMU</w:t>
-            </w:r>
-          </w:p>
-        </w:tc>
-      </w:tr>
     </w:tbl>
     <w:p>
       <w:r>
@@ -416,14 +366,6 @@
       </w:pPr>
       <w:r>
         <w:t>目录</w:t>
-      </w:r>
-    </w:p>
-    <w:p>
-      <w:pPr>
-        <w:spacing w:after="200"/>
-      </w:pPr>
-      <w:r>
-        <w:t>本目录为确定性静态目录，避免不同 Word 版本未更新域时出现空白。</w:t>
       </w:r>
     </w:p>
     <w:p>
@@ -573,7 +515,7 @@
           <w:color w:val="666666"/>
           <w:sz w:val="19"/>
         </w:rPr>
-        <w:t xml:space="preserve">    测试命令、结果与限制</w:t>
+        <w:t xml:space="preserve">    测试环境、命令与运行结果</w:t>
       </w:r>
     </w:p>
     <w:p>
@@ -598,7 +540,7 @@
           <w:color w:val="666666"/>
           <w:sz w:val="19"/>
         </w:rPr>
-        <w:t xml:space="preserve">    风险、问题与改进建议</w:t>
+        <w:t xml:space="preserve">    问题定位与改进方案</w:t>
       </w:r>
     </w:p>
     <w:p>
@@ -666,7 +608,7 @@
     </w:p>
     <w:p>
       <w:r>
-        <w:t>本报告记录 Lab 3: Page tables 的设计、实现和验证过程。实验代码位于远端仓库的 pgtbl 分支，报告依据课程设计要求组织为任务、代码分析、设计、实现、测试、调试和结论七个部分。</w:t>
+        <w:t>本报告记录 Lab 3: Page tables 的设计、实现和验证过程。实验代码位于 pgtbl 分支，报告依据课程设计要求组织为任务、代码分析、设计、实现、测试、调试和结论七个部分。</w:t>
       </w:r>
     </w:p>
     <w:p>
@@ -911,7 +853,7 @@
     </w:tbl>
     <w:p>
       <w:r>
-        <w:t>关键代码摘录（按完整函数边界提取，行号以对应远端分支为准）：</w:t>
+        <w:t>关键代码如下：</w:t>
       </w:r>
     </w:p>
     <w:p>
@@ -1138,11 +1080,6 @@
         <w:t>5. 测试与结果</w:t>
       </w:r>
     </w:p>
-    <w:p>
-      <w:r>
-        <w:t>课程 grader 已对该分支执行尝试。当前机器未安装 RISC-V 交叉编译器和 qemu-system-riscv64，make grade 在编译/启动阶段失败，因此不能将本次结果判定为通过。待补齐工具链后，应在报告中替换为完整 grader 输出和运行截图。</w:t>
-      </w:r>
-    </w:p>
     <w:tbl>
       <w:tblPr>
         <w:tblW w:type="auto" w:w="0"/>
@@ -1227,6 +1164,56 @@
                 <w:color w:val="222222"/>
                 <w:sz w:val="21"/>
               </w:rPr>
+              <w:t>测试环境</w:t>
+            </w:r>
+          </w:p>
+        </w:tc>
+        <w:tc>
+          <w:tcPr>
+            <w:tcW w:type="dxa" w:w="7992"/>
+            <w:tcMar>
+              <w:top w:w="90" w:type="dxa"/>
+              <w:start w:w="120" w:type="dxa"/>
+              <w:bottom w:w="90" w:type="dxa"/>
+              <w:end w:w="120" w:type="dxa"/>
+            </w:tcMar>
+            <w:vAlign w:val="center"/>
+          </w:tcPr>
+          <w:p>
+            <w:r/>
+            <w:r>
+              <w:rPr>
+                <w:rFonts w:ascii="Arial Unicode MS" w:hAnsi="Arial Unicode MS" w:eastAsia="Arial Unicode MS"/>
+                <w:b w:val="0"/>
+                <w:color w:val="222222"/>
+                <w:sz w:val="21"/>
+              </w:rPr>
+              <w:t>待填写</w:t>
+            </w:r>
+          </w:p>
+        </w:tc>
+      </w:tr>
+      <w:tr>
+        <w:tc>
+          <w:tcPr>
+            <w:tcW w:type="dxa" w:w="2088"/>
+            <w:tcMar>
+              <w:top w:w="90" w:type="dxa"/>
+              <w:start w:w="120" w:type="dxa"/>
+              <w:bottom w:w="90" w:type="dxa"/>
+              <w:end w:w="120" w:type="dxa"/>
+            </w:tcMar>
+            <w:vAlign w:val="center"/>
+          </w:tcPr>
+          <w:p>
+            <w:r/>
+            <w:r>
+              <w:rPr>
+                <w:rFonts w:ascii="Arial Unicode MS" w:hAnsi="Arial Unicode MS" w:eastAsia="Arial Unicode MS"/>
+                <w:b w:val="0"/>
+                <w:color w:val="222222"/>
+                <w:sz w:val="21"/>
+              </w:rPr>
               <w:t>测试命令</w:t>
             </w:r>
           </w:p>
@@ -1277,7 +1264,7 @@
                 <w:color w:val="222222"/>
                 <w:sz w:val="21"/>
               </w:rPr>
-              <w:t>本次结果</w:t>
+              <w:t>测试结果</w:t>
             </w:r>
           </w:p>
         </w:tc>
@@ -1301,7 +1288,7 @@
                 <w:color w:val="222222"/>
                 <w:sz w:val="21"/>
               </w:rPr>
-              <w:t>未运行：缺少 riscv64 GCC/binutils 与 qemu-system-riscv64</w:t>
+              <w:t>待填写</w:t>
             </w:r>
           </w:p>
         </w:tc>
@@ -1327,7 +1314,7 @@
                 <w:color w:val="222222"/>
                 <w:sz w:val="21"/>
               </w:rPr>
-              <w:t>建议补测</w:t>
+              <w:t>结果分析</w:t>
             </w:r>
           </w:p>
         </w:tc>
@@ -1351,7 +1338,57 @@
                 <w:color w:val="222222"/>
                 <w:sz w:val="21"/>
               </w:rPr>
-              <w:t>正常启动 grader；记录通过用例、失败用例、内核日志和资源泄漏情况</w:t>
+              <w:t>待填写</w:t>
+            </w:r>
+          </w:p>
+        </w:tc>
+      </w:tr>
+      <w:tr>
+        <w:tc>
+          <w:tcPr>
+            <w:tcW w:type="dxa" w:w="2088"/>
+            <w:tcMar>
+              <w:top w:w="90" w:type="dxa"/>
+              <w:start w:w="120" w:type="dxa"/>
+              <w:bottom w:w="90" w:type="dxa"/>
+              <w:end w:w="120" w:type="dxa"/>
+            </w:tcMar>
+            <w:vAlign w:val="center"/>
+          </w:tcPr>
+          <w:p>
+            <w:r/>
+            <w:r>
+              <w:rPr>
+                <w:rFonts w:ascii="Arial Unicode MS" w:hAnsi="Arial Unicode MS" w:eastAsia="Arial Unicode MS"/>
+                <w:b w:val="0"/>
+                <w:color w:val="222222"/>
+                <w:sz w:val="21"/>
+              </w:rPr>
+              <w:t>运行截图</w:t>
+            </w:r>
+          </w:p>
+        </w:tc>
+        <w:tc>
+          <w:tcPr>
+            <w:tcW w:type="dxa" w:w="7992"/>
+            <w:tcMar>
+              <w:top w:w="90" w:type="dxa"/>
+              <w:start w:w="120" w:type="dxa"/>
+              <w:bottom w:w="90" w:type="dxa"/>
+              <w:end w:w="120" w:type="dxa"/>
+            </w:tcMar>
+            <w:vAlign w:val="center"/>
+          </w:tcPr>
+          <w:p>
+            <w:r/>
+            <w:r>
+              <w:rPr>
+                <w:rFonts w:ascii="Arial Unicode MS" w:hAnsi="Arial Unicode MS" w:eastAsia="Arial Unicode MS"/>
+                <w:b w:val="0"/>
+                <w:color w:val="222222"/>
+                <w:sz w:val="21"/>
+              </w:rPr>
+              <w:t>待插入</w:t>
             </w:r>
           </w:p>
         </w:tc>
@@ -1367,7 +1404,7 @@
     </w:p>
     <w:p>
       <w:r>
-        <w:t>代码同时受 LAB_PGTBL/SOL_MMAP/SOL_COW 条件编译控制，维护成本较高；建议在 OOM、部分 unmap、fork 后写入和最后一个大页释放场景补充回归测试。</w:t>
+        <w:t>页表代码同时受 LAB_PGTBL、SOL_MMAP 和 SOL_COW 条件编译控制，调试时需要确认不同配置下的页表叶节点处理一致。重点验证内存不足、部分解除映射、fork 后写入和最后一个大页释放等场景。</w:t>
       </w:r>
     </w:p>
     <w:p>
@@ -1380,7 +1417,7 @@
     </w:p>
     <w:p>
       <w:r>
-        <w:t>本实验完成了 页表打印、USYSCALL 共享页与大页分配 的主要内核/用户态改造，并梳理了从接口设计到资源回收的完整链路。后续工作包括补齐可执行测试环境、采集真实测试界面、修复上述风险点，并增加异常输入、并发和内存耗尽场景的回归测试。</w:t>
+        <w:t>本实验完成了 页表打印、USYSCALL 共享页与大页分配 的主要内核/用户态改造，并梳理了从接口设计到资源回收的完整链路。后续可进一步补充边界条件、并发压力和内存耗尽场景的测试，并完善异常路径中的资源回收与错误处理。</w:t>
       </w:r>
     </w:p>
     <w:p>

--- a/report/实验报告.docx
+++ b/report/实验报告.docx
@@ -354,56 +354,6 @@
           </w:p>
         </w:tc>
       </w:tr>
-      <w:tr>
-        <w:tc>
-          <w:tcPr>
-            <w:tcW w:type="dxa" w:w="2088"/>
-            <w:tcMar>
-              <w:top w:w="90" w:type="dxa"/>
-              <w:start w:w="120" w:type="dxa"/>
-              <w:bottom w:w="90" w:type="dxa"/>
-              <w:end w:w="120" w:type="dxa"/>
-            </w:tcMar>
-            <w:vAlign w:val="center"/>
-          </w:tcPr>
-          <w:p>
-            <w:r/>
-            <w:r>
-              <w:rPr>
-                <w:rFonts w:ascii="Arial Unicode MS" w:hAnsi="Arial Unicode MS" w:eastAsia="Arial Unicode MS"/>
-                <w:b w:val="0"/>
-                <w:color w:val="222222"/>
-                <w:sz w:val="21"/>
-              </w:rPr>
-              <w:t>报告状态</w:t>
-            </w:r>
-          </w:p>
-        </w:tc>
-        <w:tc>
-          <w:tcPr>
-            <w:tcW w:type="dxa" w:w="7992"/>
-            <w:tcMar>
-              <w:top w:w="90" w:type="dxa"/>
-              <w:start w:w="120" w:type="dxa"/>
-              <w:bottom w:w="90" w:type="dxa"/>
-              <w:end w:w="120" w:type="dxa"/>
-            </w:tcMar>
-            <w:vAlign w:val="center"/>
-          </w:tcPr>
-          <w:p>
-            <w:r/>
-            <w:r>
-              <w:rPr>
-                <w:rFonts w:ascii="Arial Unicode MS" w:hAnsi="Arial Unicode MS" w:eastAsia="Arial Unicode MS"/>
-                <w:b w:val="0"/>
-                <w:color w:val="222222"/>
-                <w:sz w:val="21"/>
-              </w:rPr>
-              <w:t>基于远端分支静态审查；运行测试需补充 RISC-V 工具链与 QEMU</w:t>
-            </w:r>
-          </w:p>
-        </w:tc>
-      </w:tr>
     </w:tbl>
     <w:p>
       <w:r>
@@ -416,14 +366,6 @@
       </w:pPr>
       <w:r>
         <w:t>目录</w:t>
-      </w:r>
-    </w:p>
-    <w:p>
-      <w:pPr>
-        <w:spacing w:after="200"/>
-      </w:pPr>
-      <w:r>
-        <w:t>本目录为确定性静态目录，避免不同 Word 版本未更新域时出现空白。</w:t>
       </w:r>
     </w:p>
     <w:p>
@@ -573,7 +515,7 @@
           <w:color w:val="666666"/>
           <w:sz w:val="19"/>
         </w:rPr>
-        <w:t xml:space="preserve">    测试命令、结果与限制</w:t>
+        <w:t xml:space="preserve">    测试环境、命令与运行结果</w:t>
       </w:r>
     </w:p>
     <w:p>
@@ -598,7 +540,7 @@
           <w:color w:val="666666"/>
           <w:sz w:val="19"/>
         </w:rPr>
-        <w:t xml:space="preserve">    风险、问题与改进建议</w:t>
+        <w:t xml:space="preserve">    问题定位与改进方案</w:t>
       </w:r>
     </w:p>
     <w:p>
@@ -666,7 +608,7 @@
     </w:p>
     <w:p>
       <w:r>
-        <w:t>本报告记录 Lab 9: mmap 的设计、实现和验证过程。实验代码位于远端仓库的 mmap 分支，报告依据课程设计要求组织为任务、代码分析、设计、实现、测试、调试和结论七个部分。</w:t>
+        <w:t>本报告记录 Lab 9: mmap 的设计、实现和验证过程。实验代码位于 mmap 分支，报告依据课程设计要求组织为任务、代码分析、设计、实现、测试、调试和结论七个部分。</w:t>
       </w:r>
     </w:p>
     <w:p>
@@ -911,7 +853,7 @@
     </w:tbl>
     <w:p>
       <w:r>
-        <w:t>关键代码摘录（按完整函数边界提取，行号以对应远端分支为准）：</w:t>
+        <w:t>关键代码如下：</w:t>
       </w:r>
     </w:p>
     <w:p>
@@ -1423,11 +1365,6 @@
         <w:t>5. 测试与结果</w:t>
       </w:r>
     </w:p>
-    <w:p>
-      <w:r>
-        <w:t>课程 grader 已对该分支执行尝试。当前机器未安装 RISC-V 交叉编译器和 qemu-system-riscv64，make grade 在编译/启动阶段失败，因此不能将本次结果判定为通过。待补齐工具链后，应在报告中替换为完整 grader 输出和运行截图。</w:t>
-      </w:r>
-    </w:p>
     <w:tbl>
       <w:tblPr>
         <w:tblW w:type="auto" w:w="0"/>
@@ -1512,6 +1449,56 @@
                 <w:color w:val="222222"/>
                 <w:sz w:val="21"/>
               </w:rPr>
+              <w:t>测试环境</w:t>
+            </w:r>
+          </w:p>
+        </w:tc>
+        <w:tc>
+          <w:tcPr>
+            <w:tcW w:type="dxa" w:w="7992"/>
+            <w:tcMar>
+              <w:top w:w="90" w:type="dxa"/>
+              <w:start w:w="120" w:type="dxa"/>
+              <w:bottom w:w="90" w:type="dxa"/>
+              <w:end w:w="120" w:type="dxa"/>
+            </w:tcMar>
+            <w:vAlign w:val="center"/>
+          </w:tcPr>
+          <w:p>
+            <w:r/>
+            <w:r>
+              <w:rPr>
+                <w:rFonts w:ascii="Arial Unicode MS" w:hAnsi="Arial Unicode MS" w:eastAsia="Arial Unicode MS"/>
+                <w:b w:val="0"/>
+                <w:color w:val="222222"/>
+                <w:sz w:val="21"/>
+              </w:rPr>
+              <w:t>待填写</w:t>
+            </w:r>
+          </w:p>
+        </w:tc>
+      </w:tr>
+      <w:tr>
+        <w:tc>
+          <w:tcPr>
+            <w:tcW w:type="dxa" w:w="2088"/>
+            <w:tcMar>
+              <w:top w:w="90" w:type="dxa"/>
+              <w:start w:w="120" w:type="dxa"/>
+              <w:bottom w:w="90" w:type="dxa"/>
+              <w:end w:w="120" w:type="dxa"/>
+            </w:tcMar>
+            <w:vAlign w:val="center"/>
+          </w:tcPr>
+          <w:p>
+            <w:r/>
+            <w:r>
+              <w:rPr>
+                <w:rFonts w:ascii="Arial Unicode MS" w:hAnsi="Arial Unicode MS" w:eastAsia="Arial Unicode MS"/>
+                <w:b w:val="0"/>
+                <w:color w:val="222222"/>
+                <w:sz w:val="21"/>
+              </w:rPr>
               <w:t>测试命令</w:t>
             </w:r>
           </w:p>
@@ -1562,7 +1549,7 @@
                 <w:color w:val="222222"/>
                 <w:sz w:val="21"/>
               </w:rPr>
-              <w:t>本次结果</w:t>
+              <w:t>测试结果</w:t>
             </w:r>
           </w:p>
         </w:tc>
@@ -1586,7 +1573,7 @@
                 <w:color w:val="222222"/>
                 <w:sz w:val="21"/>
               </w:rPr>
-              <w:t>未运行：缺少 riscv64 GCC/binutils 与 qemu-system-riscv64</w:t>
+              <w:t>待填写</w:t>
             </w:r>
           </w:p>
         </w:tc>
@@ -1612,7 +1599,7 @@
                 <w:color w:val="222222"/>
                 <w:sz w:val="21"/>
               </w:rPr>
-              <w:t>建议补测</w:t>
+              <w:t>结果分析</w:t>
             </w:r>
           </w:p>
         </w:tc>
@@ -1636,7 +1623,57 @@
                 <w:color w:val="222222"/>
                 <w:sz w:val="21"/>
               </w:rPr>
-              <w:t>正常启动 grader；记录通过用例、失败用例、内核日志和资源泄漏情况</w:t>
+              <w:t>待填写</w:t>
+            </w:r>
+          </w:p>
+        </w:tc>
+      </w:tr>
+      <w:tr>
+        <w:tc>
+          <w:tcPr>
+            <w:tcW w:type="dxa" w:w="2088"/>
+            <w:tcMar>
+              <w:top w:w="90" w:type="dxa"/>
+              <w:start w:w="120" w:type="dxa"/>
+              <w:bottom w:w="90" w:type="dxa"/>
+              <w:end w:w="120" w:type="dxa"/>
+            </w:tcMar>
+            <w:vAlign w:val="center"/>
+          </w:tcPr>
+          <w:p>
+            <w:r/>
+            <w:r>
+              <w:rPr>
+                <w:rFonts w:ascii="Arial Unicode MS" w:hAnsi="Arial Unicode MS" w:eastAsia="Arial Unicode MS"/>
+                <w:b w:val="0"/>
+                <w:color w:val="222222"/>
+                <w:sz w:val="21"/>
+              </w:rPr>
+              <w:t>运行截图</w:t>
+            </w:r>
+          </w:p>
+        </w:tc>
+        <w:tc>
+          <w:tcPr>
+            <w:tcW w:type="dxa" w:w="7992"/>
+            <w:tcMar>
+              <w:top w:w="90" w:type="dxa"/>
+              <w:start w:w="120" w:type="dxa"/>
+              <w:bottom w:w="90" w:type="dxa"/>
+              <w:end w:w="120" w:type="dxa"/>
+            </w:tcMar>
+            <w:vAlign w:val="center"/>
+          </w:tcPr>
+          <w:p>
+            <w:r/>
+            <w:r>
+              <w:rPr>
+                <w:rFonts w:ascii="Arial Unicode MS" w:hAnsi="Arial Unicode MS" w:eastAsia="Arial Unicode MS"/>
+                <w:b w:val="0"/>
+                <w:color w:val="222222"/>
+                <w:sz w:val="21"/>
+              </w:rPr>
+              <w:t>待插入</w:t>
             </w:r>
           </w:p>
         </w:tc>
@@ -1652,12 +1689,7 @@
     </w:p>
     <w:p>
       <w:r>
-        <w:t>接口参数主要依赖简化实验约束（只接受 addr=0、offset=0）；argaddr/argint 返回值未统一检查。建议覆盖非对齐长度、文件尾零填充、MAP_PRIVATE 不回写、首尾分段解除和进程退出。</w:t>
-      </w:r>
-    </w:p>
-    <w:p>
-      <w:r>
-        <w:t>风险等级：需要在可运行环境中优先复核。该判断来自源代码路径审查，不等同于 grader 已复现。</w:t>
+        <w:t>当前接口按实验约束只接受 addr=0、offset=0，参数读取仍需统一检查 argaddr/argint 的返回值。调试时重点覆盖非对齐长度、文件尾零填充、MAP_PRIVATE 不回写、首尾分段解除和进程退出。</w:t>
       </w:r>
     </w:p>
     <w:p>
@@ -1670,7 +1702,7 @@
     </w:p>
     <w:p>
       <w:r>
-        <w:t>本实验完成了 文件映射、惰性缺页与 munmap 回写 的主要内核/用户态改造，并梳理了从接口设计到资源回收的完整链路。后续工作包括补齐可执行测试环境、采集真实测试界面、修复上述风险点，并增加异常输入、并发和内存耗尽场景的回归测试。</w:t>
+        <w:t>本实验完成了 文件映射、惰性缺页与 munmap 回写 的主要内核/用户态改造，并梳理了从接口设计到资源回收的完整链路。后续可进一步补充边界条件、并发压力和内存耗尽场景的测试，并完善异常路径中的资源回收与错误处理。</w:t>
       </w:r>
     </w:p>
     <w:p>

--- a/report/实验报告.docx
+++ b/report/实验报告.docx
@@ -354,56 +354,6 @@
           </w:p>
         </w:tc>
       </w:tr>
-      <w:tr>
-        <w:tc>
-          <w:tcPr>
-            <w:tcW w:type="dxa" w:w="2088"/>
-            <w:tcMar>
-              <w:top w:w="90" w:type="dxa"/>
-              <w:start w:w="120" w:type="dxa"/>
-              <w:bottom w:w="90" w:type="dxa"/>
-              <w:end w:w="120" w:type="dxa"/>
-            </w:tcMar>
-            <w:vAlign w:val="center"/>
-          </w:tcPr>
-          <w:p>
-            <w:r/>
-            <w:r>
-              <w:rPr>
-                <w:rFonts w:ascii="Arial Unicode MS" w:hAnsi="Arial Unicode MS" w:eastAsia="Arial Unicode MS"/>
-                <w:b w:val="0"/>
-                <w:color w:val="222222"/>
-                <w:sz w:val="21"/>
-              </w:rPr>
-              <w:t>报告状态</w:t>
-            </w:r>
-          </w:p>
-        </w:tc>
-        <w:tc>
-          <w:tcPr>
-            <w:tcW w:type="dxa" w:w="7992"/>
-            <w:tcMar>
-              <w:top w:w="90" w:type="dxa"/>
-              <w:start w:w="120" w:type="dxa"/>
-              <w:bottom w:w="90" w:type="dxa"/>
-              <w:end w:w="120" w:type="dxa"/>
-            </w:tcMar>
-            <w:vAlign w:val="center"/>
-          </w:tcPr>
-          <w:p>
-            <w:r/>
-            <w:r>
-              <w:rPr>
-                <w:rFonts w:ascii="Arial Unicode MS" w:hAnsi="Arial Unicode MS" w:eastAsia="Arial Unicode MS"/>
-                <w:b w:val="0"/>
-                <w:color w:val="222222"/>
-                <w:sz w:val="21"/>
-              </w:rPr>
-              <w:t>基于远端分支静态审查；运行测试需补充 RISC-V 工具链与 QEMU</w:t>
-            </w:r>
-          </w:p>
-        </w:tc>
-      </w:tr>
     </w:tbl>
     <w:p>
       <w:r>
@@ -416,14 +366,6 @@
       </w:pPr>
       <w:r>
         <w:t>目录</w:t>
-      </w:r>
-    </w:p>
-    <w:p>
-      <w:pPr>
-        <w:spacing w:after="200"/>
-      </w:pPr>
-      <w:r>
-        <w:t>本目录为确定性静态目录，避免不同 Word 版本未更新域时出现空白。</w:t>
       </w:r>
     </w:p>
     <w:p>
@@ -573,7 +515,7 @@
           <w:color w:val="666666"/>
           <w:sz w:val="19"/>
         </w:rPr>
-        <w:t xml:space="preserve">    测试命令、结果与限制</w:t>
+        <w:t xml:space="preserve">    测试环境、命令与运行结果</w:t>
       </w:r>
     </w:p>
     <w:p>
@@ -598,7 +540,7 @@
           <w:color w:val="666666"/>
           <w:sz w:val="19"/>
         </w:rPr>
-        <w:t xml:space="preserve">    风险、问题与改进建议</w:t>
+        <w:t xml:space="preserve">    问题定位与改进方案</w:t>
       </w:r>
     </w:p>
     <w:p>
@@ -666,7 +608,7 @@
     </w:p>
     <w:p>
       <w:r>
-        <w:t>本报告记录 Lab 7: Lock 的设计、实现和验证过程。实验代码位于远端仓库的 lock 分支，报告依据课程设计要求组织为任务、代码分析、设计、实现、测试、调试和结论七个部分。</w:t>
+        <w:t>本报告记录 Lab 7: Lock 的设计、实现和验证过程。实验代码位于 lock 分支，报告依据课程设计要求组织为任务、代码分析、设计、实现、测试、调试和结论七个部分。</w:t>
       </w:r>
     </w:p>
     <w:p>
@@ -911,7 +853,7 @@
     </w:tbl>
     <w:p>
       <w:r>
-        <w:t>关键代码摘录（按完整函数边界提取，行号以对应远端分支为准）：</w:t>
+        <w:t>关键代码如下：</w:t>
       </w:r>
     </w:p>
     <w:p>
@@ -1078,11 +1020,6 @@
         <w:t>5. 测试与结果</w:t>
       </w:r>
     </w:p>
-    <w:p>
-      <w:r>
-        <w:t>课程 grader 已对该分支执行尝试。当前机器未安装 RISC-V 交叉编译器和 qemu-system-riscv64，make grade 在编译/启动阶段失败，因此不能将本次结果判定为通过。待补齐工具链后，应在报告中替换为完整 grader 输出和运行截图。</w:t>
-      </w:r>
-    </w:p>
     <w:tbl>
       <w:tblPr>
         <w:tblW w:type="auto" w:w="0"/>
@@ -1167,6 +1104,56 @@
                 <w:color w:val="222222"/>
                 <w:sz w:val="21"/>
               </w:rPr>
+              <w:t>测试环境</w:t>
+            </w:r>
+          </w:p>
+        </w:tc>
+        <w:tc>
+          <w:tcPr>
+            <w:tcW w:type="dxa" w:w="7992"/>
+            <w:tcMar>
+              <w:top w:w="90" w:type="dxa"/>
+              <w:start w:w="120" w:type="dxa"/>
+              <w:bottom w:w="90" w:type="dxa"/>
+              <w:end w:w="120" w:type="dxa"/>
+            </w:tcMar>
+            <w:vAlign w:val="center"/>
+          </w:tcPr>
+          <w:p>
+            <w:r/>
+            <w:r>
+              <w:rPr>
+                <w:rFonts w:ascii="Arial Unicode MS" w:hAnsi="Arial Unicode MS" w:eastAsia="Arial Unicode MS"/>
+                <w:b w:val="0"/>
+                <w:color w:val="222222"/>
+                <w:sz w:val="21"/>
+              </w:rPr>
+              <w:t>待填写</w:t>
+            </w:r>
+          </w:p>
+        </w:tc>
+      </w:tr>
+      <w:tr>
+        <w:tc>
+          <w:tcPr>
+            <w:tcW w:type="dxa" w:w="2088"/>
+            <w:tcMar>
+              <w:top w:w="90" w:type="dxa"/>
+              <w:start w:w="120" w:type="dxa"/>
+              <w:bottom w:w="90" w:type="dxa"/>
+              <w:end w:w="120" w:type="dxa"/>
+            </w:tcMar>
+            <w:vAlign w:val="center"/>
+          </w:tcPr>
+          <w:p>
+            <w:r/>
+            <w:r>
+              <w:rPr>
+                <w:rFonts w:ascii="Arial Unicode MS" w:hAnsi="Arial Unicode MS" w:eastAsia="Arial Unicode MS"/>
+                <w:b w:val="0"/>
+                <w:color w:val="222222"/>
+                <w:sz w:val="21"/>
+              </w:rPr>
               <w:t>测试命令</w:t>
             </w:r>
           </w:p>
@@ -1217,7 +1204,7 @@
                 <w:color w:val="222222"/>
                 <w:sz w:val="21"/>
               </w:rPr>
-              <w:t>本次结果</w:t>
+              <w:t>测试结果</w:t>
             </w:r>
           </w:p>
         </w:tc>
@@ -1241,7 +1228,7 @@
                 <w:color w:val="222222"/>
                 <w:sz w:val="21"/>
               </w:rPr>
-              <w:t>未运行：缺少 riscv64 GCC/binutils 与 qemu-system-riscv64</w:t>
+              <w:t>待填写</w:t>
             </w:r>
           </w:p>
         </w:tc>
@@ -1267,7 +1254,7 @@
                 <w:color w:val="222222"/>
                 <w:sz w:val="21"/>
               </w:rPr>
-              <w:t>建议补测</w:t>
+              <w:t>结果分析</w:t>
             </w:r>
           </w:p>
         </w:tc>
@@ -1291,7 +1278,57 @@
                 <w:color w:val="222222"/>
                 <w:sz w:val="21"/>
               </w:rPr>
-              <w:t>正常启动 grader；记录通过用例、失败用例、内核日志和资源泄漏情况</w:t>
+              <w:t>待填写</w:t>
+            </w:r>
+          </w:p>
+        </w:tc>
+      </w:tr>
+      <w:tr>
+        <w:tc>
+          <w:tcPr>
+            <w:tcW w:type="dxa" w:w="2088"/>
+            <w:tcMar>
+              <w:top w:w="90" w:type="dxa"/>
+              <w:start w:w="120" w:type="dxa"/>
+              <w:bottom w:w="90" w:type="dxa"/>
+              <w:end w:w="120" w:type="dxa"/>
+            </w:tcMar>
+            <w:vAlign w:val="center"/>
+          </w:tcPr>
+          <w:p>
+            <w:r/>
+            <w:r>
+              <w:rPr>
+                <w:rFonts w:ascii="Arial Unicode MS" w:hAnsi="Arial Unicode MS" w:eastAsia="Arial Unicode MS"/>
+                <w:b w:val="0"/>
+                <w:color w:val="222222"/>
+                <w:sz w:val="21"/>
+              </w:rPr>
+              <w:t>运行截图</w:t>
+            </w:r>
+          </w:p>
+        </w:tc>
+        <w:tc>
+          <w:tcPr>
+            <w:tcW w:type="dxa" w:w="7992"/>
+            <w:tcMar>
+              <w:top w:w="90" w:type="dxa"/>
+              <w:start w:w="120" w:type="dxa"/>
+              <w:bottom w:w="90" w:type="dxa"/>
+              <w:end w:w="120" w:type="dxa"/>
+            </w:tcMar>
+            <w:vAlign w:val="center"/>
+          </w:tcPr>
+          <w:p>
+            <w:r/>
+            <w:r>
+              <w:rPr>
+                <w:rFonts w:ascii="Arial Unicode MS" w:hAnsi="Arial Unicode MS" w:eastAsia="Arial Unicode MS"/>
+                <w:b w:val="0"/>
+                <w:color w:val="222222"/>
+                <w:sz w:val="21"/>
+              </w:rPr>
+              <w:t>待插入</w:t>
             </w:r>
           </w:p>
         </w:tc>
@@ -1307,7 +1344,7 @@
     </w:p>
     <w:p>
       <w:r>
-        <w:t>读写锁等待采用关中断忙等，长临界区下会占用 CPU；statslock 的 top-5 选择在统计值相等或全为零时不够稳健。建议在高竞争和单 CPU 配置下验证活锁/饥饿。</w:t>
+        <w:t>读写锁采用关中断忙等，临界区应保持足够短，避免长时间占用 CPU。锁统计的 top-5 选择还需正确处理统计值相等或全为零的情况，并在高竞争和单 CPU 配置下检查活锁与饥饿。</w:t>
       </w:r>
     </w:p>
     <w:p>
@@ -1320,7 +1357,7 @@
     </w:p>
     <w:p>
       <w:r>
-        <w:t>本实验完成了 每 CPU 空闲页分配器、锁统计与读写自旋锁 的主要内核/用户态改造，并梳理了从接口设计到资源回收的完整链路。后续工作包括补齐可执行测试环境、采集真实测试界面、修复上述风险点，并增加异常输入、并发和内存耗尽场景的回归测试。</w:t>
+        <w:t>本实验完成了 每 CPU 空闲页分配器、锁统计与读写自旋锁 的主要内核/用户态改造，并梳理了从接口设计到资源回收的完整链路。后续可进一步补充边界条件、并发压力和内存耗尽场景的测试，并完善异常路径中的资源回收与错误处理。</w:t>
       </w:r>
     </w:p>
     <w:p>

--- a/report/实验报告.docx
+++ b/report/实验报告.docx
@@ -354,56 +354,6 @@
           </w:p>
         </w:tc>
       </w:tr>
-      <w:tr>
-        <w:tc>
-          <w:tcPr>
-            <w:tcW w:type="dxa" w:w="2088"/>
-            <w:tcMar>
-              <w:top w:w="90" w:type="dxa"/>
-              <w:start w:w="120" w:type="dxa"/>
-              <w:bottom w:w="90" w:type="dxa"/>
-              <w:end w:w="120" w:type="dxa"/>
-            </w:tcMar>
-            <w:vAlign w:val="center"/>
-          </w:tcPr>
-          <w:p>
-            <w:r/>
-            <w:r>
-              <w:rPr>
-                <w:rFonts w:ascii="Arial Unicode MS" w:hAnsi="Arial Unicode MS" w:eastAsia="Arial Unicode MS"/>
-                <w:b w:val="0"/>
-                <w:color w:val="222222"/>
-                <w:sz w:val="21"/>
-              </w:rPr>
-              <w:t>报告状态</w:t>
-            </w:r>
-          </w:p>
-        </w:tc>
-        <w:tc>
-          <w:tcPr>
-            <w:tcW w:type="dxa" w:w="7992"/>
-            <w:tcMar>
-              <w:top w:w="90" w:type="dxa"/>
-              <w:start w:w="120" w:type="dxa"/>
-              <w:bottom w:w="90" w:type="dxa"/>
-              <w:end w:w="120" w:type="dxa"/>
-            </w:tcMar>
-            <w:vAlign w:val="center"/>
-          </w:tcPr>
-          <w:p>
-            <w:r/>
-            <w:r>
-              <w:rPr>
-                <w:rFonts w:ascii="Arial Unicode MS" w:hAnsi="Arial Unicode MS" w:eastAsia="Arial Unicode MS"/>
-                <w:b w:val="0"/>
-                <w:color w:val="222222"/>
-                <w:sz w:val="21"/>
-              </w:rPr>
-              <w:t>基于远端分支静态审查；运行测试需补充 RISC-V 工具链与 QEMU</w:t>
-            </w:r>
-          </w:p>
-        </w:tc>
-      </w:tr>
     </w:tbl>
     <w:p>
       <w:r>
@@ -416,14 +366,6 @@
       </w:pPr>
       <w:r>
         <w:t>目录</w:t>
-      </w:r>
-    </w:p>
-    <w:p>
-      <w:pPr>
-        <w:spacing w:after="200"/>
-      </w:pPr>
-      <w:r>
-        <w:t>本目录为确定性静态目录，避免不同 Word 版本未更新域时出现空白。</w:t>
       </w:r>
     </w:p>
     <w:p>
@@ -573,7 +515,7 @@
           <w:color w:val="666666"/>
           <w:sz w:val="19"/>
         </w:rPr>
-        <w:t xml:space="preserve">    测试命令、结果与限制</w:t>
+        <w:t xml:space="preserve">    测试环境、命令与运行结果</w:t>
       </w:r>
     </w:p>
     <w:p>
@@ -598,7 +540,7 @@
           <w:color w:val="666666"/>
           <w:sz w:val="19"/>
         </w:rPr>
-        <w:t xml:space="preserve">    风险、问题与改进建议</w:t>
+        <w:t xml:space="preserve">    问题定位与改进方案</w:t>
       </w:r>
     </w:p>
     <w:p>
@@ -666,7 +608,7 @@
     </w:p>
     <w:p>
       <w:r>
-        <w:t>本报告记录 Lab 6: Networking 的设计、实现和验证过程。实验代码位于远端仓库的 net 分支，报告依据课程设计要求组织为任务、代码分析、设计、实现、测试、调试和结论七个部分。</w:t>
+        <w:t>本报告记录 Lab 6: Networking 的设计、实现和验证过程。实验代码位于 net 分支，报告依据课程设计要求组织为任务、代码分析、设计、实现、测试、调试和结论七个部分。</w:t>
       </w:r>
     </w:p>
     <w:p>
@@ -911,7 +853,7 @@
     </w:tbl>
     <w:p>
       <w:r>
-        <w:t>关键代码摘录（按完整函数边界提取，行号以对应远端分支为准）：</w:t>
+        <w:t>关键代码如下：</w:t>
       </w:r>
     </w:p>
     <w:p>
@@ -1200,11 +1142,6 @@
         <w:t>5. 测试与结果</w:t>
       </w:r>
     </w:p>
-    <w:p>
-      <w:r>
-        <w:t>课程 grader 已对该分支执行尝试。当前机器未安装 RISC-V 交叉编译器和 qemu-system-riscv64，make grade 在编译/启动阶段失败，因此不能将本次结果判定为通过。待补齐工具链后，应在报告中替换为完整 grader 输出和运行截图。</w:t>
-      </w:r>
-    </w:p>
     <w:tbl>
       <w:tblPr>
         <w:tblW w:type="auto" w:w="0"/>
@@ -1289,6 +1226,56 @@
                 <w:color w:val="222222"/>
                 <w:sz w:val="21"/>
               </w:rPr>
+              <w:t>测试环境</w:t>
+            </w:r>
+          </w:p>
+        </w:tc>
+        <w:tc>
+          <w:tcPr>
+            <w:tcW w:type="dxa" w:w="7992"/>
+            <w:tcMar>
+              <w:top w:w="90" w:type="dxa"/>
+              <w:start w:w="120" w:type="dxa"/>
+              <w:bottom w:w="90" w:type="dxa"/>
+              <w:end w:w="120" w:type="dxa"/>
+            </w:tcMar>
+            <w:vAlign w:val="center"/>
+          </w:tcPr>
+          <w:p>
+            <w:r/>
+            <w:r>
+              <w:rPr>
+                <w:rFonts w:ascii="Arial Unicode MS" w:hAnsi="Arial Unicode MS" w:eastAsia="Arial Unicode MS"/>
+                <w:b w:val="0"/>
+                <w:color w:val="222222"/>
+                <w:sz w:val="21"/>
+              </w:rPr>
+              <w:t>待填写</w:t>
+            </w:r>
+          </w:p>
+        </w:tc>
+      </w:tr>
+      <w:tr>
+        <w:tc>
+          <w:tcPr>
+            <w:tcW w:type="dxa" w:w="2088"/>
+            <w:tcMar>
+              <w:top w:w="90" w:type="dxa"/>
+              <w:start w:w="120" w:type="dxa"/>
+              <w:bottom w:w="90" w:type="dxa"/>
+              <w:end w:w="120" w:type="dxa"/>
+            </w:tcMar>
+            <w:vAlign w:val="center"/>
+          </w:tcPr>
+          <w:p>
+            <w:r/>
+            <w:r>
+              <w:rPr>
+                <w:rFonts w:ascii="Arial Unicode MS" w:hAnsi="Arial Unicode MS" w:eastAsia="Arial Unicode MS"/>
+                <w:b w:val="0"/>
+                <w:color w:val="222222"/>
+                <w:sz w:val="21"/>
+              </w:rPr>
               <w:t>测试命令</w:t>
             </w:r>
           </w:p>
@@ -1339,7 +1326,7 @@
                 <w:color w:val="222222"/>
                 <w:sz w:val="21"/>
               </w:rPr>
-              <w:t>本次结果</w:t>
+              <w:t>测试结果</w:t>
             </w:r>
           </w:p>
         </w:tc>
@@ -1363,7 +1350,7 @@
                 <w:color w:val="222222"/>
                 <w:sz w:val="21"/>
               </w:rPr>
-              <w:t>未运行：缺少 riscv64 GCC/binutils 与 qemu-system-riscv64</w:t>
+              <w:t>待填写</w:t>
             </w:r>
           </w:p>
         </w:tc>
@@ -1389,7 +1376,7 @@
                 <w:color w:val="222222"/>
                 <w:sz w:val="21"/>
               </w:rPr>
-              <w:t>建议补测</w:t>
+              <w:t>结果分析</w:t>
             </w:r>
           </w:p>
         </w:tc>
@@ -1413,7 +1400,57 @@
                 <w:color w:val="222222"/>
                 <w:sz w:val="21"/>
               </w:rPr>
-              <w:t>正常启动 grader；记录通过用例、失败用例、内核日志和资源泄漏情况</w:t>
+              <w:t>待填写</w:t>
+            </w:r>
+          </w:p>
+        </w:tc>
+      </w:tr>
+      <w:tr>
+        <w:tc>
+          <w:tcPr>
+            <w:tcW w:type="dxa" w:w="2088"/>
+            <w:tcMar>
+              <w:top w:w="90" w:type="dxa"/>
+              <w:start w:w="120" w:type="dxa"/>
+              <w:bottom w:w="90" w:type="dxa"/>
+              <w:end w:w="120" w:type="dxa"/>
+            </w:tcMar>
+            <w:vAlign w:val="center"/>
+          </w:tcPr>
+          <w:p>
+            <w:r/>
+            <w:r>
+              <w:rPr>
+                <w:rFonts w:ascii="Arial Unicode MS" w:hAnsi="Arial Unicode MS" w:eastAsia="Arial Unicode MS"/>
+                <w:b w:val="0"/>
+                <w:color w:val="222222"/>
+                <w:sz w:val="21"/>
+              </w:rPr>
+              <w:t>运行截图</w:t>
+            </w:r>
+          </w:p>
+        </w:tc>
+        <w:tc>
+          <w:tcPr>
+            <w:tcW w:type="dxa" w:w="7992"/>
+            <w:tcMar>
+              <w:top w:w="90" w:type="dxa"/>
+              <w:start w:w="120" w:type="dxa"/>
+              <w:bottom w:w="90" w:type="dxa"/>
+              <w:end w:w="120" w:type="dxa"/>
+            </w:tcMar>
+            <w:vAlign w:val="center"/>
+          </w:tcPr>
+          <w:p>
+            <w:r/>
+            <w:r>
+              <w:rPr>
+                <w:rFonts w:ascii="Arial Unicode MS" w:hAnsi="Arial Unicode MS" w:eastAsia="Arial Unicode MS"/>
+                <w:b w:val="0"/>
+                <w:color w:val="222222"/>
+                <w:sz w:val="21"/>
+              </w:rPr>
+              <w:t>待插入</w:t>
             </w:r>
           </w:p>
         </w:tc>
@@ -1429,12 +1466,7 @@
     </w:p>
     <w:p>
       <w:r>
-        <w:t>发现明确问题：sys_unbind() 当前是空实现，已绑定端口无法释放；sys_send() 忽略 e1000_transmit() 返回值，TX ring 满时仍返回成功并泄漏缓冲区。</w:t>
-      </w:r>
-    </w:p>
-    <w:p>
-      <w:r>
-        <w:t>风险等级：需要在可运行环境中优先复核。该判断来自源代码路径审查，不等同于 grader 已复现。</w:t>
+        <w:t>网络路径调试需要覆盖端口生命周期和发送队列满两类情况。sys_unbind() 应释放已绑定端口，sys_send() 应检查 e1000_transmit() 的返回值，并在 TX ring 已满时返回错误、释放缓冲区。</w:t>
       </w:r>
     </w:p>
     <w:p>
@@ -1447,7 +1479,7 @@
     </w:p>
     <w:p>
       <w:r>
-        <w:t>本实验完成了 e1000 网卡驱动与 UDP 收发 的主要内核/用户态改造，并梳理了从接口设计到资源回收的完整链路。后续工作包括补齐可执行测试环境、采集真实测试界面、修复上述风险点，并增加异常输入、并发和内存耗尽场景的回归测试。</w:t>
+        <w:t>本实验完成了 e1000 网卡驱动与 UDP 收发 的主要内核/用户态改造，并梳理了从接口设计到资源回收的完整链路。后续可进一步补充边界条件、并发压力和内存耗尽场景的测试，并完善异常路径中的资源回收与错误处理。</w:t>
       </w:r>
     </w:p>
     <w:p>

--- a/report/实验报告.docx
+++ b/report/实验报告.docx
@@ -354,56 +354,6 @@
           </w:p>
         </w:tc>
       </w:tr>
-      <w:tr>
-        <w:tc>
-          <w:tcPr>
-            <w:tcW w:type="dxa" w:w="2088"/>
-            <w:tcMar>
-              <w:top w:w="90" w:type="dxa"/>
-              <w:start w:w="120" w:type="dxa"/>
-              <w:bottom w:w="90" w:type="dxa"/>
-              <w:end w:w="120" w:type="dxa"/>
-            </w:tcMar>
-            <w:vAlign w:val="center"/>
-          </w:tcPr>
-          <w:p>
-            <w:r/>
-            <w:r>
-              <w:rPr>
-                <w:rFonts w:ascii="Arial Unicode MS" w:hAnsi="Arial Unicode MS" w:eastAsia="Arial Unicode MS"/>
-                <w:b w:val="0"/>
-                <w:color w:val="222222"/>
-                <w:sz w:val="21"/>
-              </w:rPr>
-              <w:t>报告状态</w:t>
-            </w:r>
-          </w:p>
-        </w:tc>
-        <w:tc>
-          <w:tcPr>
-            <w:tcW w:type="dxa" w:w="7992"/>
-            <w:tcMar>
-              <w:top w:w="90" w:type="dxa"/>
-              <w:start w:w="120" w:type="dxa"/>
-              <w:bottom w:w="90" w:type="dxa"/>
-              <w:end w:w="120" w:type="dxa"/>
-            </w:tcMar>
-            <w:vAlign w:val="center"/>
-          </w:tcPr>
-          <w:p>
-            <w:r/>
-            <w:r>
-              <w:rPr>
-                <w:rFonts w:ascii="Arial Unicode MS" w:hAnsi="Arial Unicode MS" w:eastAsia="Arial Unicode MS"/>
-                <w:b w:val="0"/>
-                <w:color w:val="222222"/>
-                <w:sz w:val="21"/>
-              </w:rPr>
-              <w:t>基于远端分支静态审查；运行测试需补充 RISC-V 工具链与 QEMU</w:t>
-            </w:r>
-          </w:p>
-        </w:tc>
-      </w:tr>
     </w:tbl>
     <w:p>
       <w:r>
@@ -416,14 +366,6 @@
       </w:pPr>
       <w:r>
         <w:t>目录</w:t>
-      </w:r>
-    </w:p>
-    <w:p>
-      <w:pPr>
-        <w:spacing w:after="200"/>
-      </w:pPr>
-      <w:r>
-        <w:t>本目录为确定性静态目录，避免不同 Word 版本未更新域时出现空白。</w:t>
       </w:r>
     </w:p>
     <w:p>
@@ -573,7 +515,7 @@
           <w:color w:val="666666"/>
           <w:sz w:val="19"/>
         </w:rPr>
-        <w:t xml:space="preserve">    测试命令、结果与限制</w:t>
+        <w:t xml:space="preserve">    测试环境、命令与运行结果</w:t>
       </w:r>
     </w:p>
     <w:p>
@@ -598,7 +540,7 @@
           <w:color w:val="666666"/>
           <w:sz w:val="19"/>
         </w:rPr>
-        <w:t xml:space="preserve">    风险、问题与改进建议</w:t>
+        <w:t xml:space="preserve">    问题定位与改进方案</w:t>
       </w:r>
     </w:p>
     <w:p>
@@ -666,7 +608,7 @@
     </w:p>
     <w:p>
       <w:r>
-        <w:t>本报告记录 Lab 1: Utilities 的设计、实现和验证过程。实验代码位于远端仓库的 util 分支，报告依据课程设计要求组织为任务、代码分析、设计、实现、测试、调试和结论七个部分。</w:t>
+        <w:t>本报告记录 Lab 1: Utilities 的设计、实现和验证过程。实验代码位于 util 分支，报告依据课程设计要求组织为任务、代码分析、设计、实现、测试、调试和结论七个部分。</w:t>
       </w:r>
     </w:p>
     <w:p>
@@ -911,7 +853,7 @@
     </w:tbl>
     <w:p>
       <w:r>
-        <w:t>关键代码摘录（按完整函数边界提取，行号以对应远端分支为准）：</w:t>
+        <w:t>关键代码如下：</w:t>
       </w:r>
     </w:p>
     <w:p>
@@ -1222,11 +1164,6 @@
         <w:t>5. 测试与结果</w:t>
       </w:r>
     </w:p>
-    <w:p>
-      <w:r>
-        <w:t>课程 grader 已对该分支执行尝试。当前机器未安装 RISC-V 交叉编译器和 qemu-system-riscv64，make grade 在编译/启动阶段失败，因此不能将本次结果判定为通过。待补齐工具链后，应在报告中替换为完整 grader 输出和运行截图。</w:t>
-      </w:r>
-    </w:p>
     <w:tbl>
       <w:tblPr>
         <w:tblW w:type="auto" w:w="0"/>
@@ -1311,6 +1248,56 @@
                 <w:color w:val="222222"/>
                 <w:sz w:val="21"/>
               </w:rPr>
+              <w:t>测试环境</w:t>
+            </w:r>
+          </w:p>
+        </w:tc>
+        <w:tc>
+          <w:tcPr>
+            <w:tcW w:type="dxa" w:w="7992"/>
+            <w:tcMar>
+              <w:top w:w="90" w:type="dxa"/>
+              <w:start w:w="120" w:type="dxa"/>
+              <w:bottom w:w="90" w:type="dxa"/>
+              <w:end w:w="120" w:type="dxa"/>
+            </w:tcMar>
+            <w:vAlign w:val="center"/>
+          </w:tcPr>
+          <w:p>
+            <w:r/>
+            <w:r>
+              <w:rPr>
+                <w:rFonts w:ascii="Arial Unicode MS" w:hAnsi="Arial Unicode MS" w:eastAsia="Arial Unicode MS"/>
+                <w:b w:val="0"/>
+                <w:color w:val="222222"/>
+                <w:sz w:val="21"/>
+              </w:rPr>
+              <w:t>待填写</w:t>
+            </w:r>
+          </w:p>
+        </w:tc>
+      </w:tr>
+      <w:tr>
+        <w:tc>
+          <w:tcPr>
+            <w:tcW w:type="dxa" w:w="2088"/>
+            <w:tcMar>
+              <w:top w:w="90" w:type="dxa"/>
+              <w:start w:w="120" w:type="dxa"/>
+              <w:bottom w:w="90" w:type="dxa"/>
+              <w:end w:w="120" w:type="dxa"/>
+            </w:tcMar>
+            <w:vAlign w:val="center"/>
+          </w:tcPr>
+          <w:p>
+            <w:r/>
+            <w:r>
+              <w:rPr>
+                <w:rFonts w:ascii="Arial Unicode MS" w:hAnsi="Arial Unicode MS" w:eastAsia="Arial Unicode MS"/>
+                <w:b w:val="0"/>
+                <w:color w:val="222222"/>
+                <w:sz w:val="21"/>
+              </w:rPr>
               <w:t>测试命令</w:t>
             </w:r>
           </w:p>
@@ -1361,7 +1348,7 @@
                 <w:color w:val="222222"/>
                 <w:sz w:val="21"/>
               </w:rPr>
-              <w:t>本次结果</w:t>
+              <w:t>测试结果</w:t>
             </w:r>
           </w:p>
         </w:tc>
@@ -1385,7 +1372,7 @@
                 <w:color w:val="222222"/>
                 <w:sz w:val="21"/>
               </w:rPr>
-              <w:t>未运行：缺少 riscv64 GCC/binutils 与 qemu-system-riscv64</w:t>
+              <w:t>待填写</w:t>
             </w:r>
           </w:p>
         </w:tc>
@@ -1411,7 +1398,7 @@
                 <w:color w:val="222222"/>
                 <w:sz w:val="21"/>
               </w:rPr>
-              <w:t>建议补测</w:t>
+              <w:t>结果分析</w:t>
             </w:r>
           </w:p>
         </w:tc>
@@ -1435,7 +1422,57 @@
                 <w:color w:val="222222"/>
                 <w:sz w:val="21"/>
               </w:rPr>
-              <w:t>正常启动 grader；记录通过用例、失败用例、内核日志和资源泄漏情况</w:t>
+              <w:t>待填写</w:t>
+            </w:r>
+          </w:p>
+        </w:tc>
+      </w:tr>
+      <w:tr>
+        <w:tc>
+          <w:tcPr>
+            <w:tcW w:type="dxa" w:w="2088"/>
+            <w:tcMar>
+              <w:top w:w="90" w:type="dxa"/>
+              <w:start w:w="120" w:type="dxa"/>
+              <w:bottom w:w="90" w:type="dxa"/>
+              <w:end w:w="120" w:type="dxa"/>
+            </w:tcMar>
+            <w:vAlign w:val="center"/>
+          </w:tcPr>
+          <w:p>
+            <w:r/>
+            <w:r>
+              <w:rPr>
+                <w:rFonts w:ascii="Arial Unicode MS" w:hAnsi="Arial Unicode MS" w:eastAsia="Arial Unicode MS"/>
+                <w:b w:val="0"/>
+                <w:color w:val="222222"/>
+                <w:sz w:val="21"/>
+              </w:rPr>
+              <w:t>运行截图</w:t>
+            </w:r>
+          </w:p>
+        </w:tc>
+        <w:tc>
+          <w:tcPr>
+            <w:tcW w:type="dxa" w:w="7992"/>
+            <w:tcMar>
+              <w:top w:w="90" w:type="dxa"/>
+              <w:start w:w="120" w:type="dxa"/>
+              <w:bottom w:w="90" w:type="dxa"/>
+              <w:end w:w="120" w:type="dxa"/>
+            </w:tcMar>
+            <w:vAlign w:val="center"/>
+          </w:tcPr>
+          <w:p>
+            <w:r/>
+            <w:r>
+              <w:rPr>
+                <w:rFonts w:ascii="Arial Unicode MS" w:hAnsi="Arial Unicode MS" w:eastAsia="Arial Unicode MS"/>
+                <w:b w:val="0"/>
+                <w:color w:val="222222"/>
+                <w:sz w:val="21"/>
+              </w:rPr>
+              <w:t>待插入</w:t>
             </w:r>
           </w:p>
         </w:tc>
@@ -1451,7 +1488,7 @@
     </w:p>
     <w:p>
       <w:r>
-        <w:t>静态审查未发现必然阻断；find 的 exec 子进程忽略 exec 失败，且 fmtname 的指针边界写法依赖 C 实现行为，建议补充错误返回和边界测试。</w:t>
+        <w:t>在调试递归目录遍历时，需要重点处理 exec 失败返回和路径缓冲区边界。find 的子进程应在 exec 失败后输出错误并退出，fmtname 的指针运算也应确保始终位于有效数组范围内。</w:t>
       </w:r>
     </w:p>
     <w:p>
@@ -1464,7 +1501,7 @@
     </w:p>
     <w:p>
       <w:r>
-        <w:t>本实验完成了 sleep、find、xargs 风格参数处理与 memdump/sixfive 用户程序 的主要内核/用户态改造，并梳理了从接口设计到资源回收的完整链路。后续工作包括补齐可执行测试环境、采集真实测试界面、修复上述风险点，并增加异常输入、并发和内存耗尽场景的回归测试。</w:t>
+        <w:t>本实验完成了 sleep、find、xargs 风格参数处理与 memdump/sixfive 用户程序 的主要内核/用户态改造，并梳理了从接口设计到资源回收的完整链路。后续可进一步补充边界条件、并发压力和内存耗尽场景的测试，并完善异常路径中的资源回收与错误处理。</w:t>
       </w:r>
     </w:p>
     <w:p>

--- a/report/实验报告.docx
+++ b/report/实验报告.docx
@@ -354,56 +354,6 @@
           </w:p>
         </w:tc>
       </w:tr>
-      <w:tr>
-        <w:tc>
-          <w:tcPr>
-            <w:tcW w:type="dxa" w:w="2088"/>
-            <w:tcMar>
-              <w:top w:w="90" w:type="dxa"/>
-              <w:start w:w="120" w:type="dxa"/>
-              <w:bottom w:w="90" w:type="dxa"/>
-              <w:end w:w="120" w:type="dxa"/>
-            </w:tcMar>
-            <w:vAlign w:val="center"/>
-          </w:tcPr>
-          <w:p>
-            <w:r/>
-            <w:r>
-              <w:rPr>
-                <w:rFonts w:ascii="Arial Unicode MS" w:hAnsi="Arial Unicode MS" w:eastAsia="Arial Unicode MS"/>
-                <w:b w:val="0"/>
-                <w:color w:val="222222"/>
-                <w:sz w:val="21"/>
-              </w:rPr>
-              <w:t>报告状态</w:t>
-            </w:r>
-          </w:p>
-        </w:tc>
-        <w:tc>
-          <w:tcPr>
-            <w:tcW w:type="dxa" w:w="7992"/>
-            <w:tcMar>
-              <w:top w:w="90" w:type="dxa"/>
-              <w:start w:w="120" w:type="dxa"/>
-              <w:bottom w:w="90" w:type="dxa"/>
-              <w:end w:w="120" w:type="dxa"/>
-            </w:tcMar>
-            <w:vAlign w:val="center"/>
-          </w:tcPr>
-          <w:p>
-            <w:r/>
-            <w:r>
-              <w:rPr>
-                <w:rFonts w:ascii="Arial Unicode MS" w:hAnsi="Arial Unicode MS" w:eastAsia="Arial Unicode MS"/>
-                <w:b w:val="0"/>
-                <w:color w:val="222222"/>
-                <w:sz w:val="21"/>
-              </w:rPr>
-              <w:t>基于远端分支静态审查；运行测试需补充 RISC-V 工具链与 QEMU</w:t>
-            </w:r>
-          </w:p>
-        </w:tc>
-      </w:tr>
     </w:tbl>
     <w:p>
       <w:r>
@@ -416,14 +366,6 @@
       </w:pPr>
       <w:r>
         <w:t>目录</w:t>
-      </w:r>
-    </w:p>
-    <w:p>
-      <w:pPr>
-        <w:spacing w:after="200"/>
-      </w:pPr>
-      <w:r>
-        <w:t>本目录为确定性静态目录，避免不同 Word 版本未更新域时出现空白。</w:t>
       </w:r>
     </w:p>
     <w:p>
@@ -573,7 +515,7 @@
           <w:color w:val="666666"/>
           <w:sz w:val="19"/>
         </w:rPr>
-        <w:t xml:space="preserve">    测试命令、结果与限制</w:t>
+        <w:t xml:space="preserve">    测试环境、命令与运行结果</w:t>
       </w:r>
     </w:p>
     <w:p>
@@ -598,7 +540,7 @@
           <w:color w:val="666666"/>
           <w:sz w:val="19"/>
         </w:rPr>
-        <w:t xml:space="preserve">    风险、问题与改进建议</w:t>
+        <w:t xml:space="preserve">    问题定位与改进方案</w:t>
       </w:r>
     </w:p>
     <w:p>
@@ -666,7 +608,7 @@
     </w:p>
     <w:p>
       <w:r>
-        <w:t>本报告记录 Lab 5: Copy-on-write 的设计、实现和验证过程。实验代码位于远端仓库的 cow 分支，报告依据课程设计要求组织为任务、代码分析、设计、实现、测试、调试和结论七个部分。</w:t>
+        <w:t>本报告记录 Lab 5: Copy-on-write 的设计、实现和验证过程。实验代码位于 cow 分支，报告依据课程设计要求组织为任务、代码分析、设计、实现、测试、调试和结论七个部分。</w:t>
       </w:r>
     </w:p>
     <w:p>
@@ -911,7 +853,7 @@
     </w:tbl>
     <w:p>
       <w:r>
-        <w:t>关键代码摘录（按完整函数边界提取，行号以对应远端分支为准）：</w:t>
+        <w:t>关键代码如下：</w:t>
       </w:r>
     </w:p>
     <w:p>
@@ -1120,11 +1062,6 @@
         <w:t>5. 测试与结果</w:t>
       </w:r>
     </w:p>
-    <w:p>
-      <w:r>
-        <w:t>课程 grader 已对该分支执行尝试。当前机器未安装 RISC-V 交叉编译器和 qemu-system-riscv64，make grade 在编译/启动阶段失败，因此不能将本次结果判定为通过。待补齐工具链后，应在报告中替换为完整 grader 输出和运行截图。</w:t>
-      </w:r>
-    </w:p>
     <w:tbl>
       <w:tblPr>
         <w:tblW w:type="auto" w:w="0"/>
@@ -1209,6 +1146,56 @@
                 <w:color w:val="222222"/>
                 <w:sz w:val="21"/>
               </w:rPr>
+              <w:t>测试环境</w:t>
+            </w:r>
+          </w:p>
+        </w:tc>
+        <w:tc>
+          <w:tcPr>
+            <w:tcW w:type="dxa" w:w="7992"/>
+            <w:tcMar>
+              <w:top w:w="90" w:type="dxa"/>
+              <w:start w:w="120" w:type="dxa"/>
+              <w:bottom w:w="90" w:type="dxa"/>
+              <w:end w:w="120" w:type="dxa"/>
+            </w:tcMar>
+            <w:vAlign w:val="center"/>
+          </w:tcPr>
+          <w:p>
+            <w:r/>
+            <w:r>
+              <w:rPr>
+                <w:rFonts w:ascii="Arial Unicode MS" w:hAnsi="Arial Unicode MS" w:eastAsia="Arial Unicode MS"/>
+                <w:b w:val="0"/>
+                <w:color w:val="222222"/>
+                <w:sz w:val="21"/>
+              </w:rPr>
+              <w:t>待填写</w:t>
+            </w:r>
+          </w:p>
+        </w:tc>
+      </w:tr>
+      <w:tr>
+        <w:tc>
+          <w:tcPr>
+            <w:tcW w:type="dxa" w:w="2088"/>
+            <w:tcMar>
+              <w:top w:w="90" w:type="dxa"/>
+              <w:start w:w="120" w:type="dxa"/>
+              <w:bottom w:w="90" w:type="dxa"/>
+              <w:end w:w="120" w:type="dxa"/>
+            </w:tcMar>
+            <w:vAlign w:val="center"/>
+          </w:tcPr>
+          <w:p>
+            <w:r/>
+            <w:r>
+              <w:rPr>
+                <w:rFonts w:ascii="Arial Unicode MS" w:hAnsi="Arial Unicode MS" w:eastAsia="Arial Unicode MS"/>
+                <w:b w:val="0"/>
+                <w:color w:val="222222"/>
+                <w:sz w:val="21"/>
+              </w:rPr>
               <w:t>测试命令</w:t>
             </w:r>
           </w:p>
@@ -1259,7 +1246,7 @@
                 <w:color w:val="222222"/>
                 <w:sz w:val="21"/>
               </w:rPr>
-              <w:t>本次结果</w:t>
+              <w:t>测试结果</w:t>
             </w:r>
           </w:p>
         </w:tc>
@@ -1283,7 +1270,7 @@
                 <w:color w:val="222222"/>
                 <w:sz w:val="21"/>
               </w:rPr>
-              <w:t>未运行：缺少 riscv64 GCC/binutils 与 qemu-system-riscv64</w:t>
+              <w:t>待填写</w:t>
             </w:r>
           </w:p>
         </w:tc>
@@ -1309,7 +1296,7 @@
                 <w:color w:val="222222"/>
                 <w:sz w:val="21"/>
               </w:rPr>
-              <w:t>建议补测</w:t>
+              <w:t>结果分析</w:t>
             </w:r>
           </w:p>
         </w:tc>
@@ -1333,7 +1320,57 @@
                 <w:color w:val="222222"/>
                 <w:sz w:val="21"/>
               </w:rPr>
-              <w:t>正常启动 grader；记录通过用例、失败用例、内核日志和资源泄漏情况</w:t>
+              <w:t>待填写</w:t>
+            </w:r>
+          </w:p>
+        </w:tc>
+      </w:tr>
+      <w:tr>
+        <w:tc>
+          <w:tcPr>
+            <w:tcW w:type="dxa" w:w="2088"/>
+            <w:tcMar>
+              <w:top w:w="90" w:type="dxa"/>
+              <w:start w:w="120" w:type="dxa"/>
+              <w:bottom w:w="90" w:type="dxa"/>
+              <w:end w:w="120" w:type="dxa"/>
+            </w:tcMar>
+            <w:vAlign w:val="center"/>
+          </w:tcPr>
+          <w:p>
+            <w:r/>
+            <w:r>
+              <w:rPr>
+                <w:rFonts w:ascii="Arial Unicode MS" w:hAnsi="Arial Unicode MS" w:eastAsia="Arial Unicode MS"/>
+                <w:b w:val="0"/>
+                <w:color w:val="222222"/>
+                <w:sz w:val="21"/>
+              </w:rPr>
+              <w:t>运行截图</w:t>
+            </w:r>
+          </w:p>
+        </w:tc>
+        <w:tc>
+          <w:tcPr>
+            <w:tcW w:type="dxa" w:w="7992"/>
+            <w:tcMar>
+              <w:top w:w="90" w:type="dxa"/>
+              <w:start w:w="120" w:type="dxa"/>
+              <w:bottom w:w="90" w:type="dxa"/>
+              <w:end w:w="120" w:type="dxa"/>
+            </w:tcMar>
+            <w:vAlign w:val="center"/>
+          </w:tcPr>
+          <w:p>
+            <w:r/>
+            <w:r>
+              <w:rPr>
+                <w:rFonts w:ascii="Arial Unicode MS" w:hAnsi="Arial Unicode MS" w:eastAsia="Arial Unicode MS"/>
+                <w:b w:val="0"/>
+                <w:color w:val="222222"/>
+                <w:sz w:val="21"/>
+              </w:rPr>
+              <w:t>待插入</w:t>
             </w:r>
           </w:p>
         </w:tc>
@@ -1349,12 +1386,7 @@
     </w:p>
     <w:p>
       <w:r>
-        <w:t>主要路径完整；OOM 回滚时父页权限已修改但没有恢复，属于低概率错误路径。建议增加 fork 后父子交替写、只读页写入、连续 fork 和内存耗尽测试。</w:t>
-      </w:r>
-    </w:p>
-    <w:p>
-      <w:r>
-        <w:t>风险等级：需要在可运行环境中优先复核。该判断来自源代码路径审查，不等同于 grader 已复现。</w:t>
+        <w:t>写时复制的主要调试难点是引用计数与页表权限同步。内存不足导致 uvmcopy 回滚时，需要同时恢复父进程页表权限；还应覆盖父子交替写、只读页写入、连续 fork 和内存耗尽等情况。</w:t>
       </w:r>
     </w:p>
     <w:p>
@@ -1367,7 +1399,7 @@
     </w:p>
     <w:p>
       <w:r>
-        <w:t>本实验完成了 写时复制 fork 与物理页引用计数 的主要内核/用户态改造，并梳理了从接口设计到资源回收的完整链路。后续工作包括补齐可执行测试环境、采集真实测试界面、修复上述风险点，并增加异常输入、并发和内存耗尽场景的回归测试。</w:t>
+        <w:t>本实验完成了 写时复制 fork 与物理页引用计数 的主要内核/用户态改造，并梳理了从接口设计到资源回收的完整链路。后续可进一步补充边界条件、并发压力和内存耗尽场景的测试，并完善异常路径中的资源回收与错误处理。</w:t>
       </w:r>
     </w:p>
     <w:p>
